--- a/LED-Game.docx
+++ b/LED-Game.docx
@@ -766,6 +766,7 @@
     <w:p/>
     <w:p/>
     <w:p/>
+    <w:p/>
     <w:p>
       <w:pPr>
         <w:jc w:val="center"/>
@@ -1112,9 +1113,2012 @@
         <w:t xml:space="preserve"> to finish. </w:t>
       </w:r>
     </w:p>
+    <w:p/>
+    <w:p/>
+    <w:p>
+      <w:pPr>
+        <w:jc w:val="center"/>
+      </w:pPr>
+      <w:r>
+        <w:t>RULES, RECOMMENDATIONS, GAME FLOW</w:t>
+      </w:r>
+    </w:p>
+    <w:p>
+      <w:pPr>
+        <w:jc w:val="center"/>
+      </w:pPr>
+    </w:p>
+    <w:p>
+      <w:pPr>
+        <w:rPr>
+          <w:b/>
+          <w:bCs/>
+        </w:rPr>
+      </w:pPr>
+      <w:r>
+        <w:rPr>
+          <w:b/>
+          <w:bCs/>
+        </w:rPr>
+        <w:t>Dot Dash design recommendations</w:t>
+      </w:r>
+    </w:p>
+    <w:p>
+      <w:pPr>
+        <w:pStyle w:val="ListParagraph"/>
+        <w:numPr>
+          <w:ilvl w:val="0"/>
+          <w:numId w:val="28"/>
+        </w:numPr>
+        <w:rPr>
+          <w:b/>
+          <w:bCs/>
+        </w:rPr>
+      </w:pPr>
+      <w:r>
+        <w:rPr>
+          <w:b/>
+          <w:bCs/>
+        </w:rPr>
+        <w:t>Core flow</w:t>
+      </w:r>
+    </w:p>
+    <w:p>
+      <w:r>
+        <w:t>My recommendation for the first solid version of Dot Dash is:</w:t>
+      </w:r>
+    </w:p>
+    <w:p>
+      <w:r>
+        <w:t>Each player does:</w:t>
+      </w:r>
+    </w:p>
+    <w:p>
+      <w:pPr>
+        <w:numPr>
+          <w:ilvl w:val="0"/>
+          <w:numId w:val="2"/>
+        </w:numPr>
+      </w:pPr>
+      <w:r>
+        <w:t xml:space="preserve">one outbound trip as a </w:t>
+      </w:r>
+      <w:r>
+        <w:rPr>
+          <w:b/>
+          <w:bCs/>
+        </w:rPr>
+        <w:t>single dot</w:t>
+      </w:r>
+    </w:p>
+    <w:p>
+      <w:pPr>
+        <w:numPr>
+          <w:ilvl w:val="0"/>
+          <w:numId w:val="2"/>
+        </w:numPr>
+      </w:pPr>
+      <w:r>
+        <w:t xml:space="preserve">one return trip as a </w:t>
+      </w:r>
+      <w:r>
+        <w:rPr>
+          <w:b/>
+          <w:bCs/>
+        </w:rPr>
+        <w:t>3-pixel dash</w:t>
+      </w:r>
+    </w:p>
+    <w:p>
+      <w:proofErr w:type="gramStart"/>
+      <w:r>
+        <w:t>So</w:t>
+      </w:r>
+      <w:proofErr w:type="gramEnd"/>
+      <w:r>
+        <w:t xml:space="preserve"> one full round looks like this:</w:t>
+      </w:r>
+    </w:p>
+    <w:p>
+      <w:pPr>
+        <w:numPr>
+          <w:ilvl w:val="0"/>
+          <w:numId w:val="3"/>
+        </w:numPr>
+      </w:pPr>
+      <w:r>
+        <w:t>Learn two buttons</w:t>
+      </w:r>
+    </w:p>
+    <w:p>
+      <w:pPr>
+        <w:numPr>
+          <w:ilvl w:val="0"/>
+          <w:numId w:val="3"/>
+        </w:numPr>
+      </w:pPr>
+      <w:r>
+        <w:t>Choose two colors</w:t>
+      </w:r>
+    </w:p>
+    <w:p>
+      <w:pPr>
+        <w:numPr>
+          <w:ilvl w:val="0"/>
+          <w:numId w:val="3"/>
+        </w:numPr>
+      </w:pPr>
+      <w:r>
+        <w:t>Countdown starts</w:t>
+      </w:r>
+    </w:p>
+    <w:p>
+      <w:pPr>
+        <w:numPr>
+          <w:ilvl w:val="0"/>
+          <w:numId w:val="3"/>
+        </w:numPr>
+      </w:pPr>
+      <w:r>
+        <w:t>Lanes turn green and wait for the first press</w:t>
+      </w:r>
+    </w:p>
+    <w:p>
+      <w:pPr>
+        <w:numPr>
+          <w:ilvl w:val="0"/>
+          <w:numId w:val="3"/>
+        </w:numPr>
+      </w:pPr>
+      <w:r>
+        <w:t>First valid press begins the actual timed play</w:t>
+      </w:r>
+    </w:p>
+    <w:p>
+      <w:pPr>
+        <w:numPr>
+          <w:ilvl w:val="0"/>
+          <w:numId w:val="3"/>
+        </w:numPr>
+      </w:pPr>
+      <w:r>
+        <w:t>Dot moves outbound</w:t>
+      </w:r>
+    </w:p>
+    <w:p>
+      <w:pPr>
+        <w:numPr>
+          <w:ilvl w:val="0"/>
+          <w:numId w:val="3"/>
+        </w:numPr>
+      </w:pPr>
+      <w:r>
+        <w:t>Dash returns</w:t>
+      </w:r>
+    </w:p>
+    <w:p>
+      <w:pPr>
+        <w:numPr>
+          <w:ilvl w:val="0"/>
+          <w:numId w:val="3"/>
+        </w:numPr>
+      </w:pPr>
+      <w:r>
+        <w:t>Player finishes</w:t>
+      </w:r>
+    </w:p>
+    <w:p>
+      <w:pPr>
+        <w:numPr>
+          <w:ilvl w:val="0"/>
+          <w:numId w:val="3"/>
+        </w:numPr>
+      </w:pPr>
+      <w:r>
+        <w:t>Scoreboard appears</w:t>
+      </w:r>
+    </w:p>
+    <w:p>
+      <w:pPr>
+        <w:rPr>
+          <w:b/>
+          <w:bCs/>
+        </w:rPr>
+      </w:pPr>
+      <w:r>
+        <w:rPr>
+          <w:b/>
+          <w:bCs/>
+        </w:rPr>
+        <w:t>Win condition</w:t>
+      </w:r>
+    </w:p>
+    <w:p>
+      <w:r>
+        <w:t>recommend:</w:t>
+      </w:r>
+    </w:p>
+    <w:p>
+      <w:pPr>
+        <w:numPr>
+          <w:ilvl w:val="0"/>
+          <w:numId w:val="4"/>
+        </w:numPr>
+      </w:pPr>
+      <w:r>
+        <w:rPr>
+          <w:b/>
+          <w:bCs/>
+        </w:rPr>
+        <w:t>Winner = highest score</w:t>
+      </w:r>
+    </w:p>
+    <w:p>
+      <w:pPr>
+        <w:numPr>
+          <w:ilvl w:val="0"/>
+          <w:numId w:val="4"/>
+        </w:numPr>
+      </w:pPr>
+      <w:r>
+        <w:t xml:space="preserve">also show </w:t>
+      </w:r>
+      <w:r>
+        <w:rPr>
+          <w:b/>
+          <w:bCs/>
+        </w:rPr>
+        <w:t>first finisher</w:t>
+      </w:r>
+      <w:r>
+        <w:t xml:space="preserve"> as a bonus or badge</w:t>
+      </w:r>
+    </w:p>
+    <w:p>
+      <w:r>
+        <w:t>That is better than only “first to finish wins,” because it gives you more flexibility for balancing different ages and skill levels.</w:t>
+      </w:r>
+    </w:p>
+    <w:p/>
+    <w:p/>
+    <w:p/>
+    <w:p/>
+    <w:p/>
+    <w:p>
+      <w:pPr>
+        <w:rPr>
+          <w:b/>
+          <w:bCs/>
+        </w:rPr>
+      </w:pPr>
+      <w:r>
+        <w:rPr>
+          <w:b/>
+          <w:bCs/>
+        </w:rPr>
+        <w:t>2. Timing</w:t>
+      </w:r>
+    </w:p>
+    <w:p>
+      <w:r>
+        <w:t>These are good default values:</w:t>
+      </w:r>
+    </w:p>
+    <w:p>
+      <w:pPr>
+        <w:numPr>
+          <w:ilvl w:val="0"/>
+          <w:numId w:val="5"/>
+        </w:numPr>
+      </w:pPr>
+      <w:r>
+        <w:rPr>
+          <w:b/>
+          <w:bCs/>
+        </w:rPr>
+        <w:t>Countdown:</w:t>
+      </w:r>
+      <w:r>
+        <w:t xml:space="preserve"> 3 seconds</w:t>
+      </w:r>
+    </w:p>
+    <w:p>
+      <w:pPr>
+        <w:numPr>
+          <w:ilvl w:val="0"/>
+          <w:numId w:val="5"/>
+        </w:numPr>
+      </w:pPr>
+      <w:r>
+        <w:rPr>
+          <w:b/>
+          <w:bCs/>
+        </w:rPr>
+        <w:t>Round timeout:</w:t>
+      </w:r>
+      <w:r>
+        <w:t xml:space="preserve"> 20 seconds</w:t>
+      </w:r>
+    </w:p>
+    <w:p>
+      <w:pPr>
+        <w:numPr>
+          <w:ilvl w:val="0"/>
+          <w:numId w:val="5"/>
+        </w:numPr>
+      </w:pPr>
+      <w:r>
+        <w:rPr>
+          <w:b/>
+          <w:bCs/>
+        </w:rPr>
+        <w:t>Finish blink duration:</w:t>
+      </w:r>
+      <w:r>
+        <w:t xml:space="preserve"> 4 seconds</w:t>
+      </w:r>
+    </w:p>
+    <w:p>
+      <w:pPr>
+        <w:numPr>
+          <w:ilvl w:val="0"/>
+          <w:numId w:val="5"/>
+        </w:numPr>
+      </w:pPr>
+      <w:r>
+        <w:rPr>
+          <w:b/>
+          <w:bCs/>
+        </w:rPr>
+        <w:t>Countdown blink interval:</w:t>
+      </w:r>
+      <w:r>
+        <w:t xml:space="preserve"> 500 </w:t>
+      </w:r>
+      <w:proofErr w:type="spellStart"/>
+      <w:r>
+        <w:t>ms</w:t>
+      </w:r>
+      <w:proofErr w:type="spellEnd"/>
+    </w:p>
+    <w:p>
+      <w:pPr>
+        <w:numPr>
+          <w:ilvl w:val="0"/>
+          <w:numId w:val="5"/>
+        </w:numPr>
+      </w:pPr>
+      <w:r>
+        <w:rPr>
+          <w:b/>
+          <w:bCs/>
+        </w:rPr>
+        <w:t>Finish blink interval:</w:t>
+      </w:r>
+      <w:r>
+        <w:t xml:space="preserve"> 500 </w:t>
+      </w:r>
+      <w:proofErr w:type="spellStart"/>
+      <w:r>
+        <w:t>ms</w:t>
+      </w:r>
+      <w:proofErr w:type="spellEnd"/>
+    </w:p>
+    <w:p>
+      <w:pPr>
+        <w:rPr>
+          <w:b/>
+          <w:bCs/>
+        </w:rPr>
+      </w:pPr>
+      <w:r>
+        <w:rPr>
+          <w:b/>
+          <w:bCs/>
+        </w:rPr>
+        <w:t>Reaction timing</w:t>
+      </w:r>
+    </w:p>
+    <w:p>
+      <w:r>
+        <w:t>I recommend:</w:t>
+      </w:r>
+    </w:p>
+    <w:p>
+      <w:pPr>
+        <w:numPr>
+          <w:ilvl w:val="0"/>
+          <w:numId w:val="6"/>
+        </w:numPr>
+      </w:pPr>
+      <w:proofErr w:type="spellStart"/>
+      <w:r>
+        <w:t>reaction_time_sec</w:t>
+      </w:r>
+      <w:proofErr w:type="spellEnd"/>
+      <w:r>
+        <w:t xml:space="preserve"> starts when the lanes turn </w:t>
+      </w:r>
+      <w:r>
+        <w:rPr>
+          <w:b/>
+          <w:bCs/>
+        </w:rPr>
+        <w:t>green</w:t>
+      </w:r>
+    </w:p>
+    <w:p>
+      <w:pPr>
+        <w:numPr>
+          <w:ilvl w:val="0"/>
+          <w:numId w:val="6"/>
+        </w:numPr>
+      </w:pPr>
+      <w:r>
+        <w:t xml:space="preserve">that timer stops on the player’s </w:t>
+      </w:r>
+      <w:r>
+        <w:rPr>
+          <w:b/>
+          <w:bCs/>
+        </w:rPr>
+        <w:t>first valid press</w:t>
+      </w:r>
+    </w:p>
+    <w:p>
+      <w:pPr>
+        <w:rPr>
+          <w:b/>
+          <w:bCs/>
+        </w:rPr>
+      </w:pPr>
+      <w:r>
+        <w:rPr>
+          <w:b/>
+          <w:bCs/>
+        </w:rPr>
+        <w:t>Completion timing</w:t>
+      </w:r>
+    </w:p>
+    <w:p>
+      <w:r>
+        <w:t>I recommend:</w:t>
+      </w:r>
+    </w:p>
+    <w:p>
+      <w:pPr>
+        <w:numPr>
+          <w:ilvl w:val="0"/>
+          <w:numId w:val="7"/>
+        </w:numPr>
+      </w:pPr>
+      <w:proofErr w:type="spellStart"/>
+      <w:r>
+        <w:t>completion_time_sec</w:t>
+      </w:r>
+      <w:proofErr w:type="spellEnd"/>
+      <w:r>
+        <w:t xml:space="preserve"> starts on the </w:t>
+      </w:r>
+      <w:r>
+        <w:rPr>
+          <w:b/>
+          <w:bCs/>
+        </w:rPr>
+        <w:t>first valid press</w:t>
+      </w:r>
+    </w:p>
+    <w:p>
+      <w:pPr>
+        <w:numPr>
+          <w:ilvl w:val="0"/>
+          <w:numId w:val="7"/>
+        </w:numPr>
+      </w:pPr>
+      <w:r>
+        <w:t>it ends when the player finishes the return dash</w:t>
+      </w:r>
+    </w:p>
+    <w:p>
+      <w:pPr>
+        <w:rPr>
+          <w:b/>
+          <w:bCs/>
+        </w:rPr>
+      </w:pPr>
+      <w:r>
+        <w:rPr>
+          <w:b/>
+          <w:bCs/>
+        </w:rPr>
+        <w:t>Per-press timeout</w:t>
+      </w:r>
+    </w:p>
+    <w:p>
+      <w:r>
+        <w:t xml:space="preserve">I do </w:t>
+      </w:r>
+      <w:r>
+        <w:rPr>
+          <w:b/>
+          <w:bCs/>
+        </w:rPr>
+        <w:t>not</w:t>
+      </w:r>
+      <w:r>
+        <w:t xml:space="preserve"> recommend a hard per-press timeout right now. For church/family/public play, that feels too punishing.</w:t>
+      </w:r>
+    </w:p>
+    <w:p/>
+    <w:p/>
+    <w:p/>
+    <w:p/>
+    <w:p/>
+    <w:p/>
+    <w:p/>
+    <w:p/>
+    <w:p/>
+    <w:p/>
+    <w:p>
+      <w:r>
+        <w:pict w14:anchorId="4C15B71E">
+          <v:rect id="_x0000_i1074" style="width:0;height:1.5pt" o:hralign="center" o:hrstd="t" o:hr="t" fillcolor="#a0a0a0" stroked="f"/>
+        </w:pict>
+      </w:r>
+    </w:p>
+    <w:p>
+      <w:pPr>
+        <w:rPr>
+          <w:b/>
+          <w:bCs/>
+        </w:rPr>
+      </w:pPr>
+      <w:r>
+        <w:rPr>
+          <w:b/>
+          <w:bCs/>
+        </w:rPr>
+        <w:t>3. Scoring</w:t>
+      </w:r>
+    </w:p>
+    <w:p>
+      <w:r>
+        <w:t>These should be your universal metrics for Dot Dash and future games:</w:t>
+      </w:r>
+    </w:p>
+    <w:p>
+      <w:pPr>
+        <w:numPr>
+          <w:ilvl w:val="0"/>
+          <w:numId w:val="8"/>
+        </w:numPr>
+      </w:pPr>
+      <w:proofErr w:type="spellStart"/>
+      <w:r>
+        <w:rPr>
+          <w:b/>
+          <w:bCs/>
+        </w:rPr>
+        <w:t>reaction_time_sec</w:t>
+      </w:r>
+      <w:proofErr w:type="spellEnd"/>
+    </w:p>
+    <w:p>
+      <w:pPr>
+        <w:numPr>
+          <w:ilvl w:val="0"/>
+          <w:numId w:val="8"/>
+        </w:numPr>
+      </w:pPr>
+      <w:proofErr w:type="spellStart"/>
+      <w:r>
+        <w:rPr>
+          <w:b/>
+          <w:bCs/>
+        </w:rPr>
+        <w:t>completion_time_sec</w:t>
+      </w:r>
+      <w:proofErr w:type="spellEnd"/>
+    </w:p>
+    <w:p>
+      <w:pPr>
+        <w:numPr>
+          <w:ilvl w:val="0"/>
+          <w:numId w:val="8"/>
+        </w:numPr>
+      </w:pPr>
+      <w:r>
+        <w:rPr>
+          <w:b/>
+          <w:bCs/>
+        </w:rPr>
+        <w:t>score</w:t>
+      </w:r>
+    </w:p>
+    <w:p>
+      <w:pPr>
+        <w:numPr>
+          <w:ilvl w:val="0"/>
+          <w:numId w:val="8"/>
+        </w:numPr>
+      </w:pPr>
+      <w:r>
+        <w:rPr>
+          <w:b/>
+          <w:bCs/>
+        </w:rPr>
+        <w:t>accuracy</w:t>
+      </w:r>
+    </w:p>
+    <w:p>
+      <w:pPr>
+        <w:numPr>
+          <w:ilvl w:val="0"/>
+          <w:numId w:val="8"/>
+        </w:numPr>
+      </w:pPr>
+      <w:r>
+        <w:rPr>
+          <w:b/>
+          <w:bCs/>
+        </w:rPr>
+        <w:t>consistency</w:t>
+      </w:r>
+    </w:p>
+    <w:p>
+      <w:pPr>
+        <w:rPr>
+          <w:b/>
+          <w:bCs/>
+        </w:rPr>
+      </w:pPr>
+      <w:r>
+        <w:rPr>
+          <w:b/>
+          <w:bCs/>
+        </w:rPr>
+        <w:t>Definitions</w:t>
+      </w:r>
+    </w:p>
+    <w:p>
+      <w:pPr>
+        <w:numPr>
+          <w:ilvl w:val="0"/>
+          <w:numId w:val="9"/>
+        </w:numPr>
+      </w:pPr>
+      <w:r>
+        <w:rPr>
+          <w:b/>
+          <w:bCs/>
+        </w:rPr>
+        <w:t>Reaction time:</w:t>
+      </w:r>
+      <w:r>
+        <w:t xml:space="preserve"> green light to first valid press</w:t>
+      </w:r>
+    </w:p>
+    <w:p>
+      <w:pPr>
+        <w:numPr>
+          <w:ilvl w:val="0"/>
+          <w:numId w:val="9"/>
+        </w:numPr>
+      </w:pPr>
+      <w:r>
+        <w:rPr>
+          <w:b/>
+          <w:bCs/>
+        </w:rPr>
+        <w:t>Completion time:</w:t>
+      </w:r>
+      <w:r>
+        <w:t xml:space="preserve"> first valid press to finish</w:t>
+      </w:r>
+    </w:p>
+    <w:p>
+      <w:pPr>
+        <w:numPr>
+          <w:ilvl w:val="0"/>
+          <w:numId w:val="9"/>
+        </w:numPr>
+      </w:pPr>
+      <w:r>
+        <w:rPr>
+          <w:b/>
+          <w:bCs/>
+        </w:rPr>
+        <w:t>Accuracy:</w:t>
+      </w:r>
+      <w:r>
+        <w:t xml:space="preserve"> valid inputs divided by total inputs</w:t>
+      </w:r>
+    </w:p>
+    <w:p>
+      <w:pPr>
+        <w:numPr>
+          <w:ilvl w:val="0"/>
+          <w:numId w:val="9"/>
+        </w:numPr>
+      </w:pPr>
+      <w:r>
+        <w:rPr>
+          <w:b/>
+          <w:bCs/>
+        </w:rPr>
+        <w:t>Consistency:</w:t>
+      </w:r>
+      <w:r>
+        <w:t xml:space="preserve"> how steady and even the player’s valid press timing is</w:t>
+      </w:r>
+    </w:p>
+    <w:p>
+      <w:pPr>
+        <w:rPr>
+          <w:b/>
+          <w:bCs/>
+        </w:rPr>
+      </w:pPr>
+      <w:r>
+        <w:rPr>
+          <w:b/>
+          <w:bCs/>
+        </w:rPr>
+        <w:t>Recommendation</w:t>
+      </w:r>
+    </w:p>
+    <w:p>
+      <w:r>
+        <w:t>Keep “repeat stalls” out of the universal metrics. That can still affect the score, but it should not be one of the main shared outputs.</w:t>
+      </w:r>
+    </w:p>
+    <w:p/>
+    <w:p/>
+    <w:p/>
+    <w:p/>
+    <w:p/>
+    <w:p/>
+    <w:p/>
+    <w:p/>
+    <w:p/>
+    <w:p/>
+    <w:p/>
+    <w:p/>
+    <w:p/>
+    <w:p/>
+    <w:p>
+      <w:pPr>
+        <w:rPr>
+          <w:b/>
+          <w:bCs/>
+        </w:rPr>
+      </w:pPr>
+      <w:r>
+        <w:rPr>
+          <w:b/>
+          <w:bCs/>
+        </w:rPr>
+        <w:t>4. Visual cues and brightness</w:t>
+      </w:r>
+    </w:p>
+    <w:p>
+      <w:r>
+        <w:t>These should be easy to understand and consistent across the whole game:</w:t>
+      </w:r>
+    </w:p>
+    <w:p>
+      <w:pPr>
+        <w:rPr>
+          <w:b/>
+          <w:bCs/>
+        </w:rPr>
+      </w:pPr>
+      <w:r>
+        <w:rPr>
+          <w:b/>
+          <w:bCs/>
+        </w:rPr>
+        <w:t>Setup / color preview</w:t>
+      </w:r>
+    </w:p>
+    <w:p>
+      <w:pPr>
+        <w:numPr>
+          <w:ilvl w:val="0"/>
+          <w:numId w:val="10"/>
+        </w:numPr>
+      </w:pPr>
+      <w:r>
+        <w:t xml:space="preserve">First chosen color fills the </w:t>
+      </w:r>
+      <w:r>
+        <w:rPr>
+          <w:b/>
+          <w:bCs/>
+        </w:rPr>
+        <w:t>left lane</w:t>
+      </w:r>
+    </w:p>
+    <w:p>
+      <w:pPr>
+        <w:numPr>
+          <w:ilvl w:val="0"/>
+          <w:numId w:val="10"/>
+        </w:numPr>
+      </w:pPr>
+      <w:r>
+        <w:t xml:space="preserve">Second chosen color fills the </w:t>
+      </w:r>
+      <w:r>
+        <w:rPr>
+          <w:b/>
+          <w:bCs/>
+        </w:rPr>
+        <w:t>right lane</w:t>
+      </w:r>
+    </w:p>
+    <w:p>
+      <w:pPr>
+        <w:numPr>
+          <w:ilvl w:val="0"/>
+          <w:numId w:val="10"/>
+        </w:numPr>
+      </w:pPr>
+      <w:r>
+        <w:t>Both stay visible until the round starts</w:t>
+      </w:r>
+    </w:p>
+    <w:p>
+      <w:pPr>
+        <w:rPr>
+          <w:b/>
+          <w:bCs/>
+        </w:rPr>
+      </w:pPr>
+      <w:r>
+        <w:rPr>
+          <w:b/>
+          <w:bCs/>
+        </w:rPr>
+        <w:t>Countdown</w:t>
+      </w:r>
+    </w:p>
+    <w:p>
+      <w:pPr>
+        <w:numPr>
+          <w:ilvl w:val="0"/>
+          <w:numId w:val="11"/>
+        </w:numPr>
+      </w:pPr>
+      <w:r>
+        <w:t xml:space="preserve">Both lanes blink </w:t>
+      </w:r>
+      <w:r>
+        <w:rPr>
+          <w:b/>
+          <w:bCs/>
+        </w:rPr>
+        <w:t>red at 50% brightness</w:t>
+      </w:r>
+    </w:p>
+    <w:p>
+      <w:pPr>
+        <w:rPr>
+          <w:b/>
+          <w:bCs/>
+        </w:rPr>
+      </w:pPr>
+      <w:r>
+        <w:rPr>
+          <w:b/>
+          <w:bCs/>
+        </w:rPr>
+        <w:t>Armed / ready state</w:t>
+      </w:r>
+    </w:p>
+    <w:p>
+      <w:pPr>
+        <w:numPr>
+          <w:ilvl w:val="0"/>
+          <w:numId w:val="12"/>
+        </w:numPr>
+      </w:pPr>
+      <w:r>
+        <w:t xml:space="preserve">Both lanes turn </w:t>
+      </w:r>
+      <w:r>
+        <w:rPr>
+          <w:b/>
+          <w:bCs/>
+        </w:rPr>
+        <w:t>solid green at 100% brightness</w:t>
+      </w:r>
+    </w:p>
+    <w:p>
+      <w:pPr>
+        <w:numPr>
+          <w:ilvl w:val="0"/>
+          <w:numId w:val="12"/>
+        </w:numPr>
+      </w:pPr>
+      <w:r>
+        <w:t>They stay green until the player’s first valid press</w:t>
+      </w:r>
+    </w:p>
+    <w:p/>
+    <w:p>
+      <w:pPr>
+        <w:rPr>
+          <w:b/>
+          <w:bCs/>
+        </w:rPr>
+      </w:pPr>
+      <w:r>
+        <w:rPr>
+          <w:b/>
+          <w:bCs/>
+        </w:rPr>
+        <w:t>Gameplay</w:t>
+      </w:r>
+    </w:p>
+    <w:p>
+      <w:pPr>
+        <w:numPr>
+          <w:ilvl w:val="0"/>
+          <w:numId w:val="13"/>
+        </w:numPr>
+      </w:pPr>
+      <w:r>
+        <w:t>Outbound dot uses the player’s selected colors</w:t>
+      </w:r>
+    </w:p>
+    <w:p>
+      <w:pPr>
+        <w:numPr>
+          <w:ilvl w:val="0"/>
+          <w:numId w:val="13"/>
+        </w:numPr>
+      </w:pPr>
+      <w:r>
+        <w:t>Return dash uses the player’s selected colors</w:t>
+      </w:r>
+    </w:p>
+    <w:p>
+      <w:pPr>
+        <w:rPr>
+          <w:b/>
+          <w:bCs/>
+        </w:rPr>
+      </w:pPr>
+      <w:r>
+        <w:rPr>
+          <w:b/>
+          <w:bCs/>
+        </w:rPr>
+        <w:t>Pause / reset</w:t>
+      </w:r>
+    </w:p>
+    <w:p>
+      <w:pPr>
+        <w:numPr>
+          <w:ilvl w:val="0"/>
+          <w:numId w:val="14"/>
+        </w:numPr>
+      </w:pPr>
+      <w:r>
+        <w:t xml:space="preserve">Both lanes turn </w:t>
+      </w:r>
+      <w:r>
+        <w:rPr>
+          <w:b/>
+          <w:bCs/>
+        </w:rPr>
+        <w:t>solid red</w:t>
+      </w:r>
+    </w:p>
+    <w:p>
+      <w:pPr>
+        <w:rPr>
+          <w:b/>
+          <w:bCs/>
+        </w:rPr>
+      </w:pPr>
+      <w:r>
+        <w:rPr>
+          <w:b/>
+          <w:bCs/>
+        </w:rPr>
+        <w:t>Finish</w:t>
+      </w:r>
+    </w:p>
+    <w:p>
+      <w:pPr>
+        <w:numPr>
+          <w:ilvl w:val="0"/>
+          <w:numId w:val="15"/>
+        </w:numPr>
+      </w:pPr>
+      <w:r>
+        <w:t xml:space="preserve">Both lanes blink </w:t>
+      </w:r>
+      <w:r>
+        <w:rPr>
+          <w:b/>
+          <w:bCs/>
+        </w:rPr>
+        <w:t>red at 100% brightness</w:t>
+      </w:r>
+    </w:p>
+    <w:p>
+      <w:pPr>
+        <w:numPr>
+          <w:ilvl w:val="0"/>
+          <w:numId w:val="15"/>
+        </w:numPr>
+      </w:pPr>
+      <w:r>
+        <w:t xml:space="preserve">Blink every 500 </w:t>
+      </w:r>
+      <w:proofErr w:type="spellStart"/>
+      <w:r>
+        <w:t>ms</w:t>
+      </w:r>
+      <w:proofErr w:type="spellEnd"/>
+    </w:p>
+    <w:p>
+      <w:pPr>
+        <w:numPr>
+          <w:ilvl w:val="0"/>
+          <w:numId w:val="15"/>
+        </w:numPr>
+      </w:pPr>
+      <w:r>
+        <w:t>Total blink time: 4 seconds</w:t>
+      </w:r>
+    </w:p>
+    <w:p>
+      <w:r>
+        <w:t>This gives players very clear visual feedback.</w:t>
+      </w:r>
+    </w:p>
+    <w:p>
+      <w:pPr>
+        <w:rPr>
+          <w:b/>
+          <w:bCs/>
+        </w:rPr>
+      </w:pPr>
+      <w:r>
+        <w:rPr>
+          <w:b/>
+          <w:bCs/>
+        </w:rPr>
+        <w:t>5. Sounds</w:t>
+      </w:r>
+    </w:p>
+    <w:p>
+      <w:r>
+        <w:t>I recommend using named sound events first, then mapping them to files later.</w:t>
+      </w:r>
+    </w:p>
+    <w:p>
+      <w:r>
+        <w:t>Useful sound triggers:</w:t>
+      </w:r>
+    </w:p>
+    <w:p>
+      <w:pPr>
+        <w:numPr>
+          <w:ilvl w:val="0"/>
+          <w:numId w:val="16"/>
+        </w:numPr>
+      </w:pPr>
+      <w:proofErr w:type="spellStart"/>
+      <w:r>
+        <w:t>button_learned</w:t>
+      </w:r>
+      <w:proofErr w:type="spellEnd"/>
+    </w:p>
+    <w:p>
+      <w:pPr>
+        <w:numPr>
+          <w:ilvl w:val="0"/>
+          <w:numId w:val="16"/>
+        </w:numPr>
+      </w:pPr>
+      <w:proofErr w:type="spellStart"/>
+      <w:r>
+        <w:t>button_error</w:t>
+      </w:r>
+      <w:proofErr w:type="spellEnd"/>
+    </w:p>
+    <w:p>
+      <w:pPr>
+        <w:numPr>
+          <w:ilvl w:val="0"/>
+          <w:numId w:val="16"/>
+        </w:numPr>
+      </w:pPr>
+      <w:proofErr w:type="spellStart"/>
+      <w:r>
+        <w:t>color_cycle</w:t>
+      </w:r>
+      <w:proofErr w:type="spellEnd"/>
+    </w:p>
+    <w:p>
+      <w:pPr>
+        <w:numPr>
+          <w:ilvl w:val="0"/>
+          <w:numId w:val="16"/>
+        </w:numPr>
+      </w:pPr>
+      <w:proofErr w:type="spellStart"/>
+      <w:r>
+        <w:t>color_locked</w:t>
+      </w:r>
+      <w:proofErr w:type="spellEnd"/>
+    </w:p>
+    <w:p>
+      <w:pPr>
+        <w:numPr>
+          <w:ilvl w:val="0"/>
+          <w:numId w:val="16"/>
+        </w:numPr>
+      </w:pPr>
+      <w:r>
+        <w:t>countdown_3</w:t>
+      </w:r>
+    </w:p>
+    <w:p>
+      <w:pPr>
+        <w:numPr>
+          <w:ilvl w:val="0"/>
+          <w:numId w:val="16"/>
+        </w:numPr>
+      </w:pPr>
+      <w:r>
+        <w:t>countdown_2</w:t>
+      </w:r>
+    </w:p>
+    <w:p>
+      <w:pPr>
+        <w:numPr>
+          <w:ilvl w:val="0"/>
+          <w:numId w:val="16"/>
+        </w:numPr>
+      </w:pPr>
+      <w:r>
+        <w:t>countdown_1</w:t>
+      </w:r>
+    </w:p>
+    <w:p>
+      <w:pPr>
+        <w:numPr>
+          <w:ilvl w:val="0"/>
+          <w:numId w:val="16"/>
+        </w:numPr>
+      </w:pPr>
+      <w:r>
+        <w:t>go</w:t>
+      </w:r>
+    </w:p>
+    <w:p>
+      <w:pPr>
+        <w:numPr>
+          <w:ilvl w:val="0"/>
+          <w:numId w:val="16"/>
+        </w:numPr>
+      </w:pPr>
+      <w:proofErr w:type="spellStart"/>
+      <w:r>
+        <w:t>tap_valid</w:t>
+      </w:r>
+      <w:proofErr w:type="spellEnd"/>
+    </w:p>
+    <w:p>
+      <w:pPr>
+        <w:numPr>
+          <w:ilvl w:val="0"/>
+          <w:numId w:val="16"/>
+        </w:numPr>
+      </w:pPr>
+      <w:proofErr w:type="spellStart"/>
+      <w:r>
+        <w:t>tap_invalid</w:t>
+      </w:r>
+      <w:proofErr w:type="spellEnd"/>
+    </w:p>
+    <w:p>
+      <w:pPr>
+        <w:numPr>
+          <w:ilvl w:val="0"/>
+          <w:numId w:val="16"/>
+        </w:numPr>
+      </w:pPr>
+      <w:proofErr w:type="spellStart"/>
+      <w:r>
+        <w:t>outbound_complete</w:t>
+      </w:r>
+      <w:proofErr w:type="spellEnd"/>
+    </w:p>
+    <w:p>
+      <w:pPr>
+        <w:numPr>
+          <w:ilvl w:val="0"/>
+          <w:numId w:val="16"/>
+        </w:numPr>
+      </w:pPr>
+      <w:proofErr w:type="spellStart"/>
+      <w:r>
+        <w:t>player_finished</w:t>
+      </w:r>
+      <w:proofErr w:type="spellEnd"/>
+    </w:p>
+    <w:p>
+      <w:pPr>
+        <w:numPr>
+          <w:ilvl w:val="0"/>
+          <w:numId w:val="16"/>
+        </w:numPr>
+      </w:pPr>
+      <w:proofErr w:type="spellStart"/>
+      <w:r>
+        <w:t>round_complete</w:t>
+      </w:r>
+      <w:proofErr w:type="spellEnd"/>
+    </w:p>
+    <w:p>
+      <w:pPr>
+        <w:numPr>
+          <w:ilvl w:val="0"/>
+          <w:numId w:val="16"/>
+        </w:numPr>
+      </w:pPr>
+      <w:proofErr w:type="spellStart"/>
+      <w:r>
+        <w:t>pause_abort</w:t>
+      </w:r>
+      <w:proofErr w:type="spellEnd"/>
+    </w:p>
+    <w:p>
+      <w:pPr>
+        <w:numPr>
+          <w:ilvl w:val="0"/>
+          <w:numId w:val="16"/>
+        </w:numPr>
+      </w:pPr>
+    </w:p>
+    <w:p>
+      <w:pPr>
+        <w:rPr>
+          <w:b/>
+          <w:bCs/>
+        </w:rPr>
+      </w:pPr>
+      <w:r>
+        <w:rPr>
+          <w:b/>
+          <w:bCs/>
+        </w:rPr>
+        <w:t>6. Lane and player limits</w:t>
+      </w:r>
+    </w:p>
+    <w:p>
+      <w:r>
+        <w:t>Recommended practical limits:</w:t>
+      </w:r>
+    </w:p>
+    <w:p>
+      <w:pPr>
+        <w:numPr>
+          <w:ilvl w:val="0"/>
+          <w:numId w:val="17"/>
+        </w:numPr>
+      </w:pPr>
+      <w:r>
+        <w:rPr>
+          <w:b/>
+          <w:bCs/>
+        </w:rPr>
+        <w:t>Players supported:</w:t>
+      </w:r>
+      <w:r>
+        <w:t xml:space="preserve"> 1 to 4</w:t>
+      </w:r>
+    </w:p>
+    <w:p>
+      <w:pPr>
+        <w:numPr>
+          <w:ilvl w:val="0"/>
+          <w:numId w:val="17"/>
+        </w:numPr>
+      </w:pPr>
+      <w:r>
+        <w:rPr>
+          <w:b/>
+          <w:bCs/>
+        </w:rPr>
+        <w:t>Lanes per player:</w:t>
+      </w:r>
+      <w:r>
+        <w:t xml:space="preserve"> 2</w:t>
+      </w:r>
+    </w:p>
+    <w:p>
+      <w:pPr>
+        <w:numPr>
+          <w:ilvl w:val="0"/>
+          <w:numId w:val="17"/>
+        </w:numPr>
+      </w:pPr>
+      <w:r>
+        <w:rPr>
+          <w:b/>
+          <w:bCs/>
+        </w:rPr>
+        <w:t>Default pixels per lane:</w:t>
+      </w:r>
+      <w:r>
+        <w:t xml:space="preserve"> 100</w:t>
+      </w:r>
+    </w:p>
+    <w:p>
+      <w:r>
+        <w:t>That fits your current hardware direction well.</w:t>
+      </w:r>
+    </w:p>
+    <w:p>
+      <w:r>
+        <w:t>For production, I would keep:</w:t>
+      </w:r>
+    </w:p>
+    <w:p>
+      <w:pPr>
+        <w:numPr>
+          <w:ilvl w:val="0"/>
+          <w:numId w:val="18"/>
+        </w:numPr>
+      </w:pPr>
+      <w:proofErr w:type="spellStart"/>
+      <w:r>
+        <w:t>lane_pixel_count</w:t>
+      </w:r>
+      <w:proofErr w:type="spellEnd"/>
+      <w:r>
+        <w:t xml:space="preserve"> = 100</w:t>
+      </w:r>
+    </w:p>
+    <w:p>
+      <w:r>
+        <w:t>For testing:</w:t>
+      </w:r>
+    </w:p>
+    <w:p>
+      <w:pPr>
+        <w:numPr>
+          <w:ilvl w:val="0"/>
+          <w:numId w:val="19"/>
+        </w:numPr>
+      </w:pPr>
+      <w:r>
+        <w:t>you can temporarily lower it</w:t>
+      </w:r>
+    </w:p>
+    <w:p>
+      <w:pPr>
+        <w:ind w:left="720"/>
+      </w:pPr>
+    </w:p>
+    <w:p>
+      <w:pPr>
+        <w:rPr>
+          <w:b/>
+          <w:bCs/>
+        </w:rPr>
+      </w:pPr>
+      <w:r>
+        <w:rPr>
+          <w:b/>
+          <w:bCs/>
+        </w:rPr>
+        <w:t>7. Config settings to expose</w:t>
+      </w:r>
+    </w:p>
+    <w:p>
+      <w:r>
+        <w:t>These are the settings I think should go in games/</w:t>
+      </w:r>
+      <w:proofErr w:type="spellStart"/>
+      <w:r>
+        <w:t>dot_dash</w:t>
+      </w:r>
+      <w:proofErr w:type="spellEnd"/>
+      <w:r>
+        <w:t>/</w:t>
+      </w:r>
+      <w:proofErr w:type="spellStart"/>
+      <w:r>
+        <w:t>config.json</w:t>
+      </w:r>
+      <w:proofErr w:type="spellEnd"/>
+      <w:r>
+        <w:t>:</w:t>
+      </w:r>
+    </w:p>
+    <w:p>
+      <w:pPr>
+        <w:rPr>
+          <w:b/>
+          <w:bCs/>
+        </w:rPr>
+      </w:pPr>
+      <w:r>
+        <w:rPr>
+          <w:b/>
+          <w:bCs/>
+        </w:rPr>
+        <w:t>Core settings</w:t>
+      </w:r>
+    </w:p>
+    <w:p>
+      <w:pPr>
+        <w:numPr>
+          <w:ilvl w:val="0"/>
+          <w:numId w:val="20"/>
+        </w:numPr>
+      </w:pPr>
+      <w:proofErr w:type="spellStart"/>
+      <w:r>
+        <w:t>countdown_seconds</w:t>
+      </w:r>
+      <w:proofErr w:type="spellEnd"/>
+    </w:p>
+    <w:p>
+      <w:pPr>
+        <w:numPr>
+          <w:ilvl w:val="0"/>
+          <w:numId w:val="20"/>
+        </w:numPr>
+      </w:pPr>
+      <w:proofErr w:type="spellStart"/>
+      <w:r>
+        <w:t>lane_pixel_count</w:t>
+      </w:r>
+      <w:proofErr w:type="spellEnd"/>
+    </w:p>
+    <w:p>
+      <w:pPr>
+        <w:numPr>
+          <w:ilvl w:val="0"/>
+          <w:numId w:val="20"/>
+        </w:numPr>
+      </w:pPr>
+      <w:proofErr w:type="spellStart"/>
+      <w:r>
+        <w:t>dash_length</w:t>
+      </w:r>
+      <w:proofErr w:type="spellEnd"/>
+    </w:p>
+    <w:p>
+      <w:pPr>
+        <w:numPr>
+          <w:ilvl w:val="0"/>
+          <w:numId w:val="20"/>
+        </w:numPr>
+      </w:pPr>
+      <w:proofErr w:type="spellStart"/>
+      <w:r>
+        <w:t>round_timeout_sec</w:t>
+      </w:r>
+      <w:proofErr w:type="spellEnd"/>
+    </w:p>
+    <w:p>
+      <w:pPr>
+        <w:numPr>
+          <w:ilvl w:val="0"/>
+          <w:numId w:val="20"/>
+        </w:numPr>
+      </w:pPr>
+      <w:proofErr w:type="spellStart"/>
+      <w:r>
+        <w:t>show_scoreboard</w:t>
+      </w:r>
+      <w:proofErr w:type="spellEnd"/>
+    </w:p>
+    <w:p>
+      <w:pPr>
+        <w:numPr>
+          <w:ilvl w:val="0"/>
+          <w:numId w:val="20"/>
+        </w:numPr>
+      </w:pPr>
+      <w:proofErr w:type="spellStart"/>
+      <w:r>
+        <w:t>sound_pack</w:t>
+      </w:r>
+      <w:proofErr w:type="spellEnd"/>
+    </w:p>
+    <w:p>
+      <w:pPr>
+        <w:numPr>
+          <w:ilvl w:val="0"/>
+          <w:numId w:val="20"/>
+        </w:numPr>
+      </w:pPr>
+      <w:proofErr w:type="spellStart"/>
+      <w:r>
+        <w:t>difficulty_preset</w:t>
+      </w:r>
+      <w:proofErr w:type="spellEnd"/>
+    </w:p>
+    <w:p>
+      <w:pPr>
+        <w:rPr>
+          <w:b/>
+          <w:bCs/>
+        </w:rPr>
+      </w:pPr>
+      <w:r>
+        <w:rPr>
+          <w:b/>
+          <w:bCs/>
+        </w:rPr>
+        <w:t>Timing / blink settings</w:t>
+      </w:r>
+    </w:p>
+    <w:p>
+      <w:pPr>
+        <w:numPr>
+          <w:ilvl w:val="0"/>
+          <w:numId w:val="21"/>
+        </w:numPr>
+      </w:pPr>
+      <w:proofErr w:type="spellStart"/>
+      <w:r>
+        <w:t>countdown_blink_interval_ms</w:t>
+      </w:r>
+      <w:proofErr w:type="spellEnd"/>
+    </w:p>
+    <w:p>
+      <w:pPr>
+        <w:numPr>
+          <w:ilvl w:val="0"/>
+          <w:numId w:val="21"/>
+        </w:numPr>
+      </w:pPr>
+      <w:proofErr w:type="spellStart"/>
+      <w:r>
+        <w:t>finish_blink_sec</w:t>
+      </w:r>
+      <w:proofErr w:type="spellEnd"/>
+    </w:p>
+    <w:p>
+      <w:pPr>
+        <w:numPr>
+          <w:ilvl w:val="0"/>
+          <w:numId w:val="21"/>
+        </w:numPr>
+      </w:pPr>
+      <w:proofErr w:type="spellStart"/>
+      <w:r>
+        <w:t>finish_blink_interval_ms</w:t>
+      </w:r>
+      <w:proofErr w:type="spellEnd"/>
+    </w:p>
+    <w:p>
+      <w:pPr>
+        <w:rPr>
+          <w:b/>
+          <w:bCs/>
+        </w:rPr>
+      </w:pPr>
+      <w:r>
+        <w:rPr>
+          <w:b/>
+          <w:bCs/>
+        </w:rPr>
+        <w:t>Brightness settings</w:t>
+      </w:r>
+    </w:p>
+    <w:p>
+      <w:pPr>
+        <w:numPr>
+          <w:ilvl w:val="0"/>
+          <w:numId w:val="22"/>
+        </w:numPr>
+      </w:pPr>
+      <w:r>
+        <w:t>countdown red brightness</w:t>
+      </w:r>
+    </w:p>
+    <w:p>
+      <w:pPr>
+        <w:numPr>
+          <w:ilvl w:val="0"/>
+          <w:numId w:val="22"/>
+        </w:numPr>
+      </w:pPr>
+      <w:r>
+        <w:t>armed green brightness</w:t>
+      </w:r>
+    </w:p>
+    <w:p>
+      <w:pPr>
+        <w:numPr>
+          <w:ilvl w:val="0"/>
+          <w:numId w:val="22"/>
+        </w:numPr>
+      </w:pPr>
+      <w:r>
+        <w:t>gameplay brightness</w:t>
+      </w:r>
+    </w:p>
+    <w:p>
+      <w:pPr>
+        <w:numPr>
+          <w:ilvl w:val="0"/>
+          <w:numId w:val="22"/>
+        </w:numPr>
+      </w:pPr>
+      <w:r>
+        <w:t>finish red brightness</w:t>
+      </w:r>
+    </w:p>
+    <w:p>
+      <w:pPr>
+        <w:rPr>
+          <w:b/>
+          <w:bCs/>
+        </w:rPr>
+      </w:pPr>
+      <w:r>
+        <w:rPr>
+          <w:b/>
+          <w:bCs/>
+        </w:rPr>
+        <w:t>Scoring settings</w:t>
+      </w:r>
+    </w:p>
+    <w:p>
+      <w:pPr>
+        <w:numPr>
+          <w:ilvl w:val="0"/>
+          <w:numId w:val="23"/>
+        </w:numPr>
+      </w:pPr>
+      <w:r>
+        <w:t>score weighting for reaction time</w:t>
+      </w:r>
+    </w:p>
+    <w:p>
+      <w:pPr>
+        <w:numPr>
+          <w:ilvl w:val="0"/>
+          <w:numId w:val="23"/>
+        </w:numPr>
+      </w:pPr>
+      <w:r>
+        <w:t>score weighting for completion time</w:t>
+      </w:r>
+    </w:p>
+    <w:p>
+      <w:pPr>
+        <w:numPr>
+          <w:ilvl w:val="0"/>
+          <w:numId w:val="23"/>
+        </w:numPr>
+      </w:pPr>
+      <w:r>
+        <w:t>score weighting for accuracy</w:t>
+      </w:r>
+    </w:p>
+    <w:p>
+      <w:pPr>
+        <w:numPr>
+          <w:ilvl w:val="0"/>
+          <w:numId w:val="23"/>
+        </w:numPr>
+      </w:pPr>
+      <w:r>
+        <w:t>score weighting for consistency</w:t>
+      </w:r>
+    </w:p>
+    <w:p>
+      <w:pPr>
+        <w:numPr>
+          <w:ilvl w:val="0"/>
+          <w:numId w:val="23"/>
+        </w:numPr>
+      </w:pPr>
+      <w:r>
+        <w:t>optional first-finisher bonus</w:t>
+      </w:r>
+    </w:p>
+    <w:p>
+      <w:r>
+        <w:pict w14:anchorId="0BDC0E20">
+          <v:rect id="_x0000_i1079" style="width:0;height:1.5pt" o:hralign="center" o:hrstd="t" o:hr="t" fillcolor="#a0a0a0" stroked="f"/>
+        </w:pict>
+      </w:r>
+    </w:p>
+    <w:p>
+      <w:pPr>
+        <w:rPr>
+          <w:b/>
+          <w:bCs/>
+        </w:rPr>
+      </w:pPr>
+      <w:r>
+        <w:rPr>
+          <w:b/>
+          <w:bCs/>
+        </w:rPr>
+        <w:t>8. Difficulty presets</w:t>
+      </w:r>
+    </w:p>
+    <w:p>
+      <w:r>
+        <w:t>I recommend starting with:</w:t>
+      </w:r>
+    </w:p>
+    <w:p>
+      <w:pPr>
+        <w:numPr>
+          <w:ilvl w:val="0"/>
+          <w:numId w:val="24"/>
+        </w:numPr>
+      </w:pPr>
+      <w:r>
+        <w:rPr>
+          <w:b/>
+          <w:bCs/>
+        </w:rPr>
+        <w:t>Easy</w:t>
+      </w:r>
+    </w:p>
+    <w:p>
+      <w:pPr>
+        <w:numPr>
+          <w:ilvl w:val="0"/>
+          <w:numId w:val="24"/>
+        </w:numPr>
+      </w:pPr>
+      <w:r>
+        <w:rPr>
+          <w:b/>
+          <w:bCs/>
+        </w:rPr>
+        <w:t>Normal</w:t>
+      </w:r>
+    </w:p>
+    <w:p>
+      <w:pPr>
+        <w:numPr>
+          <w:ilvl w:val="0"/>
+          <w:numId w:val="24"/>
+        </w:numPr>
+      </w:pPr>
+      <w:r>
+        <w:rPr>
+          <w:b/>
+          <w:bCs/>
+        </w:rPr>
+        <w:t>Hard</w:t>
+      </w:r>
+    </w:p>
+    <w:p>
+      <w:r>
+        <w:t>At first, these should mostly affect:</w:t>
+      </w:r>
+    </w:p>
+    <w:p>
+      <w:pPr>
+        <w:numPr>
+          <w:ilvl w:val="0"/>
+          <w:numId w:val="25"/>
+        </w:numPr>
+      </w:pPr>
+      <w:r>
+        <w:t>timeout</w:t>
+      </w:r>
+    </w:p>
+    <w:p>
+      <w:pPr>
+        <w:numPr>
+          <w:ilvl w:val="0"/>
+          <w:numId w:val="25"/>
+        </w:numPr>
+      </w:pPr>
+      <w:r>
+        <w:t>scoring sensitivity</w:t>
+      </w:r>
+    </w:p>
+    <w:p>
+      <w:pPr>
+        <w:numPr>
+          <w:ilvl w:val="0"/>
+          <w:numId w:val="25"/>
+        </w:numPr>
+      </w:pPr>
+      <w:r>
+        <w:t>maybe dash speed or score bonuses later</w:t>
+      </w:r>
+    </w:p>
+    <w:p>
+      <w:r>
+        <w:t xml:space="preserve">I would </w:t>
+      </w:r>
+      <w:r>
+        <w:rPr>
+          <w:b/>
+          <w:bCs/>
+        </w:rPr>
+        <w:t>not</w:t>
+      </w:r>
+      <w:r>
+        <w:t xml:space="preserve"> make lane length vary much between difficulty levels yet.</w:t>
+      </w:r>
+    </w:p>
+    <w:p>
+      <w:r>
+        <w:pict w14:anchorId="141692C8">
+          <v:rect id="_x0000_i1080" style="width:0;height:1.5pt" o:hralign="center" o:hrstd="t" o:hr="t" fillcolor="#a0a0a0" stroked="f"/>
+        </w:pict>
+      </w:r>
+    </w:p>
+    <w:p>
+      <w:pPr>
+        <w:rPr>
+          <w:b/>
+          <w:bCs/>
+        </w:rPr>
+      </w:pPr>
+      <w:r>
+        <w:rPr>
+          <w:b/>
+          <w:bCs/>
+        </w:rPr>
+        <w:t xml:space="preserve">9. </w:t>
+      </w:r>
+      <w:r>
+        <w:rPr>
+          <w:b/>
+          <w:bCs/>
+        </w:rPr>
+        <w:t>R</w:t>
+      </w:r>
+      <w:r>
+        <w:rPr>
+          <w:b/>
+          <w:bCs/>
+        </w:rPr>
+        <w:t>ecommendation</w:t>
+      </w:r>
+    </w:p>
+    <w:p>
+      <w:r>
+        <w:t>If Dot Dash is going to be the foundation for the rest of the arcade system, I’d define it like this:</w:t>
+      </w:r>
+    </w:p>
+    <w:p>
+      <w:pPr>
+        <w:numPr>
+          <w:ilvl w:val="0"/>
+          <w:numId w:val="26"/>
+        </w:numPr>
+      </w:pPr>
+      <w:r>
+        <w:t>simple to understand</w:t>
+      </w:r>
+    </w:p>
+    <w:p>
+      <w:pPr>
+        <w:numPr>
+          <w:ilvl w:val="0"/>
+          <w:numId w:val="26"/>
+        </w:numPr>
+      </w:pPr>
+      <w:r>
+        <w:t>clear visuals</w:t>
+      </w:r>
+    </w:p>
+    <w:p>
+      <w:pPr>
+        <w:numPr>
+          <w:ilvl w:val="0"/>
+          <w:numId w:val="26"/>
+        </w:numPr>
+      </w:pPr>
+      <w:r>
+        <w:t>fair timing</w:t>
+      </w:r>
+    </w:p>
+    <w:p>
+      <w:pPr>
+        <w:numPr>
+          <w:ilvl w:val="0"/>
+          <w:numId w:val="26"/>
+        </w:numPr>
+      </w:pPr>
+      <w:r>
+        <w:t>universal metrics</w:t>
+      </w:r>
+    </w:p>
+    <w:p>
+      <w:pPr>
+        <w:numPr>
+          <w:ilvl w:val="0"/>
+          <w:numId w:val="26"/>
+        </w:numPr>
+      </w:pPr>
+      <w:r>
+        <w:t>score-based winner</w:t>
+      </w:r>
+    </w:p>
+    <w:p>
+      <w:pPr>
+        <w:numPr>
+          <w:ilvl w:val="0"/>
+          <w:numId w:val="26"/>
+        </w:numPr>
+      </w:pPr>
+      <w:r>
+        <w:t>first-finisher bonus</w:t>
+      </w:r>
+    </w:p>
+    <w:p>
+      <w:pPr>
+        <w:numPr>
+          <w:ilvl w:val="0"/>
+          <w:numId w:val="26"/>
+        </w:numPr>
+      </w:pPr>
+      <w:r>
+        <w:t>strong setup/countdown/finish cues</w:t>
+      </w:r>
+    </w:p>
+    <w:p>
+      <w:r>
+        <w:t>That gives you something that is:</w:t>
+      </w:r>
+    </w:p>
+    <w:p>
+      <w:pPr>
+        <w:numPr>
+          <w:ilvl w:val="0"/>
+          <w:numId w:val="27"/>
+        </w:numPr>
+      </w:pPr>
+      <w:r>
+        <w:t>easy for kids to play</w:t>
+      </w:r>
+    </w:p>
+    <w:p>
+      <w:pPr>
+        <w:numPr>
+          <w:ilvl w:val="0"/>
+          <w:numId w:val="27"/>
+        </w:numPr>
+      </w:pPr>
+      <w:r>
+        <w:t>still fun for adults</w:t>
+      </w:r>
+    </w:p>
+    <w:p>
+      <w:pPr>
+        <w:numPr>
+          <w:ilvl w:val="0"/>
+          <w:numId w:val="27"/>
+        </w:numPr>
+      </w:pPr>
+      <w:r>
+        <w:t>structured enough to support ranking later</w:t>
+      </w:r>
+    </w:p>
+    <w:p/>
     <w:sectPr>
       <w:pgSz w:w="12240" w:h="15840"/>
-      <w:pgMar w:top="1080" w:right="1440" w:bottom="630" w:left="1440" w:header="720" w:footer="720" w:gutter="0"/>
+      <w:pgMar w:top="1080" w:right="1440" w:bottom="540" w:left="1440" w:header="720" w:footer="720" w:gutter="0"/>
       <w:cols w:space="720"/>
       <w:docGrid w:linePitch="360"/>
     </w:sectPr>
@@ -1125,6 +3129,3933 @@
 <file path=word/numbering.xml><?xml version="1.0" encoding="utf-8"?>
 <w:numbering xmlns:wpc="http://schemas.microsoft.com/office/word/2010/wordprocessingCanvas" xmlns:cx="http://schemas.microsoft.com/office/drawing/2014/chartex" xmlns:cx1="http://schemas.microsoft.com/office/drawing/2015/9/8/chartex" xmlns:cx2="http://schemas.microsoft.com/office/drawing/2015/10/21/chartex" xmlns:cx3="http://schemas.microsoft.com/office/drawing/2016/5/9/chartex" xmlns:cx4="http://schemas.microsoft.com/office/drawing/2016/5/10/chartex" xmlns:cx5="http://schemas.microsoft.com/office/drawing/2016/5/11/chartex" xmlns:cx6="http://schemas.microsoft.com/office/drawing/2016/5/12/chartex" xmlns:cx7="http://schemas.microsoft.com/office/drawing/2016/5/13/chartex" xmlns:cx8="http://schemas.microsoft.com/office/drawing/2016/5/14/chartex" xmlns:mc="http://schemas.openxmlformats.org/markup-compatibility/2006" xmlns:aink="http://schemas.microsoft.com/office/drawing/2016/ink" xmlns:am3d="http://schemas.microsoft.com/office/drawing/2017/model3d" xmlns:o="urn:schemas-microsoft-com:office:office" xmlns:oel="http://schemas.microsoft.com/office/2019/extlst" xmlns:r="http://schemas.openxmlformats.org/officeDocument/2006/relationships" xmlns:m="http://schemas.openxmlformats.org/officeDocument/2006/math" xmlns:v="urn:schemas-microsoft-com:vml" xmlns:wp14="http://schemas.microsoft.com/office/word/2010/wordprocessingDrawing" xmlns:wp="http://schemas.openxmlformats.org/drawingml/2006/wordprocessingDrawing" xmlns:w10="urn:schemas-microsoft-com:office:word" xmlns:w="http://schemas.openxmlformats.org/wordprocessingml/2006/main" xmlns:w14="http://schemas.microsoft.com/office/word/2010/wordml" xmlns:w15="http://schemas.microsoft.com/office/word/2012/wordml" xmlns:w16cex="http://schemas.microsoft.com/office/word/2018/wordml/cex" xmlns:w16cid="http://schemas.microsoft.com/office/word/2016/wordml/cid" xmlns:w16="http://schemas.microsoft.com/office/word/2018/wordml" xmlns:w16du="http://schemas.microsoft.com/office/word/2023/wordml/word16du" xmlns:w16sdtdh="http://schemas.microsoft.com/office/word/2020/wordml/sdtdatahash" xmlns:w16sdtfl="http://schemas.microsoft.com/office/word/2024/wordml/sdtformatlock" xmlns:w16se="http://schemas.microsoft.com/office/word/2015/wordml/symex" xmlns:wpg="http://schemas.microsoft.com/office/word/2010/wordprocessingGroup" xmlns:wpi="http://schemas.microsoft.com/office/word/2010/wordprocessingInk" xmlns:wne="http://schemas.microsoft.com/office/word/2006/wordml" xmlns:wps="http://schemas.microsoft.com/office/word/2010/wordprocessingShape" mc:Ignorable="w14 w15 w16se w16cid w16 w16cex w16sdtdh w16sdtfl w16du wp14">
   <w:abstractNum w:abstractNumId="0" w15:restartNumberingAfterBreak="0">
+    <w:nsid w:val="00EC1392"/>
+    <w:multiLevelType w:val="multilevel"/>
+    <w:tmpl w:val="09F42D5E"/>
+    <w:lvl w:ilvl="0">
+      <w:start w:val="1"/>
+      <w:numFmt w:val="bullet"/>
+      <w:lvlText w:val=""/>
+      <w:lvlJc w:val="left"/>
+      <w:pPr>
+        <w:tabs>
+          <w:tab w:val="num" w:pos="720"/>
+        </w:tabs>
+        <w:ind w:left="720" w:hanging="360"/>
+      </w:pPr>
+      <w:rPr>
+        <w:rFonts w:ascii="Symbol" w:hAnsi="Symbol" w:hint="default"/>
+        <w:sz w:val="20"/>
+      </w:rPr>
+    </w:lvl>
+    <w:lvl w:ilvl="1" w:tentative="1">
+      <w:start w:val="1"/>
+      <w:numFmt w:val="bullet"/>
+      <w:lvlText w:val="o"/>
+      <w:lvlJc w:val="left"/>
+      <w:pPr>
+        <w:tabs>
+          <w:tab w:val="num" w:pos="1440"/>
+        </w:tabs>
+        <w:ind w:left="1440" w:hanging="360"/>
+      </w:pPr>
+      <w:rPr>
+        <w:rFonts w:ascii="Courier New" w:hAnsi="Courier New" w:hint="default"/>
+        <w:sz w:val="20"/>
+      </w:rPr>
+    </w:lvl>
+    <w:lvl w:ilvl="2" w:tentative="1">
+      <w:start w:val="1"/>
+      <w:numFmt w:val="bullet"/>
+      <w:lvlText w:val=""/>
+      <w:lvlJc w:val="left"/>
+      <w:pPr>
+        <w:tabs>
+          <w:tab w:val="num" w:pos="2160"/>
+        </w:tabs>
+        <w:ind w:left="2160" w:hanging="360"/>
+      </w:pPr>
+      <w:rPr>
+        <w:rFonts w:ascii="Wingdings" w:hAnsi="Wingdings" w:hint="default"/>
+        <w:sz w:val="20"/>
+      </w:rPr>
+    </w:lvl>
+    <w:lvl w:ilvl="3" w:tentative="1">
+      <w:start w:val="1"/>
+      <w:numFmt w:val="bullet"/>
+      <w:lvlText w:val=""/>
+      <w:lvlJc w:val="left"/>
+      <w:pPr>
+        <w:tabs>
+          <w:tab w:val="num" w:pos="2880"/>
+        </w:tabs>
+        <w:ind w:left="2880" w:hanging="360"/>
+      </w:pPr>
+      <w:rPr>
+        <w:rFonts w:ascii="Wingdings" w:hAnsi="Wingdings" w:hint="default"/>
+        <w:sz w:val="20"/>
+      </w:rPr>
+    </w:lvl>
+    <w:lvl w:ilvl="4" w:tentative="1">
+      <w:start w:val="1"/>
+      <w:numFmt w:val="bullet"/>
+      <w:lvlText w:val=""/>
+      <w:lvlJc w:val="left"/>
+      <w:pPr>
+        <w:tabs>
+          <w:tab w:val="num" w:pos="3600"/>
+        </w:tabs>
+        <w:ind w:left="3600" w:hanging="360"/>
+      </w:pPr>
+      <w:rPr>
+        <w:rFonts w:ascii="Wingdings" w:hAnsi="Wingdings" w:hint="default"/>
+        <w:sz w:val="20"/>
+      </w:rPr>
+    </w:lvl>
+    <w:lvl w:ilvl="5" w:tentative="1">
+      <w:start w:val="1"/>
+      <w:numFmt w:val="bullet"/>
+      <w:lvlText w:val=""/>
+      <w:lvlJc w:val="left"/>
+      <w:pPr>
+        <w:tabs>
+          <w:tab w:val="num" w:pos="4320"/>
+        </w:tabs>
+        <w:ind w:left="4320" w:hanging="360"/>
+      </w:pPr>
+      <w:rPr>
+        <w:rFonts w:ascii="Wingdings" w:hAnsi="Wingdings" w:hint="default"/>
+        <w:sz w:val="20"/>
+      </w:rPr>
+    </w:lvl>
+    <w:lvl w:ilvl="6" w:tentative="1">
+      <w:start w:val="1"/>
+      <w:numFmt w:val="bullet"/>
+      <w:lvlText w:val=""/>
+      <w:lvlJc w:val="left"/>
+      <w:pPr>
+        <w:tabs>
+          <w:tab w:val="num" w:pos="5040"/>
+        </w:tabs>
+        <w:ind w:left="5040" w:hanging="360"/>
+      </w:pPr>
+      <w:rPr>
+        <w:rFonts w:ascii="Wingdings" w:hAnsi="Wingdings" w:hint="default"/>
+        <w:sz w:val="20"/>
+      </w:rPr>
+    </w:lvl>
+    <w:lvl w:ilvl="7" w:tentative="1">
+      <w:start w:val="1"/>
+      <w:numFmt w:val="bullet"/>
+      <w:lvlText w:val=""/>
+      <w:lvlJc w:val="left"/>
+      <w:pPr>
+        <w:tabs>
+          <w:tab w:val="num" w:pos="5760"/>
+        </w:tabs>
+        <w:ind w:left="5760" w:hanging="360"/>
+      </w:pPr>
+      <w:rPr>
+        <w:rFonts w:ascii="Wingdings" w:hAnsi="Wingdings" w:hint="default"/>
+        <w:sz w:val="20"/>
+      </w:rPr>
+    </w:lvl>
+    <w:lvl w:ilvl="8" w:tentative="1">
+      <w:start w:val="1"/>
+      <w:numFmt w:val="bullet"/>
+      <w:lvlText w:val=""/>
+      <w:lvlJc w:val="left"/>
+      <w:pPr>
+        <w:tabs>
+          <w:tab w:val="num" w:pos="6480"/>
+        </w:tabs>
+        <w:ind w:left="6480" w:hanging="360"/>
+      </w:pPr>
+      <w:rPr>
+        <w:rFonts w:ascii="Wingdings" w:hAnsi="Wingdings" w:hint="default"/>
+        <w:sz w:val="20"/>
+      </w:rPr>
+    </w:lvl>
+  </w:abstractNum>
+  <w:abstractNum w:abstractNumId="1" w15:restartNumberingAfterBreak="0">
+    <w:nsid w:val="01F0138D"/>
+    <w:multiLevelType w:val="multilevel"/>
+    <w:tmpl w:val="6D747EBC"/>
+    <w:lvl w:ilvl="0">
+      <w:start w:val="1"/>
+      <w:numFmt w:val="bullet"/>
+      <w:lvlText w:val=""/>
+      <w:lvlJc w:val="left"/>
+      <w:pPr>
+        <w:tabs>
+          <w:tab w:val="num" w:pos="720"/>
+        </w:tabs>
+        <w:ind w:left="720" w:hanging="360"/>
+      </w:pPr>
+      <w:rPr>
+        <w:rFonts w:ascii="Symbol" w:hAnsi="Symbol" w:hint="default"/>
+        <w:sz w:val="20"/>
+      </w:rPr>
+    </w:lvl>
+    <w:lvl w:ilvl="1" w:tentative="1">
+      <w:start w:val="1"/>
+      <w:numFmt w:val="bullet"/>
+      <w:lvlText w:val="o"/>
+      <w:lvlJc w:val="left"/>
+      <w:pPr>
+        <w:tabs>
+          <w:tab w:val="num" w:pos="1440"/>
+        </w:tabs>
+        <w:ind w:left="1440" w:hanging="360"/>
+      </w:pPr>
+      <w:rPr>
+        <w:rFonts w:ascii="Courier New" w:hAnsi="Courier New" w:hint="default"/>
+        <w:sz w:val="20"/>
+      </w:rPr>
+    </w:lvl>
+    <w:lvl w:ilvl="2" w:tentative="1">
+      <w:start w:val="1"/>
+      <w:numFmt w:val="bullet"/>
+      <w:lvlText w:val=""/>
+      <w:lvlJc w:val="left"/>
+      <w:pPr>
+        <w:tabs>
+          <w:tab w:val="num" w:pos="2160"/>
+        </w:tabs>
+        <w:ind w:left="2160" w:hanging="360"/>
+      </w:pPr>
+      <w:rPr>
+        <w:rFonts w:ascii="Wingdings" w:hAnsi="Wingdings" w:hint="default"/>
+        <w:sz w:val="20"/>
+      </w:rPr>
+    </w:lvl>
+    <w:lvl w:ilvl="3" w:tentative="1">
+      <w:start w:val="1"/>
+      <w:numFmt w:val="bullet"/>
+      <w:lvlText w:val=""/>
+      <w:lvlJc w:val="left"/>
+      <w:pPr>
+        <w:tabs>
+          <w:tab w:val="num" w:pos="2880"/>
+        </w:tabs>
+        <w:ind w:left="2880" w:hanging="360"/>
+      </w:pPr>
+      <w:rPr>
+        <w:rFonts w:ascii="Wingdings" w:hAnsi="Wingdings" w:hint="default"/>
+        <w:sz w:val="20"/>
+      </w:rPr>
+    </w:lvl>
+    <w:lvl w:ilvl="4" w:tentative="1">
+      <w:start w:val="1"/>
+      <w:numFmt w:val="bullet"/>
+      <w:lvlText w:val=""/>
+      <w:lvlJc w:val="left"/>
+      <w:pPr>
+        <w:tabs>
+          <w:tab w:val="num" w:pos="3600"/>
+        </w:tabs>
+        <w:ind w:left="3600" w:hanging="360"/>
+      </w:pPr>
+      <w:rPr>
+        <w:rFonts w:ascii="Wingdings" w:hAnsi="Wingdings" w:hint="default"/>
+        <w:sz w:val="20"/>
+      </w:rPr>
+    </w:lvl>
+    <w:lvl w:ilvl="5" w:tentative="1">
+      <w:start w:val="1"/>
+      <w:numFmt w:val="bullet"/>
+      <w:lvlText w:val=""/>
+      <w:lvlJc w:val="left"/>
+      <w:pPr>
+        <w:tabs>
+          <w:tab w:val="num" w:pos="4320"/>
+        </w:tabs>
+        <w:ind w:left="4320" w:hanging="360"/>
+      </w:pPr>
+      <w:rPr>
+        <w:rFonts w:ascii="Wingdings" w:hAnsi="Wingdings" w:hint="default"/>
+        <w:sz w:val="20"/>
+      </w:rPr>
+    </w:lvl>
+    <w:lvl w:ilvl="6" w:tentative="1">
+      <w:start w:val="1"/>
+      <w:numFmt w:val="bullet"/>
+      <w:lvlText w:val=""/>
+      <w:lvlJc w:val="left"/>
+      <w:pPr>
+        <w:tabs>
+          <w:tab w:val="num" w:pos="5040"/>
+        </w:tabs>
+        <w:ind w:left="5040" w:hanging="360"/>
+      </w:pPr>
+      <w:rPr>
+        <w:rFonts w:ascii="Wingdings" w:hAnsi="Wingdings" w:hint="default"/>
+        <w:sz w:val="20"/>
+      </w:rPr>
+    </w:lvl>
+    <w:lvl w:ilvl="7" w:tentative="1">
+      <w:start w:val="1"/>
+      <w:numFmt w:val="bullet"/>
+      <w:lvlText w:val=""/>
+      <w:lvlJc w:val="left"/>
+      <w:pPr>
+        <w:tabs>
+          <w:tab w:val="num" w:pos="5760"/>
+        </w:tabs>
+        <w:ind w:left="5760" w:hanging="360"/>
+      </w:pPr>
+      <w:rPr>
+        <w:rFonts w:ascii="Wingdings" w:hAnsi="Wingdings" w:hint="default"/>
+        <w:sz w:val="20"/>
+      </w:rPr>
+    </w:lvl>
+    <w:lvl w:ilvl="8" w:tentative="1">
+      <w:start w:val="1"/>
+      <w:numFmt w:val="bullet"/>
+      <w:lvlText w:val=""/>
+      <w:lvlJc w:val="left"/>
+      <w:pPr>
+        <w:tabs>
+          <w:tab w:val="num" w:pos="6480"/>
+        </w:tabs>
+        <w:ind w:left="6480" w:hanging="360"/>
+      </w:pPr>
+      <w:rPr>
+        <w:rFonts w:ascii="Wingdings" w:hAnsi="Wingdings" w:hint="default"/>
+        <w:sz w:val="20"/>
+      </w:rPr>
+    </w:lvl>
+  </w:abstractNum>
+  <w:abstractNum w:abstractNumId="2" w15:restartNumberingAfterBreak="0">
+    <w:nsid w:val="087C297C"/>
+    <w:multiLevelType w:val="multilevel"/>
+    <w:tmpl w:val="7EF4CA30"/>
+    <w:lvl w:ilvl="0">
+      <w:start w:val="1"/>
+      <w:numFmt w:val="bullet"/>
+      <w:lvlText w:val=""/>
+      <w:lvlJc w:val="left"/>
+      <w:pPr>
+        <w:tabs>
+          <w:tab w:val="num" w:pos="720"/>
+        </w:tabs>
+        <w:ind w:left="720" w:hanging="360"/>
+      </w:pPr>
+      <w:rPr>
+        <w:rFonts w:ascii="Symbol" w:hAnsi="Symbol" w:hint="default"/>
+        <w:sz w:val="20"/>
+      </w:rPr>
+    </w:lvl>
+    <w:lvl w:ilvl="1" w:tentative="1">
+      <w:start w:val="1"/>
+      <w:numFmt w:val="bullet"/>
+      <w:lvlText w:val="o"/>
+      <w:lvlJc w:val="left"/>
+      <w:pPr>
+        <w:tabs>
+          <w:tab w:val="num" w:pos="1440"/>
+        </w:tabs>
+        <w:ind w:left="1440" w:hanging="360"/>
+      </w:pPr>
+      <w:rPr>
+        <w:rFonts w:ascii="Courier New" w:hAnsi="Courier New" w:hint="default"/>
+        <w:sz w:val="20"/>
+      </w:rPr>
+    </w:lvl>
+    <w:lvl w:ilvl="2" w:tentative="1">
+      <w:start w:val="1"/>
+      <w:numFmt w:val="bullet"/>
+      <w:lvlText w:val=""/>
+      <w:lvlJc w:val="left"/>
+      <w:pPr>
+        <w:tabs>
+          <w:tab w:val="num" w:pos="2160"/>
+        </w:tabs>
+        <w:ind w:left="2160" w:hanging="360"/>
+      </w:pPr>
+      <w:rPr>
+        <w:rFonts w:ascii="Wingdings" w:hAnsi="Wingdings" w:hint="default"/>
+        <w:sz w:val="20"/>
+      </w:rPr>
+    </w:lvl>
+    <w:lvl w:ilvl="3" w:tentative="1">
+      <w:start w:val="1"/>
+      <w:numFmt w:val="bullet"/>
+      <w:lvlText w:val=""/>
+      <w:lvlJc w:val="left"/>
+      <w:pPr>
+        <w:tabs>
+          <w:tab w:val="num" w:pos="2880"/>
+        </w:tabs>
+        <w:ind w:left="2880" w:hanging="360"/>
+      </w:pPr>
+      <w:rPr>
+        <w:rFonts w:ascii="Wingdings" w:hAnsi="Wingdings" w:hint="default"/>
+        <w:sz w:val="20"/>
+      </w:rPr>
+    </w:lvl>
+    <w:lvl w:ilvl="4" w:tentative="1">
+      <w:start w:val="1"/>
+      <w:numFmt w:val="bullet"/>
+      <w:lvlText w:val=""/>
+      <w:lvlJc w:val="left"/>
+      <w:pPr>
+        <w:tabs>
+          <w:tab w:val="num" w:pos="3600"/>
+        </w:tabs>
+        <w:ind w:left="3600" w:hanging="360"/>
+      </w:pPr>
+      <w:rPr>
+        <w:rFonts w:ascii="Wingdings" w:hAnsi="Wingdings" w:hint="default"/>
+        <w:sz w:val="20"/>
+      </w:rPr>
+    </w:lvl>
+    <w:lvl w:ilvl="5" w:tentative="1">
+      <w:start w:val="1"/>
+      <w:numFmt w:val="bullet"/>
+      <w:lvlText w:val=""/>
+      <w:lvlJc w:val="left"/>
+      <w:pPr>
+        <w:tabs>
+          <w:tab w:val="num" w:pos="4320"/>
+        </w:tabs>
+        <w:ind w:left="4320" w:hanging="360"/>
+      </w:pPr>
+      <w:rPr>
+        <w:rFonts w:ascii="Wingdings" w:hAnsi="Wingdings" w:hint="default"/>
+        <w:sz w:val="20"/>
+      </w:rPr>
+    </w:lvl>
+    <w:lvl w:ilvl="6" w:tentative="1">
+      <w:start w:val="1"/>
+      <w:numFmt w:val="bullet"/>
+      <w:lvlText w:val=""/>
+      <w:lvlJc w:val="left"/>
+      <w:pPr>
+        <w:tabs>
+          <w:tab w:val="num" w:pos="5040"/>
+        </w:tabs>
+        <w:ind w:left="5040" w:hanging="360"/>
+      </w:pPr>
+      <w:rPr>
+        <w:rFonts w:ascii="Wingdings" w:hAnsi="Wingdings" w:hint="default"/>
+        <w:sz w:val="20"/>
+      </w:rPr>
+    </w:lvl>
+    <w:lvl w:ilvl="7" w:tentative="1">
+      <w:start w:val="1"/>
+      <w:numFmt w:val="bullet"/>
+      <w:lvlText w:val=""/>
+      <w:lvlJc w:val="left"/>
+      <w:pPr>
+        <w:tabs>
+          <w:tab w:val="num" w:pos="5760"/>
+        </w:tabs>
+        <w:ind w:left="5760" w:hanging="360"/>
+      </w:pPr>
+      <w:rPr>
+        <w:rFonts w:ascii="Wingdings" w:hAnsi="Wingdings" w:hint="default"/>
+        <w:sz w:val="20"/>
+      </w:rPr>
+    </w:lvl>
+    <w:lvl w:ilvl="8" w:tentative="1">
+      <w:start w:val="1"/>
+      <w:numFmt w:val="bullet"/>
+      <w:lvlText w:val=""/>
+      <w:lvlJc w:val="left"/>
+      <w:pPr>
+        <w:tabs>
+          <w:tab w:val="num" w:pos="6480"/>
+        </w:tabs>
+        <w:ind w:left="6480" w:hanging="360"/>
+      </w:pPr>
+      <w:rPr>
+        <w:rFonts w:ascii="Wingdings" w:hAnsi="Wingdings" w:hint="default"/>
+        <w:sz w:val="20"/>
+      </w:rPr>
+    </w:lvl>
+  </w:abstractNum>
+  <w:abstractNum w:abstractNumId="3" w15:restartNumberingAfterBreak="0">
+    <w:nsid w:val="0A1E40B7"/>
+    <w:multiLevelType w:val="multilevel"/>
+    <w:tmpl w:val="C3120AB6"/>
+    <w:lvl w:ilvl="0">
+      <w:start w:val="1"/>
+      <w:numFmt w:val="bullet"/>
+      <w:lvlText w:val=""/>
+      <w:lvlJc w:val="left"/>
+      <w:pPr>
+        <w:tabs>
+          <w:tab w:val="num" w:pos="720"/>
+        </w:tabs>
+        <w:ind w:left="720" w:hanging="360"/>
+      </w:pPr>
+      <w:rPr>
+        <w:rFonts w:ascii="Symbol" w:hAnsi="Symbol" w:hint="default"/>
+        <w:sz w:val="20"/>
+      </w:rPr>
+    </w:lvl>
+    <w:lvl w:ilvl="1" w:tentative="1">
+      <w:start w:val="1"/>
+      <w:numFmt w:val="bullet"/>
+      <w:lvlText w:val="o"/>
+      <w:lvlJc w:val="left"/>
+      <w:pPr>
+        <w:tabs>
+          <w:tab w:val="num" w:pos="1440"/>
+        </w:tabs>
+        <w:ind w:left="1440" w:hanging="360"/>
+      </w:pPr>
+      <w:rPr>
+        <w:rFonts w:ascii="Courier New" w:hAnsi="Courier New" w:hint="default"/>
+        <w:sz w:val="20"/>
+      </w:rPr>
+    </w:lvl>
+    <w:lvl w:ilvl="2" w:tentative="1">
+      <w:start w:val="1"/>
+      <w:numFmt w:val="bullet"/>
+      <w:lvlText w:val=""/>
+      <w:lvlJc w:val="left"/>
+      <w:pPr>
+        <w:tabs>
+          <w:tab w:val="num" w:pos="2160"/>
+        </w:tabs>
+        <w:ind w:left="2160" w:hanging="360"/>
+      </w:pPr>
+      <w:rPr>
+        <w:rFonts w:ascii="Wingdings" w:hAnsi="Wingdings" w:hint="default"/>
+        <w:sz w:val="20"/>
+      </w:rPr>
+    </w:lvl>
+    <w:lvl w:ilvl="3" w:tentative="1">
+      <w:start w:val="1"/>
+      <w:numFmt w:val="bullet"/>
+      <w:lvlText w:val=""/>
+      <w:lvlJc w:val="left"/>
+      <w:pPr>
+        <w:tabs>
+          <w:tab w:val="num" w:pos="2880"/>
+        </w:tabs>
+        <w:ind w:left="2880" w:hanging="360"/>
+      </w:pPr>
+      <w:rPr>
+        <w:rFonts w:ascii="Wingdings" w:hAnsi="Wingdings" w:hint="default"/>
+        <w:sz w:val="20"/>
+      </w:rPr>
+    </w:lvl>
+    <w:lvl w:ilvl="4" w:tentative="1">
+      <w:start w:val="1"/>
+      <w:numFmt w:val="bullet"/>
+      <w:lvlText w:val=""/>
+      <w:lvlJc w:val="left"/>
+      <w:pPr>
+        <w:tabs>
+          <w:tab w:val="num" w:pos="3600"/>
+        </w:tabs>
+        <w:ind w:left="3600" w:hanging="360"/>
+      </w:pPr>
+      <w:rPr>
+        <w:rFonts w:ascii="Wingdings" w:hAnsi="Wingdings" w:hint="default"/>
+        <w:sz w:val="20"/>
+      </w:rPr>
+    </w:lvl>
+    <w:lvl w:ilvl="5" w:tentative="1">
+      <w:start w:val="1"/>
+      <w:numFmt w:val="bullet"/>
+      <w:lvlText w:val=""/>
+      <w:lvlJc w:val="left"/>
+      <w:pPr>
+        <w:tabs>
+          <w:tab w:val="num" w:pos="4320"/>
+        </w:tabs>
+        <w:ind w:left="4320" w:hanging="360"/>
+      </w:pPr>
+      <w:rPr>
+        <w:rFonts w:ascii="Wingdings" w:hAnsi="Wingdings" w:hint="default"/>
+        <w:sz w:val="20"/>
+      </w:rPr>
+    </w:lvl>
+    <w:lvl w:ilvl="6" w:tentative="1">
+      <w:start w:val="1"/>
+      <w:numFmt w:val="bullet"/>
+      <w:lvlText w:val=""/>
+      <w:lvlJc w:val="left"/>
+      <w:pPr>
+        <w:tabs>
+          <w:tab w:val="num" w:pos="5040"/>
+        </w:tabs>
+        <w:ind w:left="5040" w:hanging="360"/>
+      </w:pPr>
+      <w:rPr>
+        <w:rFonts w:ascii="Wingdings" w:hAnsi="Wingdings" w:hint="default"/>
+        <w:sz w:val="20"/>
+      </w:rPr>
+    </w:lvl>
+    <w:lvl w:ilvl="7" w:tentative="1">
+      <w:start w:val="1"/>
+      <w:numFmt w:val="bullet"/>
+      <w:lvlText w:val=""/>
+      <w:lvlJc w:val="left"/>
+      <w:pPr>
+        <w:tabs>
+          <w:tab w:val="num" w:pos="5760"/>
+        </w:tabs>
+        <w:ind w:left="5760" w:hanging="360"/>
+      </w:pPr>
+      <w:rPr>
+        <w:rFonts w:ascii="Wingdings" w:hAnsi="Wingdings" w:hint="default"/>
+        <w:sz w:val="20"/>
+      </w:rPr>
+    </w:lvl>
+    <w:lvl w:ilvl="8" w:tentative="1">
+      <w:start w:val="1"/>
+      <w:numFmt w:val="bullet"/>
+      <w:lvlText w:val=""/>
+      <w:lvlJc w:val="left"/>
+      <w:pPr>
+        <w:tabs>
+          <w:tab w:val="num" w:pos="6480"/>
+        </w:tabs>
+        <w:ind w:left="6480" w:hanging="360"/>
+      </w:pPr>
+      <w:rPr>
+        <w:rFonts w:ascii="Wingdings" w:hAnsi="Wingdings" w:hint="default"/>
+        <w:sz w:val="20"/>
+      </w:rPr>
+    </w:lvl>
+  </w:abstractNum>
+  <w:abstractNum w:abstractNumId="4" w15:restartNumberingAfterBreak="0">
+    <w:nsid w:val="0D0369CF"/>
+    <w:multiLevelType w:val="multilevel"/>
+    <w:tmpl w:val="D49C0CDE"/>
+    <w:lvl w:ilvl="0">
+      <w:start w:val="1"/>
+      <w:numFmt w:val="bullet"/>
+      <w:lvlText w:val=""/>
+      <w:lvlJc w:val="left"/>
+      <w:pPr>
+        <w:tabs>
+          <w:tab w:val="num" w:pos="720"/>
+        </w:tabs>
+        <w:ind w:left="720" w:hanging="360"/>
+      </w:pPr>
+      <w:rPr>
+        <w:rFonts w:ascii="Symbol" w:hAnsi="Symbol" w:hint="default"/>
+        <w:sz w:val="20"/>
+      </w:rPr>
+    </w:lvl>
+    <w:lvl w:ilvl="1" w:tentative="1">
+      <w:start w:val="1"/>
+      <w:numFmt w:val="bullet"/>
+      <w:lvlText w:val="o"/>
+      <w:lvlJc w:val="left"/>
+      <w:pPr>
+        <w:tabs>
+          <w:tab w:val="num" w:pos="1440"/>
+        </w:tabs>
+        <w:ind w:left="1440" w:hanging="360"/>
+      </w:pPr>
+      <w:rPr>
+        <w:rFonts w:ascii="Courier New" w:hAnsi="Courier New" w:hint="default"/>
+        <w:sz w:val="20"/>
+      </w:rPr>
+    </w:lvl>
+    <w:lvl w:ilvl="2" w:tentative="1">
+      <w:start w:val="1"/>
+      <w:numFmt w:val="bullet"/>
+      <w:lvlText w:val=""/>
+      <w:lvlJc w:val="left"/>
+      <w:pPr>
+        <w:tabs>
+          <w:tab w:val="num" w:pos="2160"/>
+        </w:tabs>
+        <w:ind w:left="2160" w:hanging="360"/>
+      </w:pPr>
+      <w:rPr>
+        <w:rFonts w:ascii="Wingdings" w:hAnsi="Wingdings" w:hint="default"/>
+        <w:sz w:val="20"/>
+      </w:rPr>
+    </w:lvl>
+    <w:lvl w:ilvl="3" w:tentative="1">
+      <w:start w:val="1"/>
+      <w:numFmt w:val="bullet"/>
+      <w:lvlText w:val=""/>
+      <w:lvlJc w:val="left"/>
+      <w:pPr>
+        <w:tabs>
+          <w:tab w:val="num" w:pos="2880"/>
+        </w:tabs>
+        <w:ind w:left="2880" w:hanging="360"/>
+      </w:pPr>
+      <w:rPr>
+        <w:rFonts w:ascii="Wingdings" w:hAnsi="Wingdings" w:hint="default"/>
+        <w:sz w:val="20"/>
+      </w:rPr>
+    </w:lvl>
+    <w:lvl w:ilvl="4" w:tentative="1">
+      <w:start w:val="1"/>
+      <w:numFmt w:val="bullet"/>
+      <w:lvlText w:val=""/>
+      <w:lvlJc w:val="left"/>
+      <w:pPr>
+        <w:tabs>
+          <w:tab w:val="num" w:pos="3600"/>
+        </w:tabs>
+        <w:ind w:left="3600" w:hanging="360"/>
+      </w:pPr>
+      <w:rPr>
+        <w:rFonts w:ascii="Wingdings" w:hAnsi="Wingdings" w:hint="default"/>
+        <w:sz w:val="20"/>
+      </w:rPr>
+    </w:lvl>
+    <w:lvl w:ilvl="5" w:tentative="1">
+      <w:start w:val="1"/>
+      <w:numFmt w:val="bullet"/>
+      <w:lvlText w:val=""/>
+      <w:lvlJc w:val="left"/>
+      <w:pPr>
+        <w:tabs>
+          <w:tab w:val="num" w:pos="4320"/>
+        </w:tabs>
+        <w:ind w:left="4320" w:hanging="360"/>
+      </w:pPr>
+      <w:rPr>
+        <w:rFonts w:ascii="Wingdings" w:hAnsi="Wingdings" w:hint="default"/>
+        <w:sz w:val="20"/>
+      </w:rPr>
+    </w:lvl>
+    <w:lvl w:ilvl="6" w:tentative="1">
+      <w:start w:val="1"/>
+      <w:numFmt w:val="bullet"/>
+      <w:lvlText w:val=""/>
+      <w:lvlJc w:val="left"/>
+      <w:pPr>
+        <w:tabs>
+          <w:tab w:val="num" w:pos="5040"/>
+        </w:tabs>
+        <w:ind w:left="5040" w:hanging="360"/>
+      </w:pPr>
+      <w:rPr>
+        <w:rFonts w:ascii="Wingdings" w:hAnsi="Wingdings" w:hint="default"/>
+        <w:sz w:val="20"/>
+      </w:rPr>
+    </w:lvl>
+    <w:lvl w:ilvl="7" w:tentative="1">
+      <w:start w:val="1"/>
+      <w:numFmt w:val="bullet"/>
+      <w:lvlText w:val=""/>
+      <w:lvlJc w:val="left"/>
+      <w:pPr>
+        <w:tabs>
+          <w:tab w:val="num" w:pos="5760"/>
+        </w:tabs>
+        <w:ind w:left="5760" w:hanging="360"/>
+      </w:pPr>
+      <w:rPr>
+        <w:rFonts w:ascii="Wingdings" w:hAnsi="Wingdings" w:hint="default"/>
+        <w:sz w:val="20"/>
+      </w:rPr>
+    </w:lvl>
+    <w:lvl w:ilvl="8" w:tentative="1">
+      <w:start w:val="1"/>
+      <w:numFmt w:val="bullet"/>
+      <w:lvlText w:val=""/>
+      <w:lvlJc w:val="left"/>
+      <w:pPr>
+        <w:tabs>
+          <w:tab w:val="num" w:pos="6480"/>
+        </w:tabs>
+        <w:ind w:left="6480" w:hanging="360"/>
+      </w:pPr>
+      <w:rPr>
+        <w:rFonts w:ascii="Wingdings" w:hAnsi="Wingdings" w:hint="default"/>
+        <w:sz w:val="20"/>
+      </w:rPr>
+    </w:lvl>
+  </w:abstractNum>
+  <w:abstractNum w:abstractNumId="5" w15:restartNumberingAfterBreak="0">
+    <w:nsid w:val="105B1B87"/>
+    <w:multiLevelType w:val="multilevel"/>
+    <w:tmpl w:val="7F80F0AA"/>
+    <w:lvl w:ilvl="0">
+      <w:start w:val="1"/>
+      <w:numFmt w:val="decimal"/>
+      <w:lvlText w:val="%1."/>
+      <w:lvlJc w:val="left"/>
+      <w:pPr>
+        <w:tabs>
+          <w:tab w:val="num" w:pos="720"/>
+        </w:tabs>
+        <w:ind w:left="720" w:hanging="360"/>
+      </w:pPr>
+    </w:lvl>
+    <w:lvl w:ilvl="1" w:tentative="1">
+      <w:start w:val="1"/>
+      <w:numFmt w:val="decimal"/>
+      <w:lvlText w:val="%2."/>
+      <w:lvlJc w:val="left"/>
+      <w:pPr>
+        <w:tabs>
+          <w:tab w:val="num" w:pos="1440"/>
+        </w:tabs>
+        <w:ind w:left="1440" w:hanging="360"/>
+      </w:pPr>
+    </w:lvl>
+    <w:lvl w:ilvl="2" w:tentative="1">
+      <w:start w:val="1"/>
+      <w:numFmt w:val="decimal"/>
+      <w:lvlText w:val="%3."/>
+      <w:lvlJc w:val="left"/>
+      <w:pPr>
+        <w:tabs>
+          <w:tab w:val="num" w:pos="2160"/>
+        </w:tabs>
+        <w:ind w:left="2160" w:hanging="360"/>
+      </w:pPr>
+    </w:lvl>
+    <w:lvl w:ilvl="3" w:tentative="1">
+      <w:start w:val="1"/>
+      <w:numFmt w:val="decimal"/>
+      <w:lvlText w:val="%4."/>
+      <w:lvlJc w:val="left"/>
+      <w:pPr>
+        <w:tabs>
+          <w:tab w:val="num" w:pos="2880"/>
+        </w:tabs>
+        <w:ind w:left="2880" w:hanging="360"/>
+      </w:pPr>
+    </w:lvl>
+    <w:lvl w:ilvl="4" w:tentative="1">
+      <w:start w:val="1"/>
+      <w:numFmt w:val="decimal"/>
+      <w:lvlText w:val="%5."/>
+      <w:lvlJc w:val="left"/>
+      <w:pPr>
+        <w:tabs>
+          <w:tab w:val="num" w:pos="3600"/>
+        </w:tabs>
+        <w:ind w:left="3600" w:hanging="360"/>
+      </w:pPr>
+    </w:lvl>
+    <w:lvl w:ilvl="5" w:tentative="1">
+      <w:start w:val="1"/>
+      <w:numFmt w:val="decimal"/>
+      <w:lvlText w:val="%6."/>
+      <w:lvlJc w:val="left"/>
+      <w:pPr>
+        <w:tabs>
+          <w:tab w:val="num" w:pos="4320"/>
+        </w:tabs>
+        <w:ind w:left="4320" w:hanging="360"/>
+      </w:pPr>
+    </w:lvl>
+    <w:lvl w:ilvl="6" w:tentative="1">
+      <w:start w:val="1"/>
+      <w:numFmt w:val="decimal"/>
+      <w:lvlText w:val="%7."/>
+      <w:lvlJc w:val="left"/>
+      <w:pPr>
+        <w:tabs>
+          <w:tab w:val="num" w:pos="5040"/>
+        </w:tabs>
+        <w:ind w:left="5040" w:hanging="360"/>
+      </w:pPr>
+    </w:lvl>
+    <w:lvl w:ilvl="7" w:tentative="1">
+      <w:start w:val="1"/>
+      <w:numFmt w:val="decimal"/>
+      <w:lvlText w:val="%8."/>
+      <w:lvlJc w:val="left"/>
+      <w:pPr>
+        <w:tabs>
+          <w:tab w:val="num" w:pos="5760"/>
+        </w:tabs>
+        <w:ind w:left="5760" w:hanging="360"/>
+      </w:pPr>
+    </w:lvl>
+    <w:lvl w:ilvl="8" w:tentative="1">
+      <w:start w:val="1"/>
+      <w:numFmt w:val="decimal"/>
+      <w:lvlText w:val="%9."/>
+      <w:lvlJc w:val="left"/>
+      <w:pPr>
+        <w:tabs>
+          <w:tab w:val="num" w:pos="6480"/>
+        </w:tabs>
+        <w:ind w:left="6480" w:hanging="360"/>
+      </w:pPr>
+    </w:lvl>
+  </w:abstractNum>
+  <w:abstractNum w:abstractNumId="6" w15:restartNumberingAfterBreak="0">
+    <w:nsid w:val="190F7F14"/>
+    <w:multiLevelType w:val="hybridMultilevel"/>
+    <w:tmpl w:val="5E3A54F4"/>
+    <w:lvl w:ilvl="0" w:tplc="0409000F">
+      <w:start w:val="1"/>
+      <w:numFmt w:val="decimal"/>
+      <w:lvlText w:val="%1."/>
+      <w:lvlJc w:val="left"/>
+      <w:pPr>
+        <w:ind w:left="720" w:hanging="360"/>
+      </w:pPr>
+      <w:rPr>
+        <w:rFonts w:hint="default"/>
+      </w:rPr>
+    </w:lvl>
+    <w:lvl w:ilvl="1" w:tplc="04090019" w:tentative="1">
+      <w:start w:val="1"/>
+      <w:numFmt w:val="lowerLetter"/>
+      <w:lvlText w:val="%2."/>
+      <w:lvlJc w:val="left"/>
+      <w:pPr>
+        <w:ind w:left="1440" w:hanging="360"/>
+      </w:pPr>
+    </w:lvl>
+    <w:lvl w:ilvl="2" w:tplc="0409001B" w:tentative="1">
+      <w:start w:val="1"/>
+      <w:numFmt w:val="lowerRoman"/>
+      <w:lvlText w:val="%3."/>
+      <w:lvlJc w:val="right"/>
+      <w:pPr>
+        <w:ind w:left="2160" w:hanging="180"/>
+      </w:pPr>
+    </w:lvl>
+    <w:lvl w:ilvl="3" w:tplc="0409000F" w:tentative="1">
+      <w:start w:val="1"/>
+      <w:numFmt w:val="decimal"/>
+      <w:lvlText w:val="%4."/>
+      <w:lvlJc w:val="left"/>
+      <w:pPr>
+        <w:ind w:left="2880" w:hanging="360"/>
+      </w:pPr>
+    </w:lvl>
+    <w:lvl w:ilvl="4" w:tplc="04090019" w:tentative="1">
+      <w:start w:val="1"/>
+      <w:numFmt w:val="lowerLetter"/>
+      <w:lvlText w:val="%5."/>
+      <w:lvlJc w:val="left"/>
+      <w:pPr>
+        <w:ind w:left="3600" w:hanging="360"/>
+      </w:pPr>
+    </w:lvl>
+    <w:lvl w:ilvl="5" w:tplc="0409001B" w:tentative="1">
+      <w:start w:val="1"/>
+      <w:numFmt w:val="lowerRoman"/>
+      <w:lvlText w:val="%6."/>
+      <w:lvlJc w:val="right"/>
+      <w:pPr>
+        <w:ind w:left="4320" w:hanging="180"/>
+      </w:pPr>
+    </w:lvl>
+    <w:lvl w:ilvl="6" w:tplc="0409000F" w:tentative="1">
+      <w:start w:val="1"/>
+      <w:numFmt w:val="decimal"/>
+      <w:lvlText w:val="%7."/>
+      <w:lvlJc w:val="left"/>
+      <w:pPr>
+        <w:ind w:left="5040" w:hanging="360"/>
+      </w:pPr>
+    </w:lvl>
+    <w:lvl w:ilvl="7" w:tplc="04090019" w:tentative="1">
+      <w:start w:val="1"/>
+      <w:numFmt w:val="lowerLetter"/>
+      <w:lvlText w:val="%8."/>
+      <w:lvlJc w:val="left"/>
+      <w:pPr>
+        <w:ind w:left="5760" w:hanging="360"/>
+      </w:pPr>
+    </w:lvl>
+    <w:lvl w:ilvl="8" w:tplc="0409001B" w:tentative="1">
+      <w:start w:val="1"/>
+      <w:numFmt w:val="lowerRoman"/>
+      <w:lvlText w:val="%9."/>
+      <w:lvlJc w:val="right"/>
+      <w:pPr>
+        <w:ind w:left="6480" w:hanging="180"/>
+      </w:pPr>
+    </w:lvl>
+  </w:abstractNum>
+  <w:abstractNum w:abstractNumId="7" w15:restartNumberingAfterBreak="0">
+    <w:nsid w:val="19DB2102"/>
+    <w:multiLevelType w:val="multilevel"/>
+    <w:tmpl w:val="0BEA5EA2"/>
+    <w:lvl w:ilvl="0">
+      <w:start w:val="1"/>
+      <w:numFmt w:val="bullet"/>
+      <w:lvlText w:val=""/>
+      <w:lvlJc w:val="left"/>
+      <w:pPr>
+        <w:tabs>
+          <w:tab w:val="num" w:pos="720"/>
+        </w:tabs>
+        <w:ind w:left="720" w:hanging="360"/>
+      </w:pPr>
+      <w:rPr>
+        <w:rFonts w:ascii="Symbol" w:hAnsi="Symbol" w:hint="default"/>
+        <w:sz w:val="20"/>
+      </w:rPr>
+    </w:lvl>
+    <w:lvl w:ilvl="1" w:tentative="1">
+      <w:start w:val="1"/>
+      <w:numFmt w:val="bullet"/>
+      <w:lvlText w:val="o"/>
+      <w:lvlJc w:val="left"/>
+      <w:pPr>
+        <w:tabs>
+          <w:tab w:val="num" w:pos="1440"/>
+        </w:tabs>
+        <w:ind w:left="1440" w:hanging="360"/>
+      </w:pPr>
+      <w:rPr>
+        <w:rFonts w:ascii="Courier New" w:hAnsi="Courier New" w:hint="default"/>
+        <w:sz w:val="20"/>
+      </w:rPr>
+    </w:lvl>
+    <w:lvl w:ilvl="2" w:tentative="1">
+      <w:start w:val="1"/>
+      <w:numFmt w:val="bullet"/>
+      <w:lvlText w:val=""/>
+      <w:lvlJc w:val="left"/>
+      <w:pPr>
+        <w:tabs>
+          <w:tab w:val="num" w:pos="2160"/>
+        </w:tabs>
+        <w:ind w:left="2160" w:hanging="360"/>
+      </w:pPr>
+      <w:rPr>
+        <w:rFonts w:ascii="Wingdings" w:hAnsi="Wingdings" w:hint="default"/>
+        <w:sz w:val="20"/>
+      </w:rPr>
+    </w:lvl>
+    <w:lvl w:ilvl="3" w:tentative="1">
+      <w:start w:val="1"/>
+      <w:numFmt w:val="bullet"/>
+      <w:lvlText w:val=""/>
+      <w:lvlJc w:val="left"/>
+      <w:pPr>
+        <w:tabs>
+          <w:tab w:val="num" w:pos="2880"/>
+        </w:tabs>
+        <w:ind w:left="2880" w:hanging="360"/>
+      </w:pPr>
+      <w:rPr>
+        <w:rFonts w:ascii="Wingdings" w:hAnsi="Wingdings" w:hint="default"/>
+        <w:sz w:val="20"/>
+      </w:rPr>
+    </w:lvl>
+    <w:lvl w:ilvl="4" w:tentative="1">
+      <w:start w:val="1"/>
+      <w:numFmt w:val="bullet"/>
+      <w:lvlText w:val=""/>
+      <w:lvlJc w:val="left"/>
+      <w:pPr>
+        <w:tabs>
+          <w:tab w:val="num" w:pos="3600"/>
+        </w:tabs>
+        <w:ind w:left="3600" w:hanging="360"/>
+      </w:pPr>
+      <w:rPr>
+        <w:rFonts w:ascii="Wingdings" w:hAnsi="Wingdings" w:hint="default"/>
+        <w:sz w:val="20"/>
+      </w:rPr>
+    </w:lvl>
+    <w:lvl w:ilvl="5" w:tentative="1">
+      <w:start w:val="1"/>
+      <w:numFmt w:val="bullet"/>
+      <w:lvlText w:val=""/>
+      <w:lvlJc w:val="left"/>
+      <w:pPr>
+        <w:tabs>
+          <w:tab w:val="num" w:pos="4320"/>
+        </w:tabs>
+        <w:ind w:left="4320" w:hanging="360"/>
+      </w:pPr>
+      <w:rPr>
+        <w:rFonts w:ascii="Wingdings" w:hAnsi="Wingdings" w:hint="default"/>
+        <w:sz w:val="20"/>
+      </w:rPr>
+    </w:lvl>
+    <w:lvl w:ilvl="6" w:tentative="1">
+      <w:start w:val="1"/>
+      <w:numFmt w:val="bullet"/>
+      <w:lvlText w:val=""/>
+      <w:lvlJc w:val="left"/>
+      <w:pPr>
+        <w:tabs>
+          <w:tab w:val="num" w:pos="5040"/>
+        </w:tabs>
+        <w:ind w:left="5040" w:hanging="360"/>
+      </w:pPr>
+      <w:rPr>
+        <w:rFonts w:ascii="Wingdings" w:hAnsi="Wingdings" w:hint="default"/>
+        <w:sz w:val="20"/>
+      </w:rPr>
+    </w:lvl>
+    <w:lvl w:ilvl="7" w:tentative="1">
+      <w:start w:val="1"/>
+      <w:numFmt w:val="bullet"/>
+      <w:lvlText w:val=""/>
+      <w:lvlJc w:val="left"/>
+      <w:pPr>
+        <w:tabs>
+          <w:tab w:val="num" w:pos="5760"/>
+        </w:tabs>
+        <w:ind w:left="5760" w:hanging="360"/>
+      </w:pPr>
+      <w:rPr>
+        <w:rFonts w:ascii="Wingdings" w:hAnsi="Wingdings" w:hint="default"/>
+        <w:sz w:val="20"/>
+      </w:rPr>
+    </w:lvl>
+    <w:lvl w:ilvl="8" w:tentative="1">
+      <w:start w:val="1"/>
+      <w:numFmt w:val="bullet"/>
+      <w:lvlText w:val=""/>
+      <w:lvlJc w:val="left"/>
+      <w:pPr>
+        <w:tabs>
+          <w:tab w:val="num" w:pos="6480"/>
+        </w:tabs>
+        <w:ind w:left="6480" w:hanging="360"/>
+      </w:pPr>
+      <w:rPr>
+        <w:rFonts w:ascii="Wingdings" w:hAnsi="Wingdings" w:hint="default"/>
+        <w:sz w:val="20"/>
+      </w:rPr>
+    </w:lvl>
+  </w:abstractNum>
+  <w:abstractNum w:abstractNumId="8" w15:restartNumberingAfterBreak="0">
+    <w:nsid w:val="26595AA3"/>
+    <w:multiLevelType w:val="multilevel"/>
+    <w:tmpl w:val="E42288B6"/>
+    <w:lvl w:ilvl="0">
+      <w:start w:val="1"/>
+      <w:numFmt w:val="bullet"/>
+      <w:lvlText w:val=""/>
+      <w:lvlJc w:val="left"/>
+      <w:pPr>
+        <w:tabs>
+          <w:tab w:val="num" w:pos="720"/>
+        </w:tabs>
+        <w:ind w:left="720" w:hanging="360"/>
+      </w:pPr>
+      <w:rPr>
+        <w:rFonts w:ascii="Symbol" w:hAnsi="Symbol" w:hint="default"/>
+        <w:sz w:val="20"/>
+      </w:rPr>
+    </w:lvl>
+    <w:lvl w:ilvl="1" w:tentative="1">
+      <w:start w:val="1"/>
+      <w:numFmt w:val="bullet"/>
+      <w:lvlText w:val="o"/>
+      <w:lvlJc w:val="left"/>
+      <w:pPr>
+        <w:tabs>
+          <w:tab w:val="num" w:pos="1440"/>
+        </w:tabs>
+        <w:ind w:left="1440" w:hanging="360"/>
+      </w:pPr>
+      <w:rPr>
+        <w:rFonts w:ascii="Courier New" w:hAnsi="Courier New" w:hint="default"/>
+        <w:sz w:val="20"/>
+      </w:rPr>
+    </w:lvl>
+    <w:lvl w:ilvl="2" w:tentative="1">
+      <w:start w:val="1"/>
+      <w:numFmt w:val="bullet"/>
+      <w:lvlText w:val=""/>
+      <w:lvlJc w:val="left"/>
+      <w:pPr>
+        <w:tabs>
+          <w:tab w:val="num" w:pos="2160"/>
+        </w:tabs>
+        <w:ind w:left="2160" w:hanging="360"/>
+      </w:pPr>
+      <w:rPr>
+        <w:rFonts w:ascii="Wingdings" w:hAnsi="Wingdings" w:hint="default"/>
+        <w:sz w:val="20"/>
+      </w:rPr>
+    </w:lvl>
+    <w:lvl w:ilvl="3" w:tentative="1">
+      <w:start w:val="1"/>
+      <w:numFmt w:val="bullet"/>
+      <w:lvlText w:val=""/>
+      <w:lvlJc w:val="left"/>
+      <w:pPr>
+        <w:tabs>
+          <w:tab w:val="num" w:pos="2880"/>
+        </w:tabs>
+        <w:ind w:left="2880" w:hanging="360"/>
+      </w:pPr>
+      <w:rPr>
+        <w:rFonts w:ascii="Wingdings" w:hAnsi="Wingdings" w:hint="default"/>
+        <w:sz w:val="20"/>
+      </w:rPr>
+    </w:lvl>
+    <w:lvl w:ilvl="4" w:tentative="1">
+      <w:start w:val="1"/>
+      <w:numFmt w:val="bullet"/>
+      <w:lvlText w:val=""/>
+      <w:lvlJc w:val="left"/>
+      <w:pPr>
+        <w:tabs>
+          <w:tab w:val="num" w:pos="3600"/>
+        </w:tabs>
+        <w:ind w:left="3600" w:hanging="360"/>
+      </w:pPr>
+      <w:rPr>
+        <w:rFonts w:ascii="Wingdings" w:hAnsi="Wingdings" w:hint="default"/>
+        <w:sz w:val="20"/>
+      </w:rPr>
+    </w:lvl>
+    <w:lvl w:ilvl="5" w:tentative="1">
+      <w:start w:val="1"/>
+      <w:numFmt w:val="bullet"/>
+      <w:lvlText w:val=""/>
+      <w:lvlJc w:val="left"/>
+      <w:pPr>
+        <w:tabs>
+          <w:tab w:val="num" w:pos="4320"/>
+        </w:tabs>
+        <w:ind w:left="4320" w:hanging="360"/>
+      </w:pPr>
+      <w:rPr>
+        <w:rFonts w:ascii="Wingdings" w:hAnsi="Wingdings" w:hint="default"/>
+        <w:sz w:val="20"/>
+      </w:rPr>
+    </w:lvl>
+    <w:lvl w:ilvl="6" w:tentative="1">
+      <w:start w:val="1"/>
+      <w:numFmt w:val="bullet"/>
+      <w:lvlText w:val=""/>
+      <w:lvlJc w:val="left"/>
+      <w:pPr>
+        <w:tabs>
+          <w:tab w:val="num" w:pos="5040"/>
+        </w:tabs>
+        <w:ind w:left="5040" w:hanging="360"/>
+      </w:pPr>
+      <w:rPr>
+        <w:rFonts w:ascii="Wingdings" w:hAnsi="Wingdings" w:hint="default"/>
+        <w:sz w:val="20"/>
+      </w:rPr>
+    </w:lvl>
+    <w:lvl w:ilvl="7" w:tentative="1">
+      <w:start w:val="1"/>
+      <w:numFmt w:val="bullet"/>
+      <w:lvlText w:val=""/>
+      <w:lvlJc w:val="left"/>
+      <w:pPr>
+        <w:tabs>
+          <w:tab w:val="num" w:pos="5760"/>
+        </w:tabs>
+        <w:ind w:left="5760" w:hanging="360"/>
+      </w:pPr>
+      <w:rPr>
+        <w:rFonts w:ascii="Wingdings" w:hAnsi="Wingdings" w:hint="default"/>
+        <w:sz w:val="20"/>
+      </w:rPr>
+    </w:lvl>
+    <w:lvl w:ilvl="8" w:tentative="1">
+      <w:start w:val="1"/>
+      <w:numFmt w:val="bullet"/>
+      <w:lvlText w:val=""/>
+      <w:lvlJc w:val="left"/>
+      <w:pPr>
+        <w:tabs>
+          <w:tab w:val="num" w:pos="6480"/>
+        </w:tabs>
+        <w:ind w:left="6480" w:hanging="360"/>
+      </w:pPr>
+      <w:rPr>
+        <w:rFonts w:ascii="Wingdings" w:hAnsi="Wingdings" w:hint="default"/>
+        <w:sz w:val="20"/>
+      </w:rPr>
+    </w:lvl>
+  </w:abstractNum>
+  <w:abstractNum w:abstractNumId="9" w15:restartNumberingAfterBreak="0">
+    <w:nsid w:val="319F4C78"/>
+    <w:multiLevelType w:val="multilevel"/>
+    <w:tmpl w:val="B0BA8400"/>
+    <w:lvl w:ilvl="0">
+      <w:start w:val="1"/>
+      <w:numFmt w:val="bullet"/>
+      <w:lvlText w:val=""/>
+      <w:lvlJc w:val="left"/>
+      <w:pPr>
+        <w:tabs>
+          <w:tab w:val="num" w:pos="720"/>
+        </w:tabs>
+        <w:ind w:left="720" w:hanging="360"/>
+      </w:pPr>
+      <w:rPr>
+        <w:rFonts w:ascii="Symbol" w:hAnsi="Symbol" w:hint="default"/>
+        <w:sz w:val="20"/>
+      </w:rPr>
+    </w:lvl>
+    <w:lvl w:ilvl="1" w:tentative="1">
+      <w:start w:val="1"/>
+      <w:numFmt w:val="bullet"/>
+      <w:lvlText w:val="o"/>
+      <w:lvlJc w:val="left"/>
+      <w:pPr>
+        <w:tabs>
+          <w:tab w:val="num" w:pos="1440"/>
+        </w:tabs>
+        <w:ind w:left="1440" w:hanging="360"/>
+      </w:pPr>
+      <w:rPr>
+        <w:rFonts w:ascii="Courier New" w:hAnsi="Courier New" w:hint="default"/>
+        <w:sz w:val="20"/>
+      </w:rPr>
+    </w:lvl>
+    <w:lvl w:ilvl="2" w:tentative="1">
+      <w:start w:val="1"/>
+      <w:numFmt w:val="bullet"/>
+      <w:lvlText w:val=""/>
+      <w:lvlJc w:val="left"/>
+      <w:pPr>
+        <w:tabs>
+          <w:tab w:val="num" w:pos="2160"/>
+        </w:tabs>
+        <w:ind w:left="2160" w:hanging="360"/>
+      </w:pPr>
+      <w:rPr>
+        <w:rFonts w:ascii="Wingdings" w:hAnsi="Wingdings" w:hint="default"/>
+        <w:sz w:val="20"/>
+      </w:rPr>
+    </w:lvl>
+    <w:lvl w:ilvl="3" w:tentative="1">
+      <w:start w:val="1"/>
+      <w:numFmt w:val="bullet"/>
+      <w:lvlText w:val=""/>
+      <w:lvlJc w:val="left"/>
+      <w:pPr>
+        <w:tabs>
+          <w:tab w:val="num" w:pos="2880"/>
+        </w:tabs>
+        <w:ind w:left="2880" w:hanging="360"/>
+      </w:pPr>
+      <w:rPr>
+        <w:rFonts w:ascii="Wingdings" w:hAnsi="Wingdings" w:hint="default"/>
+        <w:sz w:val="20"/>
+      </w:rPr>
+    </w:lvl>
+    <w:lvl w:ilvl="4" w:tentative="1">
+      <w:start w:val="1"/>
+      <w:numFmt w:val="bullet"/>
+      <w:lvlText w:val=""/>
+      <w:lvlJc w:val="left"/>
+      <w:pPr>
+        <w:tabs>
+          <w:tab w:val="num" w:pos="3600"/>
+        </w:tabs>
+        <w:ind w:left="3600" w:hanging="360"/>
+      </w:pPr>
+      <w:rPr>
+        <w:rFonts w:ascii="Wingdings" w:hAnsi="Wingdings" w:hint="default"/>
+        <w:sz w:val="20"/>
+      </w:rPr>
+    </w:lvl>
+    <w:lvl w:ilvl="5" w:tentative="1">
+      <w:start w:val="1"/>
+      <w:numFmt w:val="bullet"/>
+      <w:lvlText w:val=""/>
+      <w:lvlJc w:val="left"/>
+      <w:pPr>
+        <w:tabs>
+          <w:tab w:val="num" w:pos="4320"/>
+        </w:tabs>
+        <w:ind w:left="4320" w:hanging="360"/>
+      </w:pPr>
+      <w:rPr>
+        <w:rFonts w:ascii="Wingdings" w:hAnsi="Wingdings" w:hint="default"/>
+        <w:sz w:val="20"/>
+      </w:rPr>
+    </w:lvl>
+    <w:lvl w:ilvl="6" w:tentative="1">
+      <w:start w:val="1"/>
+      <w:numFmt w:val="bullet"/>
+      <w:lvlText w:val=""/>
+      <w:lvlJc w:val="left"/>
+      <w:pPr>
+        <w:tabs>
+          <w:tab w:val="num" w:pos="5040"/>
+        </w:tabs>
+        <w:ind w:left="5040" w:hanging="360"/>
+      </w:pPr>
+      <w:rPr>
+        <w:rFonts w:ascii="Wingdings" w:hAnsi="Wingdings" w:hint="default"/>
+        <w:sz w:val="20"/>
+      </w:rPr>
+    </w:lvl>
+    <w:lvl w:ilvl="7" w:tentative="1">
+      <w:start w:val="1"/>
+      <w:numFmt w:val="bullet"/>
+      <w:lvlText w:val=""/>
+      <w:lvlJc w:val="left"/>
+      <w:pPr>
+        <w:tabs>
+          <w:tab w:val="num" w:pos="5760"/>
+        </w:tabs>
+        <w:ind w:left="5760" w:hanging="360"/>
+      </w:pPr>
+      <w:rPr>
+        <w:rFonts w:ascii="Wingdings" w:hAnsi="Wingdings" w:hint="default"/>
+        <w:sz w:val="20"/>
+      </w:rPr>
+    </w:lvl>
+    <w:lvl w:ilvl="8" w:tentative="1">
+      <w:start w:val="1"/>
+      <w:numFmt w:val="bullet"/>
+      <w:lvlText w:val=""/>
+      <w:lvlJc w:val="left"/>
+      <w:pPr>
+        <w:tabs>
+          <w:tab w:val="num" w:pos="6480"/>
+        </w:tabs>
+        <w:ind w:left="6480" w:hanging="360"/>
+      </w:pPr>
+      <w:rPr>
+        <w:rFonts w:ascii="Wingdings" w:hAnsi="Wingdings" w:hint="default"/>
+        <w:sz w:val="20"/>
+      </w:rPr>
+    </w:lvl>
+  </w:abstractNum>
+  <w:abstractNum w:abstractNumId="10" w15:restartNumberingAfterBreak="0">
+    <w:nsid w:val="32F21A3B"/>
+    <w:multiLevelType w:val="multilevel"/>
+    <w:tmpl w:val="1D780C38"/>
+    <w:lvl w:ilvl="0">
+      <w:start w:val="1"/>
+      <w:numFmt w:val="bullet"/>
+      <w:lvlText w:val=""/>
+      <w:lvlJc w:val="left"/>
+      <w:pPr>
+        <w:tabs>
+          <w:tab w:val="num" w:pos="720"/>
+        </w:tabs>
+        <w:ind w:left="720" w:hanging="360"/>
+      </w:pPr>
+      <w:rPr>
+        <w:rFonts w:ascii="Symbol" w:hAnsi="Symbol" w:hint="default"/>
+        <w:sz w:val="20"/>
+      </w:rPr>
+    </w:lvl>
+    <w:lvl w:ilvl="1" w:tentative="1">
+      <w:start w:val="1"/>
+      <w:numFmt w:val="bullet"/>
+      <w:lvlText w:val="o"/>
+      <w:lvlJc w:val="left"/>
+      <w:pPr>
+        <w:tabs>
+          <w:tab w:val="num" w:pos="1440"/>
+        </w:tabs>
+        <w:ind w:left="1440" w:hanging="360"/>
+      </w:pPr>
+      <w:rPr>
+        <w:rFonts w:ascii="Courier New" w:hAnsi="Courier New" w:hint="default"/>
+        <w:sz w:val="20"/>
+      </w:rPr>
+    </w:lvl>
+    <w:lvl w:ilvl="2" w:tentative="1">
+      <w:start w:val="1"/>
+      <w:numFmt w:val="bullet"/>
+      <w:lvlText w:val=""/>
+      <w:lvlJc w:val="left"/>
+      <w:pPr>
+        <w:tabs>
+          <w:tab w:val="num" w:pos="2160"/>
+        </w:tabs>
+        <w:ind w:left="2160" w:hanging="360"/>
+      </w:pPr>
+      <w:rPr>
+        <w:rFonts w:ascii="Wingdings" w:hAnsi="Wingdings" w:hint="default"/>
+        <w:sz w:val="20"/>
+      </w:rPr>
+    </w:lvl>
+    <w:lvl w:ilvl="3" w:tentative="1">
+      <w:start w:val="1"/>
+      <w:numFmt w:val="bullet"/>
+      <w:lvlText w:val=""/>
+      <w:lvlJc w:val="left"/>
+      <w:pPr>
+        <w:tabs>
+          <w:tab w:val="num" w:pos="2880"/>
+        </w:tabs>
+        <w:ind w:left="2880" w:hanging="360"/>
+      </w:pPr>
+      <w:rPr>
+        <w:rFonts w:ascii="Wingdings" w:hAnsi="Wingdings" w:hint="default"/>
+        <w:sz w:val="20"/>
+      </w:rPr>
+    </w:lvl>
+    <w:lvl w:ilvl="4" w:tentative="1">
+      <w:start w:val="1"/>
+      <w:numFmt w:val="bullet"/>
+      <w:lvlText w:val=""/>
+      <w:lvlJc w:val="left"/>
+      <w:pPr>
+        <w:tabs>
+          <w:tab w:val="num" w:pos="3600"/>
+        </w:tabs>
+        <w:ind w:left="3600" w:hanging="360"/>
+      </w:pPr>
+      <w:rPr>
+        <w:rFonts w:ascii="Wingdings" w:hAnsi="Wingdings" w:hint="default"/>
+        <w:sz w:val="20"/>
+      </w:rPr>
+    </w:lvl>
+    <w:lvl w:ilvl="5" w:tentative="1">
+      <w:start w:val="1"/>
+      <w:numFmt w:val="bullet"/>
+      <w:lvlText w:val=""/>
+      <w:lvlJc w:val="left"/>
+      <w:pPr>
+        <w:tabs>
+          <w:tab w:val="num" w:pos="4320"/>
+        </w:tabs>
+        <w:ind w:left="4320" w:hanging="360"/>
+      </w:pPr>
+      <w:rPr>
+        <w:rFonts w:ascii="Wingdings" w:hAnsi="Wingdings" w:hint="default"/>
+        <w:sz w:val="20"/>
+      </w:rPr>
+    </w:lvl>
+    <w:lvl w:ilvl="6" w:tentative="1">
+      <w:start w:val="1"/>
+      <w:numFmt w:val="bullet"/>
+      <w:lvlText w:val=""/>
+      <w:lvlJc w:val="left"/>
+      <w:pPr>
+        <w:tabs>
+          <w:tab w:val="num" w:pos="5040"/>
+        </w:tabs>
+        <w:ind w:left="5040" w:hanging="360"/>
+      </w:pPr>
+      <w:rPr>
+        <w:rFonts w:ascii="Wingdings" w:hAnsi="Wingdings" w:hint="default"/>
+        <w:sz w:val="20"/>
+      </w:rPr>
+    </w:lvl>
+    <w:lvl w:ilvl="7" w:tentative="1">
+      <w:start w:val="1"/>
+      <w:numFmt w:val="bullet"/>
+      <w:lvlText w:val=""/>
+      <w:lvlJc w:val="left"/>
+      <w:pPr>
+        <w:tabs>
+          <w:tab w:val="num" w:pos="5760"/>
+        </w:tabs>
+        <w:ind w:left="5760" w:hanging="360"/>
+      </w:pPr>
+      <w:rPr>
+        <w:rFonts w:ascii="Wingdings" w:hAnsi="Wingdings" w:hint="default"/>
+        <w:sz w:val="20"/>
+      </w:rPr>
+    </w:lvl>
+    <w:lvl w:ilvl="8" w:tentative="1">
+      <w:start w:val="1"/>
+      <w:numFmt w:val="bullet"/>
+      <w:lvlText w:val=""/>
+      <w:lvlJc w:val="left"/>
+      <w:pPr>
+        <w:tabs>
+          <w:tab w:val="num" w:pos="6480"/>
+        </w:tabs>
+        <w:ind w:left="6480" w:hanging="360"/>
+      </w:pPr>
+      <w:rPr>
+        <w:rFonts w:ascii="Wingdings" w:hAnsi="Wingdings" w:hint="default"/>
+        <w:sz w:val="20"/>
+      </w:rPr>
+    </w:lvl>
+  </w:abstractNum>
+  <w:abstractNum w:abstractNumId="11" w15:restartNumberingAfterBreak="0">
+    <w:nsid w:val="3CAD7BE7"/>
+    <w:multiLevelType w:val="multilevel"/>
+    <w:tmpl w:val="2D928084"/>
+    <w:lvl w:ilvl="0">
+      <w:start w:val="1"/>
+      <w:numFmt w:val="bullet"/>
+      <w:lvlText w:val=""/>
+      <w:lvlJc w:val="left"/>
+      <w:pPr>
+        <w:tabs>
+          <w:tab w:val="num" w:pos="720"/>
+        </w:tabs>
+        <w:ind w:left="720" w:hanging="360"/>
+      </w:pPr>
+      <w:rPr>
+        <w:rFonts w:ascii="Symbol" w:hAnsi="Symbol" w:hint="default"/>
+        <w:sz w:val="20"/>
+      </w:rPr>
+    </w:lvl>
+    <w:lvl w:ilvl="1" w:tentative="1">
+      <w:start w:val="1"/>
+      <w:numFmt w:val="bullet"/>
+      <w:lvlText w:val="o"/>
+      <w:lvlJc w:val="left"/>
+      <w:pPr>
+        <w:tabs>
+          <w:tab w:val="num" w:pos="1440"/>
+        </w:tabs>
+        <w:ind w:left="1440" w:hanging="360"/>
+      </w:pPr>
+      <w:rPr>
+        <w:rFonts w:ascii="Courier New" w:hAnsi="Courier New" w:hint="default"/>
+        <w:sz w:val="20"/>
+      </w:rPr>
+    </w:lvl>
+    <w:lvl w:ilvl="2" w:tentative="1">
+      <w:start w:val="1"/>
+      <w:numFmt w:val="bullet"/>
+      <w:lvlText w:val=""/>
+      <w:lvlJc w:val="left"/>
+      <w:pPr>
+        <w:tabs>
+          <w:tab w:val="num" w:pos="2160"/>
+        </w:tabs>
+        <w:ind w:left="2160" w:hanging="360"/>
+      </w:pPr>
+      <w:rPr>
+        <w:rFonts w:ascii="Wingdings" w:hAnsi="Wingdings" w:hint="default"/>
+        <w:sz w:val="20"/>
+      </w:rPr>
+    </w:lvl>
+    <w:lvl w:ilvl="3" w:tentative="1">
+      <w:start w:val="1"/>
+      <w:numFmt w:val="bullet"/>
+      <w:lvlText w:val=""/>
+      <w:lvlJc w:val="left"/>
+      <w:pPr>
+        <w:tabs>
+          <w:tab w:val="num" w:pos="2880"/>
+        </w:tabs>
+        <w:ind w:left="2880" w:hanging="360"/>
+      </w:pPr>
+      <w:rPr>
+        <w:rFonts w:ascii="Wingdings" w:hAnsi="Wingdings" w:hint="default"/>
+        <w:sz w:val="20"/>
+      </w:rPr>
+    </w:lvl>
+    <w:lvl w:ilvl="4" w:tentative="1">
+      <w:start w:val="1"/>
+      <w:numFmt w:val="bullet"/>
+      <w:lvlText w:val=""/>
+      <w:lvlJc w:val="left"/>
+      <w:pPr>
+        <w:tabs>
+          <w:tab w:val="num" w:pos="3600"/>
+        </w:tabs>
+        <w:ind w:left="3600" w:hanging="360"/>
+      </w:pPr>
+      <w:rPr>
+        <w:rFonts w:ascii="Wingdings" w:hAnsi="Wingdings" w:hint="default"/>
+        <w:sz w:val="20"/>
+      </w:rPr>
+    </w:lvl>
+    <w:lvl w:ilvl="5" w:tentative="1">
+      <w:start w:val="1"/>
+      <w:numFmt w:val="bullet"/>
+      <w:lvlText w:val=""/>
+      <w:lvlJc w:val="left"/>
+      <w:pPr>
+        <w:tabs>
+          <w:tab w:val="num" w:pos="4320"/>
+        </w:tabs>
+        <w:ind w:left="4320" w:hanging="360"/>
+      </w:pPr>
+      <w:rPr>
+        <w:rFonts w:ascii="Wingdings" w:hAnsi="Wingdings" w:hint="default"/>
+        <w:sz w:val="20"/>
+      </w:rPr>
+    </w:lvl>
+    <w:lvl w:ilvl="6" w:tentative="1">
+      <w:start w:val="1"/>
+      <w:numFmt w:val="bullet"/>
+      <w:lvlText w:val=""/>
+      <w:lvlJc w:val="left"/>
+      <w:pPr>
+        <w:tabs>
+          <w:tab w:val="num" w:pos="5040"/>
+        </w:tabs>
+        <w:ind w:left="5040" w:hanging="360"/>
+      </w:pPr>
+      <w:rPr>
+        <w:rFonts w:ascii="Wingdings" w:hAnsi="Wingdings" w:hint="default"/>
+        <w:sz w:val="20"/>
+      </w:rPr>
+    </w:lvl>
+    <w:lvl w:ilvl="7" w:tentative="1">
+      <w:start w:val="1"/>
+      <w:numFmt w:val="bullet"/>
+      <w:lvlText w:val=""/>
+      <w:lvlJc w:val="left"/>
+      <w:pPr>
+        <w:tabs>
+          <w:tab w:val="num" w:pos="5760"/>
+        </w:tabs>
+        <w:ind w:left="5760" w:hanging="360"/>
+      </w:pPr>
+      <w:rPr>
+        <w:rFonts w:ascii="Wingdings" w:hAnsi="Wingdings" w:hint="default"/>
+        <w:sz w:val="20"/>
+      </w:rPr>
+    </w:lvl>
+    <w:lvl w:ilvl="8" w:tentative="1">
+      <w:start w:val="1"/>
+      <w:numFmt w:val="bullet"/>
+      <w:lvlText w:val=""/>
+      <w:lvlJc w:val="left"/>
+      <w:pPr>
+        <w:tabs>
+          <w:tab w:val="num" w:pos="6480"/>
+        </w:tabs>
+        <w:ind w:left="6480" w:hanging="360"/>
+      </w:pPr>
+      <w:rPr>
+        <w:rFonts w:ascii="Wingdings" w:hAnsi="Wingdings" w:hint="default"/>
+        <w:sz w:val="20"/>
+      </w:rPr>
+    </w:lvl>
+  </w:abstractNum>
+  <w:abstractNum w:abstractNumId="12" w15:restartNumberingAfterBreak="0">
+    <w:nsid w:val="3CF136E6"/>
+    <w:multiLevelType w:val="multilevel"/>
+    <w:tmpl w:val="93A80874"/>
+    <w:lvl w:ilvl="0">
+      <w:start w:val="1"/>
+      <w:numFmt w:val="bullet"/>
+      <w:lvlText w:val=""/>
+      <w:lvlJc w:val="left"/>
+      <w:pPr>
+        <w:tabs>
+          <w:tab w:val="num" w:pos="720"/>
+        </w:tabs>
+        <w:ind w:left="720" w:hanging="360"/>
+      </w:pPr>
+      <w:rPr>
+        <w:rFonts w:ascii="Symbol" w:hAnsi="Symbol" w:hint="default"/>
+        <w:sz w:val="20"/>
+      </w:rPr>
+    </w:lvl>
+    <w:lvl w:ilvl="1" w:tentative="1">
+      <w:start w:val="1"/>
+      <w:numFmt w:val="bullet"/>
+      <w:lvlText w:val="o"/>
+      <w:lvlJc w:val="left"/>
+      <w:pPr>
+        <w:tabs>
+          <w:tab w:val="num" w:pos="1440"/>
+        </w:tabs>
+        <w:ind w:left="1440" w:hanging="360"/>
+      </w:pPr>
+      <w:rPr>
+        <w:rFonts w:ascii="Courier New" w:hAnsi="Courier New" w:hint="default"/>
+        <w:sz w:val="20"/>
+      </w:rPr>
+    </w:lvl>
+    <w:lvl w:ilvl="2" w:tentative="1">
+      <w:start w:val="1"/>
+      <w:numFmt w:val="bullet"/>
+      <w:lvlText w:val=""/>
+      <w:lvlJc w:val="left"/>
+      <w:pPr>
+        <w:tabs>
+          <w:tab w:val="num" w:pos="2160"/>
+        </w:tabs>
+        <w:ind w:left="2160" w:hanging="360"/>
+      </w:pPr>
+      <w:rPr>
+        <w:rFonts w:ascii="Wingdings" w:hAnsi="Wingdings" w:hint="default"/>
+        <w:sz w:val="20"/>
+      </w:rPr>
+    </w:lvl>
+    <w:lvl w:ilvl="3" w:tentative="1">
+      <w:start w:val="1"/>
+      <w:numFmt w:val="bullet"/>
+      <w:lvlText w:val=""/>
+      <w:lvlJc w:val="left"/>
+      <w:pPr>
+        <w:tabs>
+          <w:tab w:val="num" w:pos="2880"/>
+        </w:tabs>
+        <w:ind w:left="2880" w:hanging="360"/>
+      </w:pPr>
+      <w:rPr>
+        <w:rFonts w:ascii="Wingdings" w:hAnsi="Wingdings" w:hint="default"/>
+        <w:sz w:val="20"/>
+      </w:rPr>
+    </w:lvl>
+    <w:lvl w:ilvl="4" w:tentative="1">
+      <w:start w:val="1"/>
+      <w:numFmt w:val="bullet"/>
+      <w:lvlText w:val=""/>
+      <w:lvlJc w:val="left"/>
+      <w:pPr>
+        <w:tabs>
+          <w:tab w:val="num" w:pos="3600"/>
+        </w:tabs>
+        <w:ind w:left="3600" w:hanging="360"/>
+      </w:pPr>
+      <w:rPr>
+        <w:rFonts w:ascii="Wingdings" w:hAnsi="Wingdings" w:hint="default"/>
+        <w:sz w:val="20"/>
+      </w:rPr>
+    </w:lvl>
+    <w:lvl w:ilvl="5" w:tentative="1">
+      <w:start w:val="1"/>
+      <w:numFmt w:val="bullet"/>
+      <w:lvlText w:val=""/>
+      <w:lvlJc w:val="left"/>
+      <w:pPr>
+        <w:tabs>
+          <w:tab w:val="num" w:pos="4320"/>
+        </w:tabs>
+        <w:ind w:left="4320" w:hanging="360"/>
+      </w:pPr>
+      <w:rPr>
+        <w:rFonts w:ascii="Wingdings" w:hAnsi="Wingdings" w:hint="default"/>
+        <w:sz w:val="20"/>
+      </w:rPr>
+    </w:lvl>
+    <w:lvl w:ilvl="6" w:tentative="1">
+      <w:start w:val="1"/>
+      <w:numFmt w:val="bullet"/>
+      <w:lvlText w:val=""/>
+      <w:lvlJc w:val="left"/>
+      <w:pPr>
+        <w:tabs>
+          <w:tab w:val="num" w:pos="5040"/>
+        </w:tabs>
+        <w:ind w:left="5040" w:hanging="360"/>
+      </w:pPr>
+      <w:rPr>
+        <w:rFonts w:ascii="Wingdings" w:hAnsi="Wingdings" w:hint="default"/>
+        <w:sz w:val="20"/>
+      </w:rPr>
+    </w:lvl>
+    <w:lvl w:ilvl="7" w:tentative="1">
+      <w:start w:val="1"/>
+      <w:numFmt w:val="bullet"/>
+      <w:lvlText w:val=""/>
+      <w:lvlJc w:val="left"/>
+      <w:pPr>
+        <w:tabs>
+          <w:tab w:val="num" w:pos="5760"/>
+        </w:tabs>
+        <w:ind w:left="5760" w:hanging="360"/>
+      </w:pPr>
+      <w:rPr>
+        <w:rFonts w:ascii="Wingdings" w:hAnsi="Wingdings" w:hint="default"/>
+        <w:sz w:val="20"/>
+      </w:rPr>
+    </w:lvl>
+    <w:lvl w:ilvl="8" w:tentative="1">
+      <w:start w:val="1"/>
+      <w:numFmt w:val="bullet"/>
+      <w:lvlText w:val=""/>
+      <w:lvlJc w:val="left"/>
+      <w:pPr>
+        <w:tabs>
+          <w:tab w:val="num" w:pos="6480"/>
+        </w:tabs>
+        <w:ind w:left="6480" w:hanging="360"/>
+      </w:pPr>
+      <w:rPr>
+        <w:rFonts w:ascii="Wingdings" w:hAnsi="Wingdings" w:hint="default"/>
+        <w:sz w:val="20"/>
+      </w:rPr>
+    </w:lvl>
+  </w:abstractNum>
+  <w:abstractNum w:abstractNumId="13" w15:restartNumberingAfterBreak="0">
+    <w:nsid w:val="3E0871A4"/>
+    <w:multiLevelType w:val="multilevel"/>
+    <w:tmpl w:val="D01A0D6C"/>
+    <w:lvl w:ilvl="0">
+      <w:start w:val="1"/>
+      <w:numFmt w:val="bullet"/>
+      <w:lvlText w:val=""/>
+      <w:lvlJc w:val="left"/>
+      <w:pPr>
+        <w:tabs>
+          <w:tab w:val="num" w:pos="720"/>
+        </w:tabs>
+        <w:ind w:left="720" w:hanging="360"/>
+      </w:pPr>
+      <w:rPr>
+        <w:rFonts w:ascii="Symbol" w:hAnsi="Symbol" w:hint="default"/>
+        <w:sz w:val="20"/>
+      </w:rPr>
+    </w:lvl>
+    <w:lvl w:ilvl="1" w:tentative="1">
+      <w:start w:val="1"/>
+      <w:numFmt w:val="bullet"/>
+      <w:lvlText w:val="o"/>
+      <w:lvlJc w:val="left"/>
+      <w:pPr>
+        <w:tabs>
+          <w:tab w:val="num" w:pos="1440"/>
+        </w:tabs>
+        <w:ind w:left="1440" w:hanging="360"/>
+      </w:pPr>
+      <w:rPr>
+        <w:rFonts w:ascii="Courier New" w:hAnsi="Courier New" w:hint="default"/>
+        <w:sz w:val="20"/>
+      </w:rPr>
+    </w:lvl>
+    <w:lvl w:ilvl="2" w:tentative="1">
+      <w:start w:val="1"/>
+      <w:numFmt w:val="bullet"/>
+      <w:lvlText w:val=""/>
+      <w:lvlJc w:val="left"/>
+      <w:pPr>
+        <w:tabs>
+          <w:tab w:val="num" w:pos="2160"/>
+        </w:tabs>
+        <w:ind w:left="2160" w:hanging="360"/>
+      </w:pPr>
+      <w:rPr>
+        <w:rFonts w:ascii="Wingdings" w:hAnsi="Wingdings" w:hint="default"/>
+        <w:sz w:val="20"/>
+      </w:rPr>
+    </w:lvl>
+    <w:lvl w:ilvl="3" w:tentative="1">
+      <w:start w:val="1"/>
+      <w:numFmt w:val="bullet"/>
+      <w:lvlText w:val=""/>
+      <w:lvlJc w:val="left"/>
+      <w:pPr>
+        <w:tabs>
+          <w:tab w:val="num" w:pos="2880"/>
+        </w:tabs>
+        <w:ind w:left="2880" w:hanging="360"/>
+      </w:pPr>
+      <w:rPr>
+        <w:rFonts w:ascii="Wingdings" w:hAnsi="Wingdings" w:hint="default"/>
+        <w:sz w:val="20"/>
+      </w:rPr>
+    </w:lvl>
+    <w:lvl w:ilvl="4" w:tentative="1">
+      <w:start w:val="1"/>
+      <w:numFmt w:val="bullet"/>
+      <w:lvlText w:val=""/>
+      <w:lvlJc w:val="left"/>
+      <w:pPr>
+        <w:tabs>
+          <w:tab w:val="num" w:pos="3600"/>
+        </w:tabs>
+        <w:ind w:left="3600" w:hanging="360"/>
+      </w:pPr>
+      <w:rPr>
+        <w:rFonts w:ascii="Wingdings" w:hAnsi="Wingdings" w:hint="default"/>
+        <w:sz w:val="20"/>
+      </w:rPr>
+    </w:lvl>
+    <w:lvl w:ilvl="5" w:tentative="1">
+      <w:start w:val="1"/>
+      <w:numFmt w:val="bullet"/>
+      <w:lvlText w:val=""/>
+      <w:lvlJc w:val="left"/>
+      <w:pPr>
+        <w:tabs>
+          <w:tab w:val="num" w:pos="4320"/>
+        </w:tabs>
+        <w:ind w:left="4320" w:hanging="360"/>
+      </w:pPr>
+      <w:rPr>
+        <w:rFonts w:ascii="Wingdings" w:hAnsi="Wingdings" w:hint="default"/>
+        <w:sz w:val="20"/>
+      </w:rPr>
+    </w:lvl>
+    <w:lvl w:ilvl="6" w:tentative="1">
+      <w:start w:val="1"/>
+      <w:numFmt w:val="bullet"/>
+      <w:lvlText w:val=""/>
+      <w:lvlJc w:val="left"/>
+      <w:pPr>
+        <w:tabs>
+          <w:tab w:val="num" w:pos="5040"/>
+        </w:tabs>
+        <w:ind w:left="5040" w:hanging="360"/>
+      </w:pPr>
+      <w:rPr>
+        <w:rFonts w:ascii="Wingdings" w:hAnsi="Wingdings" w:hint="default"/>
+        <w:sz w:val="20"/>
+      </w:rPr>
+    </w:lvl>
+    <w:lvl w:ilvl="7" w:tentative="1">
+      <w:start w:val="1"/>
+      <w:numFmt w:val="bullet"/>
+      <w:lvlText w:val=""/>
+      <w:lvlJc w:val="left"/>
+      <w:pPr>
+        <w:tabs>
+          <w:tab w:val="num" w:pos="5760"/>
+        </w:tabs>
+        <w:ind w:left="5760" w:hanging="360"/>
+      </w:pPr>
+      <w:rPr>
+        <w:rFonts w:ascii="Wingdings" w:hAnsi="Wingdings" w:hint="default"/>
+        <w:sz w:val="20"/>
+      </w:rPr>
+    </w:lvl>
+    <w:lvl w:ilvl="8" w:tentative="1">
+      <w:start w:val="1"/>
+      <w:numFmt w:val="bullet"/>
+      <w:lvlText w:val=""/>
+      <w:lvlJc w:val="left"/>
+      <w:pPr>
+        <w:tabs>
+          <w:tab w:val="num" w:pos="6480"/>
+        </w:tabs>
+        <w:ind w:left="6480" w:hanging="360"/>
+      </w:pPr>
+      <w:rPr>
+        <w:rFonts w:ascii="Wingdings" w:hAnsi="Wingdings" w:hint="default"/>
+        <w:sz w:val="20"/>
+      </w:rPr>
+    </w:lvl>
+  </w:abstractNum>
+  <w:abstractNum w:abstractNumId="14" w15:restartNumberingAfterBreak="0">
+    <w:nsid w:val="432C4095"/>
+    <w:multiLevelType w:val="multilevel"/>
+    <w:tmpl w:val="AA9A605C"/>
+    <w:lvl w:ilvl="0">
+      <w:start w:val="1"/>
+      <w:numFmt w:val="bullet"/>
+      <w:lvlText w:val=""/>
+      <w:lvlJc w:val="left"/>
+      <w:pPr>
+        <w:tabs>
+          <w:tab w:val="num" w:pos="720"/>
+        </w:tabs>
+        <w:ind w:left="720" w:hanging="360"/>
+      </w:pPr>
+      <w:rPr>
+        <w:rFonts w:ascii="Symbol" w:hAnsi="Symbol" w:hint="default"/>
+        <w:sz w:val="20"/>
+      </w:rPr>
+    </w:lvl>
+    <w:lvl w:ilvl="1" w:tentative="1">
+      <w:start w:val="1"/>
+      <w:numFmt w:val="bullet"/>
+      <w:lvlText w:val="o"/>
+      <w:lvlJc w:val="left"/>
+      <w:pPr>
+        <w:tabs>
+          <w:tab w:val="num" w:pos="1440"/>
+        </w:tabs>
+        <w:ind w:left="1440" w:hanging="360"/>
+      </w:pPr>
+      <w:rPr>
+        <w:rFonts w:ascii="Courier New" w:hAnsi="Courier New" w:hint="default"/>
+        <w:sz w:val="20"/>
+      </w:rPr>
+    </w:lvl>
+    <w:lvl w:ilvl="2" w:tentative="1">
+      <w:start w:val="1"/>
+      <w:numFmt w:val="bullet"/>
+      <w:lvlText w:val=""/>
+      <w:lvlJc w:val="left"/>
+      <w:pPr>
+        <w:tabs>
+          <w:tab w:val="num" w:pos="2160"/>
+        </w:tabs>
+        <w:ind w:left="2160" w:hanging="360"/>
+      </w:pPr>
+      <w:rPr>
+        <w:rFonts w:ascii="Wingdings" w:hAnsi="Wingdings" w:hint="default"/>
+        <w:sz w:val="20"/>
+      </w:rPr>
+    </w:lvl>
+    <w:lvl w:ilvl="3" w:tentative="1">
+      <w:start w:val="1"/>
+      <w:numFmt w:val="bullet"/>
+      <w:lvlText w:val=""/>
+      <w:lvlJc w:val="left"/>
+      <w:pPr>
+        <w:tabs>
+          <w:tab w:val="num" w:pos="2880"/>
+        </w:tabs>
+        <w:ind w:left="2880" w:hanging="360"/>
+      </w:pPr>
+      <w:rPr>
+        <w:rFonts w:ascii="Wingdings" w:hAnsi="Wingdings" w:hint="default"/>
+        <w:sz w:val="20"/>
+      </w:rPr>
+    </w:lvl>
+    <w:lvl w:ilvl="4" w:tentative="1">
+      <w:start w:val="1"/>
+      <w:numFmt w:val="bullet"/>
+      <w:lvlText w:val=""/>
+      <w:lvlJc w:val="left"/>
+      <w:pPr>
+        <w:tabs>
+          <w:tab w:val="num" w:pos="3600"/>
+        </w:tabs>
+        <w:ind w:left="3600" w:hanging="360"/>
+      </w:pPr>
+      <w:rPr>
+        <w:rFonts w:ascii="Wingdings" w:hAnsi="Wingdings" w:hint="default"/>
+        <w:sz w:val="20"/>
+      </w:rPr>
+    </w:lvl>
+    <w:lvl w:ilvl="5" w:tentative="1">
+      <w:start w:val="1"/>
+      <w:numFmt w:val="bullet"/>
+      <w:lvlText w:val=""/>
+      <w:lvlJc w:val="left"/>
+      <w:pPr>
+        <w:tabs>
+          <w:tab w:val="num" w:pos="4320"/>
+        </w:tabs>
+        <w:ind w:left="4320" w:hanging="360"/>
+      </w:pPr>
+      <w:rPr>
+        <w:rFonts w:ascii="Wingdings" w:hAnsi="Wingdings" w:hint="default"/>
+        <w:sz w:val="20"/>
+      </w:rPr>
+    </w:lvl>
+    <w:lvl w:ilvl="6" w:tentative="1">
+      <w:start w:val="1"/>
+      <w:numFmt w:val="bullet"/>
+      <w:lvlText w:val=""/>
+      <w:lvlJc w:val="left"/>
+      <w:pPr>
+        <w:tabs>
+          <w:tab w:val="num" w:pos="5040"/>
+        </w:tabs>
+        <w:ind w:left="5040" w:hanging="360"/>
+      </w:pPr>
+      <w:rPr>
+        <w:rFonts w:ascii="Wingdings" w:hAnsi="Wingdings" w:hint="default"/>
+        <w:sz w:val="20"/>
+      </w:rPr>
+    </w:lvl>
+    <w:lvl w:ilvl="7" w:tentative="1">
+      <w:start w:val="1"/>
+      <w:numFmt w:val="bullet"/>
+      <w:lvlText w:val=""/>
+      <w:lvlJc w:val="left"/>
+      <w:pPr>
+        <w:tabs>
+          <w:tab w:val="num" w:pos="5760"/>
+        </w:tabs>
+        <w:ind w:left="5760" w:hanging="360"/>
+      </w:pPr>
+      <w:rPr>
+        <w:rFonts w:ascii="Wingdings" w:hAnsi="Wingdings" w:hint="default"/>
+        <w:sz w:val="20"/>
+      </w:rPr>
+    </w:lvl>
+    <w:lvl w:ilvl="8" w:tentative="1">
+      <w:start w:val="1"/>
+      <w:numFmt w:val="bullet"/>
+      <w:lvlText w:val=""/>
+      <w:lvlJc w:val="left"/>
+      <w:pPr>
+        <w:tabs>
+          <w:tab w:val="num" w:pos="6480"/>
+        </w:tabs>
+        <w:ind w:left="6480" w:hanging="360"/>
+      </w:pPr>
+      <w:rPr>
+        <w:rFonts w:ascii="Wingdings" w:hAnsi="Wingdings" w:hint="default"/>
+        <w:sz w:val="20"/>
+      </w:rPr>
+    </w:lvl>
+  </w:abstractNum>
+  <w:abstractNum w:abstractNumId="15" w15:restartNumberingAfterBreak="0">
+    <w:nsid w:val="497435EB"/>
+    <w:multiLevelType w:val="multilevel"/>
+    <w:tmpl w:val="57A25BDE"/>
+    <w:lvl w:ilvl="0">
+      <w:start w:val="1"/>
+      <w:numFmt w:val="bullet"/>
+      <w:lvlText w:val=""/>
+      <w:lvlJc w:val="left"/>
+      <w:pPr>
+        <w:tabs>
+          <w:tab w:val="num" w:pos="720"/>
+        </w:tabs>
+        <w:ind w:left="720" w:hanging="360"/>
+      </w:pPr>
+      <w:rPr>
+        <w:rFonts w:ascii="Symbol" w:hAnsi="Symbol" w:hint="default"/>
+        <w:sz w:val="20"/>
+      </w:rPr>
+    </w:lvl>
+    <w:lvl w:ilvl="1" w:tentative="1">
+      <w:start w:val="1"/>
+      <w:numFmt w:val="bullet"/>
+      <w:lvlText w:val="o"/>
+      <w:lvlJc w:val="left"/>
+      <w:pPr>
+        <w:tabs>
+          <w:tab w:val="num" w:pos="1440"/>
+        </w:tabs>
+        <w:ind w:left="1440" w:hanging="360"/>
+      </w:pPr>
+      <w:rPr>
+        <w:rFonts w:ascii="Courier New" w:hAnsi="Courier New" w:hint="default"/>
+        <w:sz w:val="20"/>
+      </w:rPr>
+    </w:lvl>
+    <w:lvl w:ilvl="2" w:tentative="1">
+      <w:start w:val="1"/>
+      <w:numFmt w:val="bullet"/>
+      <w:lvlText w:val=""/>
+      <w:lvlJc w:val="left"/>
+      <w:pPr>
+        <w:tabs>
+          <w:tab w:val="num" w:pos="2160"/>
+        </w:tabs>
+        <w:ind w:left="2160" w:hanging="360"/>
+      </w:pPr>
+      <w:rPr>
+        <w:rFonts w:ascii="Wingdings" w:hAnsi="Wingdings" w:hint="default"/>
+        <w:sz w:val="20"/>
+      </w:rPr>
+    </w:lvl>
+    <w:lvl w:ilvl="3" w:tentative="1">
+      <w:start w:val="1"/>
+      <w:numFmt w:val="bullet"/>
+      <w:lvlText w:val=""/>
+      <w:lvlJc w:val="left"/>
+      <w:pPr>
+        <w:tabs>
+          <w:tab w:val="num" w:pos="2880"/>
+        </w:tabs>
+        <w:ind w:left="2880" w:hanging="360"/>
+      </w:pPr>
+      <w:rPr>
+        <w:rFonts w:ascii="Wingdings" w:hAnsi="Wingdings" w:hint="default"/>
+        <w:sz w:val="20"/>
+      </w:rPr>
+    </w:lvl>
+    <w:lvl w:ilvl="4" w:tentative="1">
+      <w:start w:val="1"/>
+      <w:numFmt w:val="bullet"/>
+      <w:lvlText w:val=""/>
+      <w:lvlJc w:val="left"/>
+      <w:pPr>
+        <w:tabs>
+          <w:tab w:val="num" w:pos="3600"/>
+        </w:tabs>
+        <w:ind w:left="3600" w:hanging="360"/>
+      </w:pPr>
+      <w:rPr>
+        <w:rFonts w:ascii="Wingdings" w:hAnsi="Wingdings" w:hint="default"/>
+        <w:sz w:val="20"/>
+      </w:rPr>
+    </w:lvl>
+    <w:lvl w:ilvl="5" w:tentative="1">
+      <w:start w:val="1"/>
+      <w:numFmt w:val="bullet"/>
+      <w:lvlText w:val=""/>
+      <w:lvlJc w:val="left"/>
+      <w:pPr>
+        <w:tabs>
+          <w:tab w:val="num" w:pos="4320"/>
+        </w:tabs>
+        <w:ind w:left="4320" w:hanging="360"/>
+      </w:pPr>
+      <w:rPr>
+        <w:rFonts w:ascii="Wingdings" w:hAnsi="Wingdings" w:hint="default"/>
+        <w:sz w:val="20"/>
+      </w:rPr>
+    </w:lvl>
+    <w:lvl w:ilvl="6" w:tentative="1">
+      <w:start w:val="1"/>
+      <w:numFmt w:val="bullet"/>
+      <w:lvlText w:val=""/>
+      <w:lvlJc w:val="left"/>
+      <w:pPr>
+        <w:tabs>
+          <w:tab w:val="num" w:pos="5040"/>
+        </w:tabs>
+        <w:ind w:left="5040" w:hanging="360"/>
+      </w:pPr>
+      <w:rPr>
+        <w:rFonts w:ascii="Wingdings" w:hAnsi="Wingdings" w:hint="default"/>
+        <w:sz w:val="20"/>
+      </w:rPr>
+    </w:lvl>
+    <w:lvl w:ilvl="7" w:tentative="1">
+      <w:start w:val="1"/>
+      <w:numFmt w:val="bullet"/>
+      <w:lvlText w:val=""/>
+      <w:lvlJc w:val="left"/>
+      <w:pPr>
+        <w:tabs>
+          <w:tab w:val="num" w:pos="5760"/>
+        </w:tabs>
+        <w:ind w:left="5760" w:hanging="360"/>
+      </w:pPr>
+      <w:rPr>
+        <w:rFonts w:ascii="Wingdings" w:hAnsi="Wingdings" w:hint="default"/>
+        <w:sz w:val="20"/>
+      </w:rPr>
+    </w:lvl>
+    <w:lvl w:ilvl="8" w:tentative="1">
+      <w:start w:val="1"/>
+      <w:numFmt w:val="bullet"/>
+      <w:lvlText w:val=""/>
+      <w:lvlJc w:val="left"/>
+      <w:pPr>
+        <w:tabs>
+          <w:tab w:val="num" w:pos="6480"/>
+        </w:tabs>
+        <w:ind w:left="6480" w:hanging="360"/>
+      </w:pPr>
+      <w:rPr>
+        <w:rFonts w:ascii="Wingdings" w:hAnsi="Wingdings" w:hint="default"/>
+        <w:sz w:val="20"/>
+      </w:rPr>
+    </w:lvl>
+  </w:abstractNum>
+  <w:abstractNum w:abstractNumId="16" w15:restartNumberingAfterBreak="0">
+    <w:nsid w:val="49FD3B23"/>
+    <w:multiLevelType w:val="multilevel"/>
+    <w:tmpl w:val="D9C4B1DC"/>
+    <w:lvl w:ilvl="0">
+      <w:start w:val="1"/>
+      <w:numFmt w:val="bullet"/>
+      <w:lvlText w:val=""/>
+      <w:lvlJc w:val="left"/>
+      <w:pPr>
+        <w:tabs>
+          <w:tab w:val="num" w:pos="720"/>
+        </w:tabs>
+        <w:ind w:left="720" w:hanging="360"/>
+      </w:pPr>
+      <w:rPr>
+        <w:rFonts w:ascii="Symbol" w:hAnsi="Symbol" w:hint="default"/>
+        <w:sz w:val="20"/>
+      </w:rPr>
+    </w:lvl>
+    <w:lvl w:ilvl="1" w:tentative="1">
+      <w:start w:val="1"/>
+      <w:numFmt w:val="bullet"/>
+      <w:lvlText w:val="o"/>
+      <w:lvlJc w:val="left"/>
+      <w:pPr>
+        <w:tabs>
+          <w:tab w:val="num" w:pos="1440"/>
+        </w:tabs>
+        <w:ind w:left="1440" w:hanging="360"/>
+      </w:pPr>
+      <w:rPr>
+        <w:rFonts w:ascii="Courier New" w:hAnsi="Courier New" w:hint="default"/>
+        <w:sz w:val="20"/>
+      </w:rPr>
+    </w:lvl>
+    <w:lvl w:ilvl="2" w:tentative="1">
+      <w:start w:val="1"/>
+      <w:numFmt w:val="bullet"/>
+      <w:lvlText w:val=""/>
+      <w:lvlJc w:val="left"/>
+      <w:pPr>
+        <w:tabs>
+          <w:tab w:val="num" w:pos="2160"/>
+        </w:tabs>
+        <w:ind w:left="2160" w:hanging="360"/>
+      </w:pPr>
+      <w:rPr>
+        <w:rFonts w:ascii="Wingdings" w:hAnsi="Wingdings" w:hint="default"/>
+        <w:sz w:val="20"/>
+      </w:rPr>
+    </w:lvl>
+    <w:lvl w:ilvl="3" w:tentative="1">
+      <w:start w:val="1"/>
+      <w:numFmt w:val="bullet"/>
+      <w:lvlText w:val=""/>
+      <w:lvlJc w:val="left"/>
+      <w:pPr>
+        <w:tabs>
+          <w:tab w:val="num" w:pos="2880"/>
+        </w:tabs>
+        <w:ind w:left="2880" w:hanging="360"/>
+      </w:pPr>
+      <w:rPr>
+        <w:rFonts w:ascii="Wingdings" w:hAnsi="Wingdings" w:hint="default"/>
+        <w:sz w:val="20"/>
+      </w:rPr>
+    </w:lvl>
+    <w:lvl w:ilvl="4" w:tentative="1">
+      <w:start w:val="1"/>
+      <w:numFmt w:val="bullet"/>
+      <w:lvlText w:val=""/>
+      <w:lvlJc w:val="left"/>
+      <w:pPr>
+        <w:tabs>
+          <w:tab w:val="num" w:pos="3600"/>
+        </w:tabs>
+        <w:ind w:left="3600" w:hanging="360"/>
+      </w:pPr>
+      <w:rPr>
+        <w:rFonts w:ascii="Wingdings" w:hAnsi="Wingdings" w:hint="default"/>
+        <w:sz w:val="20"/>
+      </w:rPr>
+    </w:lvl>
+    <w:lvl w:ilvl="5" w:tentative="1">
+      <w:start w:val="1"/>
+      <w:numFmt w:val="bullet"/>
+      <w:lvlText w:val=""/>
+      <w:lvlJc w:val="left"/>
+      <w:pPr>
+        <w:tabs>
+          <w:tab w:val="num" w:pos="4320"/>
+        </w:tabs>
+        <w:ind w:left="4320" w:hanging="360"/>
+      </w:pPr>
+      <w:rPr>
+        <w:rFonts w:ascii="Wingdings" w:hAnsi="Wingdings" w:hint="default"/>
+        <w:sz w:val="20"/>
+      </w:rPr>
+    </w:lvl>
+    <w:lvl w:ilvl="6" w:tentative="1">
+      <w:start w:val="1"/>
+      <w:numFmt w:val="bullet"/>
+      <w:lvlText w:val=""/>
+      <w:lvlJc w:val="left"/>
+      <w:pPr>
+        <w:tabs>
+          <w:tab w:val="num" w:pos="5040"/>
+        </w:tabs>
+        <w:ind w:left="5040" w:hanging="360"/>
+      </w:pPr>
+      <w:rPr>
+        <w:rFonts w:ascii="Wingdings" w:hAnsi="Wingdings" w:hint="default"/>
+        <w:sz w:val="20"/>
+      </w:rPr>
+    </w:lvl>
+    <w:lvl w:ilvl="7" w:tentative="1">
+      <w:start w:val="1"/>
+      <w:numFmt w:val="bullet"/>
+      <w:lvlText w:val=""/>
+      <w:lvlJc w:val="left"/>
+      <w:pPr>
+        <w:tabs>
+          <w:tab w:val="num" w:pos="5760"/>
+        </w:tabs>
+        <w:ind w:left="5760" w:hanging="360"/>
+      </w:pPr>
+      <w:rPr>
+        <w:rFonts w:ascii="Wingdings" w:hAnsi="Wingdings" w:hint="default"/>
+        <w:sz w:val="20"/>
+      </w:rPr>
+    </w:lvl>
+    <w:lvl w:ilvl="8" w:tentative="1">
+      <w:start w:val="1"/>
+      <w:numFmt w:val="bullet"/>
+      <w:lvlText w:val=""/>
+      <w:lvlJc w:val="left"/>
+      <w:pPr>
+        <w:tabs>
+          <w:tab w:val="num" w:pos="6480"/>
+        </w:tabs>
+        <w:ind w:left="6480" w:hanging="360"/>
+      </w:pPr>
+      <w:rPr>
+        <w:rFonts w:ascii="Wingdings" w:hAnsi="Wingdings" w:hint="default"/>
+        <w:sz w:val="20"/>
+      </w:rPr>
+    </w:lvl>
+  </w:abstractNum>
+  <w:abstractNum w:abstractNumId="17" w15:restartNumberingAfterBreak="0">
+    <w:nsid w:val="4D045AD6"/>
+    <w:multiLevelType w:val="multilevel"/>
+    <w:tmpl w:val="371C993C"/>
+    <w:lvl w:ilvl="0">
+      <w:start w:val="1"/>
+      <w:numFmt w:val="bullet"/>
+      <w:lvlText w:val=""/>
+      <w:lvlJc w:val="left"/>
+      <w:pPr>
+        <w:tabs>
+          <w:tab w:val="num" w:pos="720"/>
+        </w:tabs>
+        <w:ind w:left="720" w:hanging="360"/>
+      </w:pPr>
+      <w:rPr>
+        <w:rFonts w:ascii="Symbol" w:hAnsi="Symbol" w:hint="default"/>
+        <w:sz w:val="20"/>
+      </w:rPr>
+    </w:lvl>
+    <w:lvl w:ilvl="1" w:tentative="1">
+      <w:start w:val="1"/>
+      <w:numFmt w:val="bullet"/>
+      <w:lvlText w:val="o"/>
+      <w:lvlJc w:val="left"/>
+      <w:pPr>
+        <w:tabs>
+          <w:tab w:val="num" w:pos="1440"/>
+        </w:tabs>
+        <w:ind w:left="1440" w:hanging="360"/>
+      </w:pPr>
+      <w:rPr>
+        <w:rFonts w:ascii="Courier New" w:hAnsi="Courier New" w:hint="default"/>
+        <w:sz w:val="20"/>
+      </w:rPr>
+    </w:lvl>
+    <w:lvl w:ilvl="2" w:tentative="1">
+      <w:start w:val="1"/>
+      <w:numFmt w:val="bullet"/>
+      <w:lvlText w:val=""/>
+      <w:lvlJc w:val="left"/>
+      <w:pPr>
+        <w:tabs>
+          <w:tab w:val="num" w:pos="2160"/>
+        </w:tabs>
+        <w:ind w:left="2160" w:hanging="360"/>
+      </w:pPr>
+      <w:rPr>
+        <w:rFonts w:ascii="Wingdings" w:hAnsi="Wingdings" w:hint="default"/>
+        <w:sz w:val="20"/>
+      </w:rPr>
+    </w:lvl>
+    <w:lvl w:ilvl="3" w:tentative="1">
+      <w:start w:val="1"/>
+      <w:numFmt w:val="bullet"/>
+      <w:lvlText w:val=""/>
+      <w:lvlJc w:val="left"/>
+      <w:pPr>
+        <w:tabs>
+          <w:tab w:val="num" w:pos="2880"/>
+        </w:tabs>
+        <w:ind w:left="2880" w:hanging="360"/>
+      </w:pPr>
+      <w:rPr>
+        <w:rFonts w:ascii="Wingdings" w:hAnsi="Wingdings" w:hint="default"/>
+        <w:sz w:val="20"/>
+      </w:rPr>
+    </w:lvl>
+    <w:lvl w:ilvl="4" w:tentative="1">
+      <w:start w:val="1"/>
+      <w:numFmt w:val="bullet"/>
+      <w:lvlText w:val=""/>
+      <w:lvlJc w:val="left"/>
+      <w:pPr>
+        <w:tabs>
+          <w:tab w:val="num" w:pos="3600"/>
+        </w:tabs>
+        <w:ind w:left="3600" w:hanging="360"/>
+      </w:pPr>
+      <w:rPr>
+        <w:rFonts w:ascii="Wingdings" w:hAnsi="Wingdings" w:hint="default"/>
+        <w:sz w:val="20"/>
+      </w:rPr>
+    </w:lvl>
+    <w:lvl w:ilvl="5" w:tentative="1">
+      <w:start w:val="1"/>
+      <w:numFmt w:val="bullet"/>
+      <w:lvlText w:val=""/>
+      <w:lvlJc w:val="left"/>
+      <w:pPr>
+        <w:tabs>
+          <w:tab w:val="num" w:pos="4320"/>
+        </w:tabs>
+        <w:ind w:left="4320" w:hanging="360"/>
+      </w:pPr>
+      <w:rPr>
+        <w:rFonts w:ascii="Wingdings" w:hAnsi="Wingdings" w:hint="default"/>
+        <w:sz w:val="20"/>
+      </w:rPr>
+    </w:lvl>
+    <w:lvl w:ilvl="6" w:tentative="1">
+      <w:start w:val="1"/>
+      <w:numFmt w:val="bullet"/>
+      <w:lvlText w:val=""/>
+      <w:lvlJc w:val="left"/>
+      <w:pPr>
+        <w:tabs>
+          <w:tab w:val="num" w:pos="5040"/>
+        </w:tabs>
+        <w:ind w:left="5040" w:hanging="360"/>
+      </w:pPr>
+      <w:rPr>
+        <w:rFonts w:ascii="Wingdings" w:hAnsi="Wingdings" w:hint="default"/>
+        <w:sz w:val="20"/>
+      </w:rPr>
+    </w:lvl>
+    <w:lvl w:ilvl="7" w:tentative="1">
+      <w:start w:val="1"/>
+      <w:numFmt w:val="bullet"/>
+      <w:lvlText w:val=""/>
+      <w:lvlJc w:val="left"/>
+      <w:pPr>
+        <w:tabs>
+          <w:tab w:val="num" w:pos="5760"/>
+        </w:tabs>
+        <w:ind w:left="5760" w:hanging="360"/>
+      </w:pPr>
+      <w:rPr>
+        <w:rFonts w:ascii="Wingdings" w:hAnsi="Wingdings" w:hint="default"/>
+        <w:sz w:val="20"/>
+      </w:rPr>
+    </w:lvl>
+    <w:lvl w:ilvl="8" w:tentative="1">
+      <w:start w:val="1"/>
+      <w:numFmt w:val="bullet"/>
+      <w:lvlText w:val=""/>
+      <w:lvlJc w:val="left"/>
+      <w:pPr>
+        <w:tabs>
+          <w:tab w:val="num" w:pos="6480"/>
+        </w:tabs>
+        <w:ind w:left="6480" w:hanging="360"/>
+      </w:pPr>
+      <w:rPr>
+        <w:rFonts w:ascii="Wingdings" w:hAnsi="Wingdings" w:hint="default"/>
+        <w:sz w:val="20"/>
+      </w:rPr>
+    </w:lvl>
+  </w:abstractNum>
+  <w:abstractNum w:abstractNumId="18" w15:restartNumberingAfterBreak="0">
+    <w:nsid w:val="52B647F5"/>
+    <w:multiLevelType w:val="multilevel"/>
+    <w:tmpl w:val="78BC59CC"/>
+    <w:lvl w:ilvl="0">
+      <w:start w:val="1"/>
+      <w:numFmt w:val="bullet"/>
+      <w:lvlText w:val=""/>
+      <w:lvlJc w:val="left"/>
+      <w:pPr>
+        <w:tabs>
+          <w:tab w:val="num" w:pos="720"/>
+        </w:tabs>
+        <w:ind w:left="720" w:hanging="360"/>
+      </w:pPr>
+      <w:rPr>
+        <w:rFonts w:ascii="Symbol" w:hAnsi="Symbol" w:hint="default"/>
+        <w:sz w:val="20"/>
+      </w:rPr>
+    </w:lvl>
+    <w:lvl w:ilvl="1" w:tentative="1">
+      <w:start w:val="1"/>
+      <w:numFmt w:val="bullet"/>
+      <w:lvlText w:val="o"/>
+      <w:lvlJc w:val="left"/>
+      <w:pPr>
+        <w:tabs>
+          <w:tab w:val="num" w:pos="1440"/>
+        </w:tabs>
+        <w:ind w:left="1440" w:hanging="360"/>
+      </w:pPr>
+      <w:rPr>
+        <w:rFonts w:ascii="Courier New" w:hAnsi="Courier New" w:hint="default"/>
+        <w:sz w:val="20"/>
+      </w:rPr>
+    </w:lvl>
+    <w:lvl w:ilvl="2" w:tentative="1">
+      <w:start w:val="1"/>
+      <w:numFmt w:val="bullet"/>
+      <w:lvlText w:val=""/>
+      <w:lvlJc w:val="left"/>
+      <w:pPr>
+        <w:tabs>
+          <w:tab w:val="num" w:pos="2160"/>
+        </w:tabs>
+        <w:ind w:left="2160" w:hanging="360"/>
+      </w:pPr>
+      <w:rPr>
+        <w:rFonts w:ascii="Wingdings" w:hAnsi="Wingdings" w:hint="default"/>
+        <w:sz w:val="20"/>
+      </w:rPr>
+    </w:lvl>
+    <w:lvl w:ilvl="3" w:tentative="1">
+      <w:start w:val="1"/>
+      <w:numFmt w:val="bullet"/>
+      <w:lvlText w:val=""/>
+      <w:lvlJc w:val="left"/>
+      <w:pPr>
+        <w:tabs>
+          <w:tab w:val="num" w:pos="2880"/>
+        </w:tabs>
+        <w:ind w:left="2880" w:hanging="360"/>
+      </w:pPr>
+      <w:rPr>
+        <w:rFonts w:ascii="Wingdings" w:hAnsi="Wingdings" w:hint="default"/>
+        <w:sz w:val="20"/>
+      </w:rPr>
+    </w:lvl>
+    <w:lvl w:ilvl="4" w:tentative="1">
+      <w:start w:val="1"/>
+      <w:numFmt w:val="bullet"/>
+      <w:lvlText w:val=""/>
+      <w:lvlJc w:val="left"/>
+      <w:pPr>
+        <w:tabs>
+          <w:tab w:val="num" w:pos="3600"/>
+        </w:tabs>
+        <w:ind w:left="3600" w:hanging="360"/>
+      </w:pPr>
+      <w:rPr>
+        <w:rFonts w:ascii="Wingdings" w:hAnsi="Wingdings" w:hint="default"/>
+        <w:sz w:val="20"/>
+      </w:rPr>
+    </w:lvl>
+    <w:lvl w:ilvl="5" w:tentative="1">
+      <w:start w:val="1"/>
+      <w:numFmt w:val="bullet"/>
+      <w:lvlText w:val=""/>
+      <w:lvlJc w:val="left"/>
+      <w:pPr>
+        <w:tabs>
+          <w:tab w:val="num" w:pos="4320"/>
+        </w:tabs>
+        <w:ind w:left="4320" w:hanging="360"/>
+      </w:pPr>
+      <w:rPr>
+        <w:rFonts w:ascii="Wingdings" w:hAnsi="Wingdings" w:hint="default"/>
+        <w:sz w:val="20"/>
+      </w:rPr>
+    </w:lvl>
+    <w:lvl w:ilvl="6" w:tentative="1">
+      <w:start w:val="1"/>
+      <w:numFmt w:val="bullet"/>
+      <w:lvlText w:val=""/>
+      <w:lvlJc w:val="left"/>
+      <w:pPr>
+        <w:tabs>
+          <w:tab w:val="num" w:pos="5040"/>
+        </w:tabs>
+        <w:ind w:left="5040" w:hanging="360"/>
+      </w:pPr>
+      <w:rPr>
+        <w:rFonts w:ascii="Wingdings" w:hAnsi="Wingdings" w:hint="default"/>
+        <w:sz w:val="20"/>
+      </w:rPr>
+    </w:lvl>
+    <w:lvl w:ilvl="7" w:tentative="1">
+      <w:start w:val="1"/>
+      <w:numFmt w:val="bullet"/>
+      <w:lvlText w:val=""/>
+      <w:lvlJc w:val="left"/>
+      <w:pPr>
+        <w:tabs>
+          <w:tab w:val="num" w:pos="5760"/>
+        </w:tabs>
+        <w:ind w:left="5760" w:hanging="360"/>
+      </w:pPr>
+      <w:rPr>
+        <w:rFonts w:ascii="Wingdings" w:hAnsi="Wingdings" w:hint="default"/>
+        <w:sz w:val="20"/>
+      </w:rPr>
+    </w:lvl>
+    <w:lvl w:ilvl="8" w:tentative="1">
+      <w:start w:val="1"/>
+      <w:numFmt w:val="bullet"/>
+      <w:lvlText w:val=""/>
+      <w:lvlJc w:val="left"/>
+      <w:pPr>
+        <w:tabs>
+          <w:tab w:val="num" w:pos="6480"/>
+        </w:tabs>
+        <w:ind w:left="6480" w:hanging="360"/>
+      </w:pPr>
+      <w:rPr>
+        <w:rFonts w:ascii="Wingdings" w:hAnsi="Wingdings" w:hint="default"/>
+        <w:sz w:val="20"/>
+      </w:rPr>
+    </w:lvl>
+  </w:abstractNum>
+  <w:abstractNum w:abstractNumId="19" w15:restartNumberingAfterBreak="0">
+    <w:nsid w:val="578729A3"/>
+    <w:multiLevelType w:val="multilevel"/>
+    <w:tmpl w:val="1CE046F4"/>
+    <w:lvl w:ilvl="0">
+      <w:start w:val="1"/>
+      <w:numFmt w:val="bullet"/>
+      <w:lvlText w:val=""/>
+      <w:lvlJc w:val="left"/>
+      <w:pPr>
+        <w:tabs>
+          <w:tab w:val="num" w:pos="720"/>
+        </w:tabs>
+        <w:ind w:left="720" w:hanging="360"/>
+      </w:pPr>
+      <w:rPr>
+        <w:rFonts w:ascii="Symbol" w:hAnsi="Symbol" w:hint="default"/>
+        <w:sz w:val="20"/>
+      </w:rPr>
+    </w:lvl>
+    <w:lvl w:ilvl="1" w:tentative="1">
+      <w:start w:val="1"/>
+      <w:numFmt w:val="bullet"/>
+      <w:lvlText w:val="o"/>
+      <w:lvlJc w:val="left"/>
+      <w:pPr>
+        <w:tabs>
+          <w:tab w:val="num" w:pos="1440"/>
+        </w:tabs>
+        <w:ind w:left="1440" w:hanging="360"/>
+      </w:pPr>
+      <w:rPr>
+        <w:rFonts w:ascii="Courier New" w:hAnsi="Courier New" w:hint="default"/>
+        <w:sz w:val="20"/>
+      </w:rPr>
+    </w:lvl>
+    <w:lvl w:ilvl="2" w:tentative="1">
+      <w:start w:val="1"/>
+      <w:numFmt w:val="bullet"/>
+      <w:lvlText w:val=""/>
+      <w:lvlJc w:val="left"/>
+      <w:pPr>
+        <w:tabs>
+          <w:tab w:val="num" w:pos="2160"/>
+        </w:tabs>
+        <w:ind w:left="2160" w:hanging="360"/>
+      </w:pPr>
+      <w:rPr>
+        <w:rFonts w:ascii="Wingdings" w:hAnsi="Wingdings" w:hint="default"/>
+        <w:sz w:val="20"/>
+      </w:rPr>
+    </w:lvl>
+    <w:lvl w:ilvl="3" w:tentative="1">
+      <w:start w:val="1"/>
+      <w:numFmt w:val="bullet"/>
+      <w:lvlText w:val=""/>
+      <w:lvlJc w:val="left"/>
+      <w:pPr>
+        <w:tabs>
+          <w:tab w:val="num" w:pos="2880"/>
+        </w:tabs>
+        <w:ind w:left="2880" w:hanging="360"/>
+      </w:pPr>
+      <w:rPr>
+        <w:rFonts w:ascii="Wingdings" w:hAnsi="Wingdings" w:hint="default"/>
+        <w:sz w:val="20"/>
+      </w:rPr>
+    </w:lvl>
+    <w:lvl w:ilvl="4" w:tentative="1">
+      <w:start w:val="1"/>
+      <w:numFmt w:val="bullet"/>
+      <w:lvlText w:val=""/>
+      <w:lvlJc w:val="left"/>
+      <w:pPr>
+        <w:tabs>
+          <w:tab w:val="num" w:pos="3600"/>
+        </w:tabs>
+        <w:ind w:left="3600" w:hanging="360"/>
+      </w:pPr>
+      <w:rPr>
+        <w:rFonts w:ascii="Wingdings" w:hAnsi="Wingdings" w:hint="default"/>
+        <w:sz w:val="20"/>
+      </w:rPr>
+    </w:lvl>
+    <w:lvl w:ilvl="5" w:tentative="1">
+      <w:start w:val="1"/>
+      <w:numFmt w:val="bullet"/>
+      <w:lvlText w:val=""/>
+      <w:lvlJc w:val="left"/>
+      <w:pPr>
+        <w:tabs>
+          <w:tab w:val="num" w:pos="4320"/>
+        </w:tabs>
+        <w:ind w:left="4320" w:hanging="360"/>
+      </w:pPr>
+      <w:rPr>
+        <w:rFonts w:ascii="Wingdings" w:hAnsi="Wingdings" w:hint="default"/>
+        <w:sz w:val="20"/>
+      </w:rPr>
+    </w:lvl>
+    <w:lvl w:ilvl="6" w:tentative="1">
+      <w:start w:val="1"/>
+      <w:numFmt w:val="bullet"/>
+      <w:lvlText w:val=""/>
+      <w:lvlJc w:val="left"/>
+      <w:pPr>
+        <w:tabs>
+          <w:tab w:val="num" w:pos="5040"/>
+        </w:tabs>
+        <w:ind w:left="5040" w:hanging="360"/>
+      </w:pPr>
+      <w:rPr>
+        <w:rFonts w:ascii="Wingdings" w:hAnsi="Wingdings" w:hint="default"/>
+        <w:sz w:val="20"/>
+      </w:rPr>
+    </w:lvl>
+    <w:lvl w:ilvl="7" w:tentative="1">
+      <w:start w:val="1"/>
+      <w:numFmt w:val="bullet"/>
+      <w:lvlText w:val=""/>
+      <w:lvlJc w:val="left"/>
+      <w:pPr>
+        <w:tabs>
+          <w:tab w:val="num" w:pos="5760"/>
+        </w:tabs>
+        <w:ind w:left="5760" w:hanging="360"/>
+      </w:pPr>
+      <w:rPr>
+        <w:rFonts w:ascii="Wingdings" w:hAnsi="Wingdings" w:hint="default"/>
+        <w:sz w:val="20"/>
+      </w:rPr>
+    </w:lvl>
+    <w:lvl w:ilvl="8" w:tentative="1">
+      <w:start w:val="1"/>
+      <w:numFmt w:val="bullet"/>
+      <w:lvlText w:val=""/>
+      <w:lvlJc w:val="left"/>
+      <w:pPr>
+        <w:tabs>
+          <w:tab w:val="num" w:pos="6480"/>
+        </w:tabs>
+        <w:ind w:left="6480" w:hanging="360"/>
+      </w:pPr>
+      <w:rPr>
+        <w:rFonts w:ascii="Wingdings" w:hAnsi="Wingdings" w:hint="default"/>
+        <w:sz w:val="20"/>
+      </w:rPr>
+    </w:lvl>
+  </w:abstractNum>
+  <w:abstractNum w:abstractNumId="20" w15:restartNumberingAfterBreak="0">
+    <w:nsid w:val="5F2A0601"/>
+    <w:multiLevelType w:val="multilevel"/>
+    <w:tmpl w:val="1556FB8C"/>
+    <w:lvl w:ilvl="0">
+      <w:start w:val="1"/>
+      <w:numFmt w:val="bullet"/>
+      <w:lvlText w:val=""/>
+      <w:lvlJc w:val="left"/>
+      <w:pPr>
+        <w:tabs>
+          <w:tab w:val="num" w:pos="720"/>
+        </w:tabs>
+        <w:ind w:left="720" w:hanging="360"/>
+      </w:pPr>
+      <w:rPr>
+        <w:rFonts w:ascii="Symbol" w:hAnsi="Symbol" w:hint="default"/>
+        <w:sz w:val="20"/>
+      </w:rPr>
+    </w:lvl>
+    <w:lvl w:ilvl="1" w:tentative="1">
+      <w:start w:val="1"/>
+      <w:numFmt w:val="bullet"/>
+      <w:lvlText w:val="o"/>
+      <w:lvlJc w:val="left"/>
+      <w:pPr>
+        <w:tabs>
+          <w:tab w:val="num" w:pos="1440"/>
+        </w:tabs>
+        <w:ind w:left="1440" w:hanging="360"/>
+      </w:pPr>
+      <w:rPr>
+        <w:rFonts w:ascii="Courier New" w:hAnsi="Courier New" w:hint="default"/>
+        <w:sz w:val="20"/>
+      </w:rPr>
+    </w:lvl>
+    <w:lvl w:ilvl="2" w:tentative="1">
+      <w:start w:val="1"/>
+      <w:numFmt w:val="bullet"/>
+      <w:lvlText w:val=""/>
+      <w:lvlJc w:val="left"/>
+      <w:pPr>
+        <w:tabs>
+          <w:tab w:val="num" w:pos="2160"/>
+        </w:tabs>
+        <w:ind w:left="2160" w:hanging="360"/>
+      </w:pPr>
+      <w:rPr>
+        <w:rFonts w:ascii="Wingdings" w:hAnsi="Wingdings" w:hint="default"/>
+        <w:sz w:val="20"/>
+      </w:rPr>
+    </w:lvl>
+    <w:lvl w:ilvl="3" w:tentative="1">
+      <w:start w:val="1"/>
+      <w:numFmt w:val="bullet"/>
+      <w:lvlText w:val=""/>
+      <w:lvlJc w:val="left"/>
+      <w:pPr>
+        <w:tabs>
+          <w:tab w:val="num" w:pos="2880"/>
+        </w:tabs>
+        <w:ind w:left="2880" w:hanging="360"/>
+      </w:pPr>
+      <w:rPr>
+        <w:rFonts w:ascii="Wingdings" w:hAnsi="Wingdings" w:hint="default"/>
+        <w:sz w:val="20"/>
+      </w:rPr>
+    </w:lvl>
+    <w:lvl w:ilvl="4" w:tentative="1">
+      <w:start w:val="1"/>
+      <w:numFmt w:val="bullet"/>
+      <w:lvlText w:val=""/>
+      <w:lvlJc w:val="left"/>
+      <w:pPr>
+        <w:tabs>
+          <w:tab w:val="num" w:pos="3600"/>
+        </w:tabs>
+        <w:ind w:left="3600" w:hanging="360"/>
+      </w:pPr>
+      <w:rPr>
+        <w:rFonts w:ascii="Wingdings" w:hAnsi="Wingdings" w:hint="default"/>
+        <w:sz w:val="20"/>
+      </w:rPr>
+    </w:lvl>
+    <w:lvl w:ilvl="5" w:tentative="1">
+      <w:start w:val="1"/>
+      <w:numFmt w:val="bullet"/>
+      <w:lvlText w:val=""/>
+      <w:lvlJc w:val="left"/>
+      <w:pPr>
+        <w:tabs>
+          <w:tab w:val="num" w:pos="4320"/>
+        </w:tabs>
+        <w:ind w:left="4320" w:hanging="360"/>
+      </w:pPr>
+      <w:rPr>
+        <w:rFonts w:ascii="Wingdings" w:hAnsi="Wingdings" w:hint="default"/>
+        <w:sz w:val="20"/>
+      </w:rPr>
+    </w:lvl>
+    <w:lvl w:ilvl="6" w:tentative="1">
+      <w:start w:val="1"/>
+      <w:numFmt w:val="bullet"/>
+      <w:lvlText w:val=""/>
+      <w:lvlJc w:val="left"/>
+      <w:pPr>
+        <w:tabs>
+          <w:tab w:val="num" w:pos="5040"/>
+        </w:tabs>
+        <w:ind w:left="5040" w:hanging="360"/>
+      </w:pPr>
+      <w:rPr>
+        <w:rFonts w:ascii="Wingdings" w:hAnsi="Wingdings" w:hint="default"/>
+        <w:sz w:val="20"/>
+      </w:rPr>
+    </w:lvl>
+    <w:lvl w:ilvl="7" w:tentative="1">
+      <w:start w:val="1"/>
+      <w:numFmt w:val="bullet"/>
+      <w:lvlText w:val=""/>
+      <w:lvlJc w:val="left"/>
+      <w:pPr>
+        <w:tabs>
+          <w:tab w:val="num" w:pos="5760"/>
+        </w:tabs>
+        <w:ind w:left="5760" w:hanging="360"/>
+      </w:pPr>
+      <w:rPr>
+        <w:rFonts w:ascii="Wingdings" w:hAnsi="Wingdings" w:hint="default"/>
+        <w:sz w:val="20"/>
+      </w:rPr>
+    </w:lvl>
+    <w:lvl w:ilvl="8" w:tentative="1">
+      <w:start w:val="1"/>
+      <w:numFmt w:val="bullet"/>
+      <w:lvlText w:val=""/>
+      <w:lvlJc w:val="left"/>
+      <w:pPr>
+        <w:tabs>
+          <w:tab w:val="num" w:pos="6480"/>
+        </w:tabs>
+        <w:ind w:left="6480" w:hanging="360"/>
+      </w:pPr>
+      <w:rPr>
+        <w:rFonts w:ascii="Wingdings" w:hAnsi="Wingdings" w:hint="default"/>
+        <w:sz w:val="20"/>
+      </w:rPr>
+    </w:lvl>
+  </w:abstractNum>
+  <w:abstractNum w:abstractNumId="21" w15:restartNumberingAfterBreak="0">
+    <w:nsid w:val="65C17070"/>
+    <w:multiLevelType w:val="multilevel"/>
+    <w:tmpl w:val="914A36E6"/>
+    <w:lvl w:ilvl="0">
+      <w:start w:val="1"/>
+      <w:numFmt w:val="bullet"/>
+      <w:lvlText w:val=""/>
+      <w:lvlJc w:val="left"/>
+      <w:pPr>
+        <w:tabs>
+          <w:tab w:val="num" w:pos="720"/>
+        </w:tabs>
+        <w:ind w:left="720" w:hanging="360"/>
+      </w:pPr>
+      <w:rPr>
+        <w:rFonts w:ascii="Symbol" w:hAnsi="Symbol" w:hint="default"/>
+        <w:sz w:val="20"/>
+      </w:rPr>
+    </w:lvl>
+    <w:lvl w:ilvl="1" w:tentative="1">
+      <w:start w:val="1"/>
+      <w:numFmt w:val="bullet"/>
+      <w:lvlText w:val="o"/>
+      <w:lvlJc w:val="left"/>
+      <w:pPr>
+        <w:tabs>
+          <w:tab w:val="num" w:pos="1440"/>
+        </w:tabs>
+        <w:ind w:left="1440" w:hanging="360"/>
+      </w:pPr>
+      <w:rPr>
+        <w:rFonts w:ascii="Courier New" w:hAnsi="Courier New" w:hint="default"/>
+        <w:sz w:val="20"/>
+      </w:rPr>
+    </w:lvl>
+    <w:lvl w:ilvl="2" w:tentative="1">
+      <w:start w:val="1"/>
+      <w:numFmt w:val="bullet"/>
+      <w:lvlText w:val=""/>
+      <w:lvlJc w:val="left"/>
+      <w:pPr>
+        <w:tabs>
+          <w:tab w:val="num" w:pos="2160"/>
+        </w:tabs>
+        <w:ind w:left="2160" w:hanging="360"/>
+      </w:pPr>
+      <w:rPr>
+        <w:rFonts w:ascii="Wingdings" w:hAnsi="Wingdings" w:hint="default"/>
+        <w:sz w:val="20"/>
+      </w:rPr>
+    </w:lvl>
+    <w:lvl w:ilvl="3" w:tentative="1">
+      <w:start w:val="1"/>
+      <w:numFmt w:val="bullet"/>
+      <w:lvlText w:val=""/>
+      <w:lvlJc w:val="left"/>
+      <w:pPr>
+        <w:tabs>
+          <w:tab w:val="num" w:pos="2880"/>
+        </w:tabs>
+        <w:ind w:left="2880" w:hanging="360"/>
+      </w:pPr>
+      <w:rPr>
+        <w:rFonts w:ascii="Wingdings" w:hAnsi="Wingdings" w:hint="default"/>
+        <w:sz w:val="20"/>
+      </w:rPr>
+    </w:lvl>
+    <w:lvl w:ilvl="4" w:tentative="1">
+      <w:start w:val="1"/>
+      <w:numFmt w:val="bullet"/>
+      <w:lvlText w:val=""/>
+      <w:lvlJc w:val="left"/>
+      <w:pPr>
+        <w:tabs>
+          <w:tab w:val="num" w:pos="3600"/>
+        </w:tabs>
+        <w:ind w:left="3600" w:hanging="360"/>
+      </w:pPr>
+      <w:rPr>
+        <w:rFonts w:ascii="Wingdings" w:hAnsi="Wingdings" w:hint="default"/>
+        <w:sz w:val="20"/>
+      </w:rPr>
+    </w:lvl>
+    <w:lvl w:ilvl="5" w:tentative="1">
+      <w:start w:val="1"/>
+      <w:numFmt w:val="bullet"/>
+      <w:lvlText w:val=""/>
+      <w:lvlJc w:val="left"/>
+      <w:pPr>
+        <w:tabs>
+          <w:tab w:val="num" w:pos="4320"/>
+        </w:tabs>
+        <w:ind w:left="4320" w:hanging="360"/>
+      </w:pPr>
+      <w:rPr>
+        <w:rFonts w:ascii="Wingdings" w:hAnsi="Wingdings" w:hint="default"/>
+        <w:sz w:val="20"/>
+      </w:rPr>
+    </w:lvl>
+    <w:lvl w:ilvl="6" w:tentative="1">
+      <w:start w:val="1"/>
+      <w:numFmt w:val="bullet"/>
+      <w:lvlText w:val=""/>
+      <w:lvlJc w:val="left"/>
+      <w:pPr>
+        <w:tabs>
+          <w:tab w:val="num" w:pos="5040"/>
+        </w:tabs>
+        <w:ind w:left="5040" w:hanging="360"/>
+      </w:pPr>
+      <w:rPr>
+        <w:rFonts w:ascii="Wingdings" w:hAnsi="Wingdings" w:hint="default"/>
+        <w:sz w:val="20"/>
+      </w:rPr>
+    </w:lvl>
+    <w:lvl w:ilvl="7" w:tentative="1">
+      <w:start w:val="1"/>
+      <w:numFmt w:val="bullet"/>
+      <w:lvlText w:val=""/>
+      <w:lvlJc w:val="left"/>
+      <w:pPr>
+        <w:tabs>
+          <w:tab w:val="num" w:pos="5760"/>
+        </w:tabs>
+        <w:ind w:left="5760" w:hanging="360"/>
+      </w:pPr>
+      <w:rPr>
+        <w:rFonts w:ascii="Wingdings" w:hAnsi="Wingdings" w:hint="default"/>
+        <w:sz w:val="20"/>
+      </w:rPr>
+    </w:lvl>
+    <w:lvl w:ilvl="8" w:tentative="1">
+      <w:start w:val="1"/>
+      <w:numFmt w:val="bullet"/>
+      <w:lvlText w:val=""/>
+      <w:lvlJc w:val="left"/>
+      <w:pPr>
+        <w:tabs>
+          <w:tab w:val="num" w:pos="6480"/>
+        </w:tabs>
+        <w:ind w:left="6480" w:hanging="360"/>
+      </w:pPr>
+      <w:rPr>
+        <w:rFonts w:ascii="Wingdings" w:hAnsi="Wingdings" w:hint="default"/>
+        <w:sz w:val="20"/>
+      </w:rPr>
+    </w:lvl>
+  </w:abstractNum>
+  <w:abstractNum w:abstractNumId="22" w15:restartNumberingAfterBreak="0">
+    <w:nsid w:val="688D4343"/>
+    <w:multiLevelType w:val="multilevel"/>
+    <w:tmpl w:val="30C8F92A"/>
+    <w:lvl w:ilvl="0">
+      <w:start w:val="1"/>
+      <w:numFmt w:val="bullet"/>
+      <w:lvlText w:val=""/>
+      <w:lvlJc w:val="left"/>
+      <w:pPr>
+        <w:tabs>
+          <w:tab w:val="num" w:pos="720"/>
+        </w:tabs>
+        <w:ind w:left="720" w:hanging="360"/>
+      </w:pPr>
+      <w:rPr>
+        <w:rFonts w:ascii="Symbol" w:hAnsi="Symbol" w:hint="default"/>
+        <w:sz w:val="20"/>
+      </w:rPr>
+    </w:lvl>
+    <w:lvl w:ilvl="1" w:tentative="1">
+      <w:start w:val="1"/>
+      <w:numFmt w:val="bullet"/>
+      <w:lvlText w:val="o"/>
+      <w:lvlJc w:val="left"/>
+      <w:pPr>
+        <w:tabs>
+          <w:tab w:val="num" w:pos="1440"/>
+        </w:tabs>
+        <w:ind w:left="1440" w:hanging="360"/>
+      </w:pPr>
+      <w:rPr>
+        <w:rFonts w:ascii="Courier New" w:hAnsi="Courier New" w:hint="default"/>
+        <w:sz w:val="20"/>
+      </w:rPr>
+    </w:lvl>
+    <w:lvl w:ilvl="2" w:tentative="1">
+      <w:start w:val="1"/>
+      <w:numFmt w:val="bullet"/>
+      <w:lvlText w:val=""/>
+      <w:lvlJc w:val="left"/>
+      <w:pPr>
+        <w:tabs>
+          <w:tab w:val="num" w:pos="2160"/>
+        </w:tabs>
+        <w:ind w:left="2160" w:hanging="360"/>
+      </w:pPr>
+      <w:rPr>
+        <w:rFonts w:ascii="Wingdings" w:hAnsi="Wingdings" w:hint="default"/>
+        <w:sz w:val="20"/>
+      </w:rPr>
+    </w:lvl>
+    <w:lvl w:ilvl="3" w:tentative="1">
+      <w:start w:val="1"/>
+      <w:numFmt w:val="bullet"/>
+      <w:lvlText w:val=""/>
+      <w:lvlJc w:val="left"/>
+      <w:pPr>
+        <w:tabs>
+          <w:tab w:val="num" w:pos="2880"/>
+        </w:tabs>
+        <w:ind w:left="2880" w:hanging="360"/>
+      </w:pPr>
+      <w:rPr>
+        <w:rFonts w:ascii="Wingdings" w:hAnsi="Wingdings" w:hint="default"/>
+        <w:sz w:val="20"/>
+      </w:rPr>
+    </w:lvl>
+    <w:lvl w:ilvl="4" w:tentative="1">
+      <w:start w:val="1"/>
+      <w:numFmt w:val="bullet"/>
+      <w:lvlText w:val=""/>
+      <w:lvlJc w:val="left"/>
+      <w:pPr>
+        <w:tabs>
+          <w:tab w:val="num" w:pos="3600"/>
+        </w:tabs>
+        <w:ind w:left="3600" w:hanging="360"/>
+      </w:pPr>
+      <w:rPr>
+        <w:rFonts w:ascii="Wingdings" w:hAnsi="Wingdings" w:hint="default"/>
+        <w:sz w:val="20"/>
+      </w:rPr>
+    </w:lvl>
+    <w:lvl w:ilvl="5" w:tentative="1">
+      <w:start w:val="1"/>
+      <w:numFmt w:val="bullet"/>
+      <w:lvlText w:val=""/>
+      <w:lvlJc w:val="left"/>
+      <w:pPr>
+        <w:tabs>
+          <w:tab w:val="num" w:pos="4320"/>
+        </w:tabs>
+        <w:ind w:left="4320" w:hanging="360"/>
+      </w:pPr>
+      <w:rPr>
+        <w:rFonts w:ascii="Wingdings" w:hAnsi="Wingdings" w:hint="default"/>
+        <w:sz w:val="20"/>
+      </w:rPr>
+    </w:lvl>
+    <w:lvl w:ilvl="6" w:tentative="1">
+      <w:start w:val="1"/>
+      <w:numFmt w:val="bullet"/>
+      <w:lvlText w:val=""/>
+      <w:lvlJc w:val="left"/>
+      <w:pPr>
+        <w:tabs>
+          <w:tab w:val="num" w:pos="5040"/>
+        </w:tabs>
+        <w:ind w:left="5040" w:hanging="360"/>
+      </w:pPr>
+      <w:rPr>
+        <w:rFonts w:ascii="Wingdings" w:hAnsi="Wingdings" w:hint="default"/>
+        <w:sz w:val="20"/>
+      </w:rPr>
+    </w:lvl>
+    <w:lvl w:ilvl="7" w:tentative="1">
+      <w:start w:val="1"/>
+      <w:numFmt w:val="bullet"/>
+      <w:lvlText w:val=""/>
+      <w:lvlJc w:val="left"/>
+      <w:pPr>
+        <w:tabs>
+          <w:tab w:val="num" w:pos="5760"/>
+        </w:tabs>
+        <w:ind w:left="5760" w:hanging="360"/>
+      </w:pPr>
+      <w:rPr>
+        <w:rFonts w:ascii="Wingdings" w:hAnsi="Wingdings" w:hint="default"/>
+        <w:sz w:val="20"/>
+      </w:rPr>
+    </w:lvl>
+    <w:lvl w:ilvl="8" w:tentative="1">
+      <w:start w:val="1"/>
+      <w:numFmt w:val="bullet"/>
+      <w:lvlText w:val=""/>
+      <w:lvlJc w:val="left"/>
+      <w:pPr>
+        <w:tabs>
+          <w:tab w:val="num" w:pos="6480"/>
+        </w:tabs>
+        <w:ind w:left="6480" w:hanging="360"/>
+      </w:pPr>
+      <w:rPr>
+        <w:rFonts w:ascii="Wingdings" w:hAnsi="Wingdings" w:hint="default"/>
+        <w:sz w:val="20"/>
+      </w:rPr>
+    </w:lvl>
+  </w:abstractNum>
+  <w:abstractNum w:abstractNumId="23" w15:restartNumberingAfterBreak="0">
+    <w:nsid w:val="691A514F"/>
+    <w:multiLevelType w:val="multilevel"/>
+    <w:tmpl w:val="245AF97A"/>
+    <w:lvl w:ilvl="0">
+      <w:start w:val="1"/>
+      <w:numFmt w:val="bullet"/>
+      <w:lvlText w:val=""/>
+      <w:lvlJc w:val="left"/>
+      <w:pPr>
+        <w:tabs>
+          <w:tab w:val="num" w:pos="720"/>
+        </w:tabs>
+        <w:ind w:left="720" w:hanging="360"/>
+      </w:pPr>
+      <w:rPr>
+        <w:rFonts w:ascii="Symbol" w:hAnsi="Symbol" w:hint="default"/>
+        <w:sz w:val="20"/>
+      </w:rPr>
+    </w:lvl>
+    <w:lvl w:ilvl="1" w:tentative="1">
+      <w:start w:val="1"/>
+      <w:numFmt w:val="bullet"/>
+      <w:lvlText w:val="o"/>
+      <w:lvlJc w:val="left"/>
+      <w:pPr>
+        <w:tabs>
+          <w:tab w:val="num" w:pos="1440"/>
+        </w:tabs>
+        <w:ind w:left="1440" w:hanging="360"/>
+      </w:pPr>
+      <w:rPr>
+        <w:rFonts w:ascii="Courier New" w:hAnsi="Courier New" w:hint="default"/>
+        <w:sz w:val="20"/>
+      </w:rPr>
+    </w:lvl>
+    <w:lvl w:ilvl="2" w:tentative="1">
+      <w:start w:val="1"/>
+      <w:numFmt w:val="bullet"/>
+      <w:lvlText w:val=""/>
+      <w:lvlJc w:val="left"/>
+      <w:pPr>
+        <w:tabs>
+          <w:tab w:val="num" w:pos="2160"/>
+        </w:tabs>
+        <w:ind w:left="2160" w:hanging="360"/>
+      </w:pPr>
+      <w:rPr>
+        <w:rFonts w:ascii="Wingdings" w:hAnsi="Wingdings" w:hint="default"/>
+        <w:sz w:val="20"/>
+      </w:rPr>
+    </w:lvl>
+    <w:lvl w:ilvl="3" w:tentative="1">
+      <w:start w:val="1"/>
+      <w:numFmt w:val="bullet"/>
+      <w:lvlText w:val=""/>
+      <w:lvlJc w:val="left"/>
+      <w:pPr>
+        <w:tabs>
+          <w:tab w:val="num" w:pos="2880"/>
+        </w:tabs>
+        <w:ind w:left="2880" w:hanging="360"/>
+      </w:pPr>
+      <w:rPr>
+        <w:rFonts w:ascii="Wingdings" w:hAnsi="Wingdings" w:hint="default"/>
+        <w:sz w:val="20"/>
+      </w:rPr>
+    </w:lvl>
+    <w:lvl w:ilvl="4" w:tentative="1">
+      <w:start w:val="1"/>
+      <w:numFmt w:val="bullet"/>
+      <w:lvlText w:val=""/>
+      <w:lvlJc w:val="left"/>
+      <w:pPr>
+        <w:tabs>
+          <w:tab w:val="num" w:pos="3600"/>
+        </w:tabs>
+        <w:ind w:left="3600" w:hanging="360"/>
+      </w:pPr>
+      <w:rPr>
+        <w:rFonts w:ascii="Wingdings" w:hAnsi="Wingdings" w:hint="default"/>
+        <w:sz w:val="20"/>
+      </w:rPr>
+    </w:lvl>
+    <w:lvl w:ilvl="5" w:tentative="1">
+      <w:start w:val="1"/>
+      <w:numFmt w:val="bullet"/>
+      <w:lvlText w:val=""/>
+      <w:lvlJc w:val="left"/>
+      <w:pPr>
+        <w:tabs>
+          <w:tab w:val="num" w:pos="4320"/>
+        </w:tabs>
+        <w:ind w:left="4320" w:hanging="360"/>
+      </w:pPr>
+      <w:rPr>
+        <w:rFonts w:ascii="Wingdings" w:hAnsi="Wingdings" w:hint="default"/>
+        <w:sz w:val="20"/>
+      </w:rPr>
+    </w:lvl>
+    <w:lvl w:ilvl="6" w:tentative="1">
+      <w:start w:val="1"/>
+      <w:numFmt w:val="bullet"/>
+      <w:lvlText w:val=""/>
+      <w:lvlJc w:val="left"/>
+      <w:pPr>
+        <w:tabs>
+          <w:tab w:val="num" w:pos="5040"/>
+        </w:tabs>
+        <w:ind w:left="5040" w:hanging="360"/>
+      </w:pPr>
+      <w:rPr>
+        <w:rFonts w:ascii="Wingdings" w:hAnsi="Wingdings" w:hint="default"/>
+        <w:sz w:val="20"/>
+      </w:rPr>
+    </w:lvl>
+    <w:lvl w:ilvl="7" w:tentative="1">
+      <w:start w:val="1"/>
+      <w:numFmt w:val="bullet"/>
+      <w:lvlText w:val=""/>
+      <w:lvlJc w:val="left"/>
+      <w:pPr>
+        <w:tabs>
+          <w:tab w:val="num" w:pos="5760"/>
+        </w:tabs>
+        <w:ind w:left="5760" w:hanging="360"/>
+      </w:pPr>
+      <w:rPr>
+        <w:rFonts w:ascii="Wingdings" w:hAnsi="Wingdings" w:hint="default"/>
+        <w:sz w:val="20"/>
+      </w:rPr>
+    </w:lvl>
+    <w:lvl w:ilvl="8" w:tentative="1">
+      <w:start w:val="1"/>
+      <w:numFmt w:val="bullet"/>
+      <w:lvlText w:val=""/>
+      <w:lvlJc w:val="left"/>
+      <w:pPr>
+        <w:tabs>
+          <w:tab w:val="num" w:pos="6480"/>
+        </w:tabs>
+        <w:ind w:left="6480" w:hanging="360"/>
+      </w:pPr>
+      <w:rPr>
+        <w:rFonts w:ascii="Wingdings" w:hAnsi="Wingdings" w:hint="default"/>
+        <w:sz w:val="20"/>
+      </w:rPr>
+    </w:lvl>
+  </w:abstractNum>
+  <w:abstractNum w:abstractNumId="24" w15:restartNumberingAfterBreak="0">
+    <w:nsid w:val="6A77246D"/>
+    <w:multiLevelType w:val="multilevel"/>
+    <w:tmpl w:val="40F0C19A"/>
+    <w:lvl w:ilvl="0">
+      <w:start w:val="1"/>
+      <w:numFmt w:val="bullet"/>
+      <w:lvlText w:val=""/>
+      <w:lvlJc w:val="left"/>
+      <w:pPr>
+        <w:tabs>
+          <w:tab w:val="num" w:pos="720"/>
+        </w:tabs>
+        <w:ind w:left="720" w:hanging="360"/>
+      </w:pPr>
+      <w:rPr>
+        <w:rFonts w:ascii="Symbol" w:hAnsi="Symbol" w:hint="default"/>
+        <w:sz w:val="20"/>
+      </w:rPr>
+    </w:lvl>
+    <w:lvl w:ilvl="1" w:tentative="1">
+      <w:start w:val="1"/>
+      <w:numFmt w:val="bullet"/>
+      <w:lvlText w:val="o"/>
+      <w:lvlJc w:val="left"/>
+      <w:pPr>
+        <w:tabs>
+          <w:tab w:val="num" w:pos="1440"/>
+        </w:tabs>
+        <w:ind w:left="1440" w:hanging="360"/>
+      </w:pPr>
+      <w:rPr>
+        <w:rFonts w:ascii="Courier New" w:hAnsi="Courier New" w:hint="default"/>
+        <w:sz w:val="20"/>
+      </w:rPr>
+    </w:lvl>
+    <w:lvl w:ilvl="2" w:tentative="1">
+      <w:start w:val="1"/>
+      <w:numFmt w:val="bullet"/>
+      <w:lvlText w:val=""/>
+      <w:lvlJc w:val="left"/>
+      <w:pPr>
+        <w:tabs>
+          <w:tab w:val="num" w:pos="2160"/>
+        </w:tabs>
+        <w:ind w:left="2160" w:hanging="360"/>
+      </w:pPr>
+      <w:rPr>
+        <w:rFonts w:ascii="Wingdings" w:hAnsi="Wingdings" w:hint="default"/>
+        <w:sz w:val="20"/>
+      </w:rPr>
+    </w:lvl>
+    <w:lvl w:ilvl="3" w:tentative="1">
+      <w:start w:val="1"/>
+      <w:numFmt w:val="bullet"/>
+      <w:lvlText w:val=""/>
+      <w:lvlJc w:val="left"/>
+      <w:pPr>
+        <w:tabs>
+          <w:tab w:val="num" w:pos="2880"/>
+        </w:tabs>
+        <w:ind w:left="2880" w:hanging="360"/>
+      </w:pPr>
+      <w:rPr>
+        <w:rFonts w:ascii="Wingdings" w:hAnsi="Wingdings" w:hint="default"/>
+        <w:sz w:val="20"/>
+      </w:rPr>
+    </w:lvl>
+    <w:lvl w:ilvl="4" w:tentative="1">
+      <w:start w:val="1"/>
+      <w:numFmt w:val="bullet"/>
+      <w:lvlText w:val=""/>
+      <w:lvlJc w:val="left"/>
+      <w:pPr>
+        <w:tabs>
+          <w:tab w:val="num" w:pos="3600"/>
+        </w:tabs>
+        <w:ind w:left="3600" w:hanging="360"/>
+      </w:pPr>
+      <w:rPr>
+        <w:rFonts w:ascii="Wingdings" w:hAnsi="Wingdings" w:hint="default"/>
+        <w:sz w:val="20"/>
+      </w:rPr>
+    </w:lvl>
+    <w:lvl w:ilvl="5" w:tentative="1">
+      <w:start w:val="1"/>
+      <w:numFmt w:val="bullet"/>
+      <w:lvlText w:val=""/>
+      <w:lvlJc w:val="left"/>
+      <w:pPr>
+        <w:tabs>
+          <w:tab w:val="num" w:pos="4320"/>
+        </w:tabs>
+        <w:ind w:left="4320" w:hanging="360"/>
+      </w:pPr>
+      <w:rPr>
+        <w:rFonts w:ascii="Wingdings" w:hAnsi="Wingdings" w:hint="default"/>
+        <w:sz w:val="20"/>
+      </w:rPr>
+    </w:lvl>
+    <w:lvl w:ilvl="6" w:tentative="1">
+      <w:start w:val="1"/>
+      <w:numFmt w:val="bullet"/>
+      <w:lvlText w:val=""/>
+      <w:lvlJc w:val="left"/>
+      <w:pPr>
+        <w:tabs>
+          <w:tab w:val="num" w:pos="5040"/>
+        </w:tabs>
+        <w:ind w:left="5040" w:hanging="360"/>
+      </w:pPr>
+      <w:rPr>
+        <w:rFonts w:ascii="Wingdings" w:hAnsi="Wingdings" w:hint="default"/>
+        <w:sz w:val="20"/>
+      </w:rPr>
+    </w:lvl>
+    <w:lvl w:ilvl="7" w:tentative="1">
+      <w:start w:val="1"/>
+      <w:numFmt w:val="bullet"/>
+      <w:lvlText w:val=""/>
+      <w:lvlJc w:val="left"/>
+      <w:pPr>
+        <w:tabs>
+          <w:tab w:val="num" w:pos="5760"/>
+        </w:tabs>
+        <w:ind w:left="5760" w:hanging="360"/>
+      </w:pPr>
+      <w:rPr>
+        <w:rFonts w:ascii="Wingdings" w:hAnsi="Wingdings" w:hint="default"/>
+        <w:sz w:val="20"/>
+      </w:rPr>
+    </w:lvl>
+    <w:lvl w:ilvl="8" w:tentative="1">
+      <w:start w:val="1"/>
+      <w:numFmt w:val="bullet"/>
+      <w:lvlText w:val=""/>
+      <w:lvlJc w:val="left"/>
+      <w:pPr>
+        <w:tabs>
+          <w:tab w:val="num" w:pos="6480"/>
+        </w:tabs>
+        <w:ind w:left="6480" w:hanging="360"/>
+      </w:pPr>
+      <w:rPr>
+        <w:rFonts w:ascii="Wingdings" w:hAnsi="Wingdings" w:hint="default"/>
+        <w:sz w:val="20"/>
+      </w:rPr>
+    </w:lvl>
+  </w:abstractNum>
+  <w:abstractNum w:abstractNumId="25" w15:restartNumberingAfterBreak="0">
+    <w:nsid w:val="738F0121"/>
+    <w:multiLevelType w:val="multilevel"/>
+    <w:tmpl w:val="0A6C3156"/>
+    <w:lvl w:ilvl="0">
+      <w:start w:val="1"/>
+      <w:numFmt w:val="bullet"/>
+      <w:lvlText w:val=""/>
+      <w:lvlJc w:val="left"/>
+      <w:pPr>
+        <w:tabs>
+          <w:tab w:val="num" w:pos="720"/>
+        </w:tabs>
+        <w:ind w:left="720" w:hanging="360"/>
+      </w:pPr>
+      <w:rPr>
+        <w:rFonts w:ascii="Symbol" w:hAnsi="Symbol" w:hint="default"/>
+        <w:sz w:val="20"/>
+      </w:rPr>
+    </w:lvl>
+    <w:lvl w:ilvl="1" w:tentative="1">
+      <w:start w:val="1"/>
+      <w:numFmt w:val="bullet"/>
+      <w:lvlText w:val="o"/>
+      <w:lvlJc w:val="left"/>
+      <w:pPr>
+        <w:tabs>
+          <w:tab w:val="num" w:pos="1440"/>
+        </w:tabs>
+        <w:ind w:left="1440" w:hanging="360"/>
+      </w:pPr>
+      <w:rPr>
+        <w:rFonts w:ascii="Courier New" w:hAnsi="Courier New" w:hint="default"/>
+        <w:sz w:val="20"/>
+      </w:rPr>
+    </w:lvl>
+    <w:lvl w:ilvl="2" w:tentative="1">
+      <w:start w:val="1"/>
+      <w:numFmt w:val="bullet"/>
+      <w:lvlText w:val=""/>
+      <w:lvlJc w:val="left"/>
+      <w:pPr>
+        <w:tabs>
+          <w:tab w:val="num" w:pos="2160"/>
+        </w:tabs>
+        <w:ind w:left="2160" w:hanging="360"/>
+      </w:pPr>
+      <w:rPr>
+        <w:rFonts w:ascii="Wingdings" w:hAnsi="Wingdings" w:hint="default"/>
+        <w:sz w:val="20"/>
+      </w:rPr>
+    </w:lvl>
+    <w:lvl w:ilvl="3" w:tentative="1">
+      <w:start w:val="1"/>
+      <w:numFmt w:val="bullet"/>
+      <w:lvlText w:val=""/>
+      <w:lvlJc w:val="left"/>
+      <w:pPr>
+        <w:tabs>
+          <w:tab w:val="num" w:pos="2880"/>
+        </w:tabs>
+        <w:ind w:left="2880" w:hanging="360"/>
+      </w:pPr>
+      <w:rPr>
+        <w:rFonts w:ascii="Wingdings" w:hAnsi="Wingdings" w:hint="default"/>
+        <w:sz w:val="20"/>
+      </w:rPr>
+    </w:lvl>
+    <w:lvl w:ilvl="4" w:tentative="1">
+      <w:start w:val="1"/>
+      <w:numFmt w:val="bullet"/>
+      <w:lvlText w:val=""/>
+      <w:lvlJc w:val="left"/>
+      <w:pPr>
+        <w:tabs>
+          <w:tab w:val="num" w:pos="3600"/>
+        </w:tabs>
+        <w:ind w:left="3600" w:hanging="360"/>
+      </w:pPr>
+      <w:rPr>
+        <w:rFonts w:ascii="Wingdings" w:hAnsi="Wingdings" w:hint="default"/>
+        <w:sz w:val="20"/>
+      </w:rPr>
+    </w:lvl>
+    <w:lvl w:ilvl="5" w:tentative="1">
+      <w:start w:val="1"/>
+      <w:numFmt w:val="bullet"/>
+      <w:lvlText w:val=""/>
+      <w:lvlJc w:val="left"/>
+      <w:pPr>
+        <w:tabs>
+          <w:tab w:val="num" w:pos="4320"/>
+        </w:tabs>
+        <w:ind w:left="4320" w:hanging="360"/>
+      </w:pPr>
+      <w:rPr>
+        <w:rFonts w:ascii="Wingdings" w:hAnsi="Wingdings" w:hint="default"/>
+        <w:sz w:val="20"/>
+      </w:rPr>
+    </w:lvl>
+    <w:lvl w:ilvl="6" w:tentative="1">
+      <w:start w:val="1"/>
+      <w:numFmt w:val="bullet"/>
+      <w:lvlText w:val=""/>
+      <w:lvlJc w:val="left"/>
+      <w:pPr>
+        <w:tabs>
+          <w:tab w:val="num" w:pos="5040"/>
+        </w:tabs>
+        <w:ind w:left="5040" w:hanging="360"/>
+      </w:pPr>
+      <w:rPr>
+        <w:rFonts w:ascii="Wingdings" w:hAnsi="Wingdings" w:hint="default"/>
+        <w:sz w:val="20"/>
+      </w:rPr>
+    </w:lvl>
+    <w:lvl w:ilvl="7" w:tentative="1">
+      <w:start w:val="1"/>
+      <w:numFmt w:val="bullet"/>
+      <w:lvlText w:val=""/>
+      <w:lvlJc w:val="left"/>
+      <w:pPr>
+        <w:tabs>
+          <w:tab w:val="num" w:pos="5760"/>
+        </w:tabs>
+        <w:ind w:left="5760" w:hanging="360"/>
+      </w:pPr>
+      <w:rPr>
+        <w:rFonts w:ascii="Wingdings" w:hAnsi="Wingdings" w:hint="default"/>
+        <w:sz w:val="20"/>
+      </w:rPr>
+    </w:lvl>
+    <w:lvl w:ilvl="8" w:tentative="1">
+      <w:start w:val="1"/>
+      <w:numFmt w:val="bullet"/>
+      <w:lvlText w:val=""/>
+      <w:lvlJc w:val="left"/>
+      <w:pPr>
+        <w:tabs>
+          <w:tab w:val="num" w:pos="6480"/>
+        </w:tabs>
+        <w:ind w:left="6480" w:hanging="360"/>
+      </w:pPr>
+      <w:rPr>
+        <w:rFonts w:ascii="Wingdings" w:hAnsi="Wingdings" w:hint="default"/>
+        <w:sz w:val="20"/>
+      </w:rPr>
+    </w:lvl>
+  </w:abstractNum>
+  <w:abstractNum w:abstractNumId="26" w15:restartNumberingAfterBreak="0">
+    <w:nsid w:val="76D76342"/>
+    <w:multiLevelType w:val="multilevel"/>
+    <w:tmpl w:val="526C649A"/>
+    <w:lvl w:ilvl="0">
+      <w:start w:val="1"/>
+      <w:numFmt w:val="bullet"/>
+      <w:lvlText w:val=""/>
+      <w:lvlJc w:val="left"/>
+      <w:pPr>
+        <w:tabs>
+          <w:tab w:val="num" w:pos="720"/>
+        </w:tabs>
+        <w:ind w:left="720" w:hanging="360"/>
+      </w:pPr>
+      <w:rPr>
+        <w:rFonts w:ascii="Symbol" w:hAnsi="Symbol" w:hint="default"/>
+        <w:sz w:val="20"/>
+      </w:rPr>
+    </w:lvl>
+    <w:lvl w:ilvl="1" w:tentative="1">
+      <w:start w:val="1"/>
+      <w:numFmt w:val="bullet"/>
+      <w:lvlText w:val="o"/>
+      <w:lvlJc w:val="left"/>
+      <w:pPr>
+        <w:tabs>
+          <w:tab w:val="num" w:pos="1440"/>
+        </w:tabs>
+        <w:ind w:left="1440" w:hanging="360"/>
+      </w:pPr>
+      <w:rPr>
+        <w:rFonts w:ascii="Courier New" w:hAnsi="Courier New" w:hint="default"/>
+        <w:sz w:val="20"/>
+      </w:rPr>
+    </w:lvl>
+    <w:lvl w:ilvl="2" w:tentative="1">
+      <w:start w:val="1"/>
+      <w:numFmt w:val="bullet"/>
+      <w:lvlText w:val=""/>
+      <w:lvlJc w:val="left"/>
+      <w:pPr>
+        <w:tabs>
+          <w:tab w:val="num" w:pos="2160"/>
+        </w:tabs>
+        <w:ind w:left="2160" w:hanging="360"/>
+      </w:pPr>
+      <w:rPr>
+        <w:rFonts w:ascii="Wingdings" w:hAnsi="Wingdings" w:hint="default"/>
+        <w:sz w:val="20"/>
+      </w:rPr>
+    </w:lvl>
+    <w:lvl w:ilvl="3" w:tentative="1">
+      <w:start w:val="1"/>
+      <w:numFmt w:val="bullet"/>
+      <w:lvlText w:val=""/>
+      <w:lvlJc w:val="left"/>
+      <w:pPr>
+        <w:tabs>
+          <w:tab w:val="num" w:pos="2880"/>
+        </w:tabs>
+        <w:ind w:left="2880" w:hanging="360"/>
+      </w:pPr>
+      <w:rPr>
+        <w:rFonts w:ascii="Wingdings" w:hAnsi="Wingdings" w:hint="default"/>
+        <w:sz w:val="20"/>
+      </w:rPr>
+    </w:lvl>
+    <w:lvl w:ilvl="4" w:tentative="1">
+      <w:start w:val="1"/>
+      <w:numFmt w:val="bullet"/>
+      <w:lvlText w:val=""/>
+      <w:lvlJc w:val="left"/>
+      <w:pPr>
+        <w:tabs>
+          <w:tab w:val="num" w:pos="3600"/>
+        </w:tabs>
+        <w:ind w:left="3600" w:hanging="360"/>
+      </w:pPr>
+      <w:rPr>
+        <w:rFonts w:ascii="Wingdings" w:hAnsi="Wingdings" w:hint="default"/>
+        <w:sz w:val="20"/>
+      </w:rPr>
+    </w:lvl>
+    <w:lvl w:ilvl="5" w:tentative="1">
+      <w:start w:val="1"/>
+      <w:numFmt w:val="bullet"/>
+      <w:lvlText w:val=""/>
+      <w:lvlJc w:val="left"/>
+      <w:pPr>
+        <w:tabs>
+          <w:tab w:val="num" w:pos="4320"/>
+        </w:tabs>
+        <w:ind w:left="4320" w:hanging="360"/>
+      </w:pPr>
+      <w:rPr>
+        <w:rFonts w:ascii="Wingdings" w:hAnsi="Wingdings" w:hint="default"/>
+        <w:sz w:val="20"/>
+      </w:rPr>
+    </w:lvl>
+    <w:lvl w:ilvl="6" w:tentative="1">
+      <w:start w:val="1"/>
+      <w:numFmt w:val="bullet"/>
+      <w:lvlText w:val=""/>
+      <w:lvlJc w:val="left"/>
+      <w:pPr>
+        <w:tabs>
+          <w:tab w:val="num" w:pos="5040"/>
+        </w:tabs>
+        <w:ind w:left="5040" w:hanging="360"/>
+      </w:pPr>
+      <w:rPr>
+        <w:rFonts w:ascii="Wingdings" w:hAnsi="Wingdings" w:hint="default"/>
+        <w:sz w:val="20"/>
+      </w:rPr>
+    </w:lvl>
+    <w:lvl w:ilvl="7" w:tentative="1">
+      <w:start w:val="1"/>
+      <w:numFmt w:val="bullet"/>
+      <w:lvlText w:val=""/>
+      <w:lvlJc w:val="left"/>
+      <w:pPr>
+        <w:tabs>
+          <w:tab w:val="num" w:pos="5760"/>
+        </w:tabs>
+        <w:ind w:left="5760" w:hanging="360"/>
+      </w:pPr>
+      <w:rPr>
+        <w:rFonts w:ascii="Wingdings" w:hAnsi="Wingdings" w:hint="default"/>
+        <w:sz w:val="20"/>
+      </w:rPr>
+    </w:lvl>
+    <w:lvl w:ilvl="8" w:tentative="1">
+      <w:start w:val="1"/>
+      <w:numFmt w:val="bullet"/>
+      <w:lvlText w:val=""/>
+      <w:lvlJc w:val="left"/>
+      <w:pPr>
+        <w:tabs>
+          <w:tab w:val="num" w:pos="6480"/>
+        </w:tabs>
+        <w:ind w:left="6480" w:hanging="360"/>
+      </w:pPr>
+      <w:rPr>
+        <w:rFonts w:ascii="Wingdings" w:hAnsi="Wingdings" w:hint="default"/>
+        <w:sz w:val="20"/>
+      </w:rPr>
+    </w:lvl>
+  </w:abstractNum>
+  <w:abstractNum w:abstractNumId="27" w15:restartNumberingAfterBreak="0">
     <w:nsid w:val="7C7F718A"/>
     <w:multiLevelType w:val="hybridMultilevel"/>
     <w:tmpl w:val="3ED28A16"/>
@@ -1214,7 +7145,88 @@
     </w:lvl>
   </w:abstractNum>
   <w:num w:numId="1" w16cid:durableId="1785464733">
+    <w:abstractNumId w:val="27"/>
+  </w:num>
+  <w:num w:numId="2" w16cid:durableId="1662854696">
+    <w:abstractNumId w:val="11"/>
+  </w:num>
+  <w:num w:numId="3" w16cid:durableId="652174733">
+    <w:abstractNumId w:val="5"/>
+  </w:num>
+  <w:num w:numId="4" w16cid:durableId="59179967">
+    <w:abstractNumId w:val="4"/>
+  </w:num>
+  <w:num w:numId="5" w16cid:durableId="521361360">
+    <w:abstractNumId w:val="25"/>
+  </w:num>
+  <w:num w:numId="6" w16cid:durableId="799346855">
+    <w:abstractNumId w:val="3"/>
+  </w:num>
+  <w:num w:numId="7" w16cid:durableId="207566968">
+    <w:abstractNumId w:val="2"/>
+  </w:num>
+  <w:num w:numId="8" w16cid:durableId="1902255066">
+    <w:abstractNumId w:val="7"/>
+  </w:num>
+  <w:num w:numId="9" w16cid:durableId="1035496581">
+    <w:abstractNumId w:val="9"/>
+  </w:num>
+  <w:num w:numId="10" w16cid:durableId="2040623910">
     <w:abstractNumId w:val="0"/>
+  </w:num>
+  <w:num w:numId="11" w16cid:durableId="288634227">
+    <w:abstractNumId w:val="17"/>
+  </w:num>
+  <w:num w:numId="12" w16cid:durableId="105583581">
+    <w:abstractNumId w:val="10"/>
+  </w:num>
+  <w:num w:numId="13" w16cid:durableId="149518492">
+    <w:abstractNumId w:val="8"/>
+  </w:num>
+  <w:num w:numId="14" w16cid:durableId="598147687">
+    <w:abstractNumId w:val="14"/>
+  </w:num>
+  <w:num w:numId="15" w16cid:durableId="1943882055">
+    <w:abstractNumId w:val="24"/>
+  </w:num>
+  <w:num w:numId="16" w16cid:durableId="1851792177">
+    <w:abstractNumId w:val="20"/>
+  </w:num>
+  <w:num w:numId="17" w16cid:durableId="534395089">
+    <w:abstractNumId w:val="23"/>
+  </w:num>
+  <w:num w:numId="18" w16cid:durableId="787161124">
+    <w:abstractNumId w:val="21"/>
+  </w:num>
+  <w:num w:numId="19" w16cid:durableId="587807889">
+    <w:abstractNumId w:val="13"/>
+  </w:num>
+  <w:num w:numId="20" w16cid:durableId="2045790846">
+    <w:abstractNumId w:val="16"/>
+  </w:num>
+  <w:num w:numId="21" w16cid:durableId="823351937">
+    <w:abstractNumId w:val="1"/>
+  </w:num>
+  <w:num w:numId="22" w16cid:durableId="1714891653">
+    <w:abstractNumId w:val="15"/>
+  </w:num>
+  <w:num w:numId="23" w16cid:durableId="1290816469">
+    <w:abstractNumId w:val="12"/>
+  </w:num>
+  <w:num w:numId="24" w16cid:durableId="1057969196">
+    <w:abstractNumId w:val="22"/>
+  </w:num>
+  <w:num w:numId="25" w16cid:durableId="1058748388">
+    <w:abstractNumId w:val="19"/>
+  </w:num>
+  <w:num w:numId="26" w16cid:durableId="2096633732">
+    <w:abstractNumId w:val="26"/>
+  </w:num>
+  <w:num w:numId="27" w16cid:durableId="655840629">
+    <w:abstractNumId w:val="18"/>
+  </w:num>
+  <w:num w:numId="28" w16cid:durableId="1399012236">
+    <w:abstractNumId w:val="6"/>
   </w:num>
 </w:numbering>
 </file>
